--- a/docs/handover/system-maintenance-document.docx
+++ b/docs/handover/system-maintenance-document.docx
@@ -73,7 +73,7 @@
               <w:jc w:val="left"/>
             </w:pPr>
             <w:r>
-              <w:t xml:space="preserve">DRAFT 0.2 — for team review. Sections marked ⚠</w:t>
+              <w:t xml:space="preserve">DRAFT 0.3 — for team review. Sections marked ⚠</w:t>
             </w:r>
             <w:r>
               <w:t xml:space="preserve"> </w:t>
@@ -338,7 +338,16 @@
               <w:t xml:space="preserve"> </w:t>
             </w:r>
             <w:r>
-              <w:t xml:space="preserve">(quick start), the User Document (end-user walkthrough of the dashboard and CLI), the two ADRs under</w:t>
+              <w:t xml:space="preserve">(quick start), the User Document (</w:t>
+            </w:r>
+            <w:r>
+              <w:rPr>
+                <w:rStyle w:val="VerbatimChar"/>
+              </w:rPr>
+              <w:t xml:space="preserve">docs/handover/user-document.md</w:t>
+            </w:r>
+            <w:r>
+              <w:t xml:space="preserve">: how the numbers are made, with worked examples, and the dashboard walkthrough), the two ADRs under</w:t>
             </w:r>
             <w:r>
               <w:t xml:space="preserve"> </w:t>
@@ -24563,6 +24572,24 @@
     <w:p>
       <w:pPr>
         <w:pStyle w:val="FirstParagraph"/>
+      </w:pPr>
+      <w:r>
+        <w:rPr>
+          <w:bCs/>
+          <w:b/>
+        </w:rPr>
+        <w:t xml:space="preserve">For the reasoning behind these rules,</w:t>
+      </w:r>
+      <w:r>
+        <w:t xml:space="preserve"> </w:t>
+      </w:r>
+      <w:r>
+        <w:t xml:space="preserve">with flowcharts and one worked student per priority group, see the User Document, Chapters 2 to 4. This appendix is the formal definition; that document is the explanation.</w:t>
+      </w:r>
+    </w:p>
+    <w:p>
+      <w:pPr>
+        <w:pStyle w:val="BodyText"/>
       </w:pPr>
       <w:r>
         <w:rPr>
@@ -31494,6 +31521,56 @@
             </w:pPr>
             <w:r>
               <w:t xml:space="preserve">Added Appendix B, Metrics reference; former Appendices B and C are now C and D. Added Figure 5b and the pointer to the learning-plan traceability document.</w:t>
+            </w:r>
+          </w:p>
+        </w:tc>
+      </w:tr>
+      <w:tr>
+        <w:tc>
+          <w:tcPr/>
+          <w:p>
+            <w:pPr>
+              <w:pStyle w:val="Compact"/>
+              <w:jc w:val="left"/>
+            </w:pPr>
+            <w:r>
+              <w:t xml:space="preserve">0.3</w:t>
+            </w:r>
+          </w:p>
+        </w:tc>
+        <w:tc>
+          <w:tcPr/>
+          <w:p>
+            <w:pPr>
+              <w:pStyle w:val="Compact"/>
+              <w:jc w:val="left"/>
+            </w:pPr>
+            <w:r>
+              <w:t xml:space="preserve">29 Sep 2026</w:t>
+            </w:r>
+          </w:p>
+        </w:tc>
+        <w:tc>
+          <w:tcPr/>
+          <w:p>
+            <w:pPr>
+              <w:pStyle w:val="Compact"/>
+              <w:jc w:val="left"/>
+            </w:pPr>
+            <w:r>
+              <w:t xml:space="preserve">Allan Campton (drafted with Claude Code)</w:t>
+            </w:r>
+          </w:p>
+        </w:tc>
+        <w:tc>
+          <w:tcPr/>
+          <w:p>
+            <w:pPr>
+              <w:pStyle w:val="Compact"/>
+              <w:jc w:val="left"/>
+            </w:pPr>
+            <w:r>
+              <w:t xml:space="preserve">Companion-document row and Appendix B now point at the User Document, which holds the explanation and worked examples behind the classification rules.</w:t>
             </w:r>
           </w:p>
         </w:tc>

--- a/docs/handover/system-maintenance-document.docx
+++ b/docs/handover/system-maintenance-document.docx
@@ -28,7 +28,7 @@
         </w:p>
       </w:sdtContent>
     </w:sdt>
-    <w:bookmarkStart w:id="104" w:name="X360fa8bb0e8f6d1283c3e1214c3bc90f5bd9c66"/>
+    <w:bookmarkStart w:id="105" w:name="X360fa8bb0e8f6d1283c3e1214c3bc90f5bd9c66"/>
     <w:p>
       <w:pPr>
         <w:pStyle w:val="Heading1"/>
@@ -73,7 +73,7 @@
               <w:jc w:val="left"/>
             </w:pPr>
             <w:r>
-              <w:t xml:space="preserve">DRAFT 0.4 — for team review. Sections marked ⚠</w:t>
+              <w:t xml:space="preserve">DRAFT 0.5 — for team review. Sections marked ⚠</w:t>
             </w:r>
             <w:r>
               <w:t xml:space="preserve"> </w:t>
@@ -173,7 +173,7 @@
               <w:t xml:space="preserve"> </w:t>
             </w:r>
             <w:r>
-              <w:t xml:space="preserve">(2 Oct 2026, after PR #49) plus the two open code pull requests, #25 (clusters page) and #52 (practice quiz), which are labelled where they matter. PR #48 is this document’s own branch.</w:t>
+              <w:t xml:space="preserve">(2 Oct 2026, after PR #49) plus the open code pull requests #25 (clusters page), #52 (practice quiz) and the IOLG-106 trajectory branch this revision ships on, labelled where they matter. PR #48 holds the previous revision of this document.</w:t>
             </w:r>
           </w:p>
         </w:tc>
@@ -867,6 +867,32 @@
             </w:pPr>
             <w:r>
               <w:t xml:space="preserve">Working (IOLG-107, PR #33; IOLG-122, PR #35)</w:t>
+            </w:r>
+          </w:p>
+        </w:tc>
+      </w:tr>
+      <w:tr>
+        <w:tc>
+          <w:tcPr/>
+          <w:p>
+            <w:pPr>
+              <w:pStyle w:val="Compact"/>
+              <w:jc w:val="left"/>
+            </w:pPr>
+            <w:r>
+              <w:t xml:space="preserve">Trajectory: declared subject sequence, subject chain on every gap card, configurable stable band</w:t>
+            </w:r>
+          </w:p>
+        </w:tc>
+        <w:tc>
+          <w:tcPr/>
+          <w:p>
+            <w:pPr>
+              <w:pStyle w:val="Compact"/>
+              <w:jc w:val="left"/>
+            </w:pPr>
+            <w:r>
+              <w:t xml:space="preserve">Built on the IOLG-106 branch (§3.11)</w:t>
             </w:r>
           </w:p>
         </w:tc>
@@ -3639,6 +3665,96 @@
           </w:p>
         </w:tc>
       </w:tr>
+      <w:tr>
+        <w:tc>
+          <w:tcPr/>
+          <w:p>
+            <w:pPr>
+              <w:pStyle w:val="Compact"/>
+              <w:jc w:val="left"/>
+            </w:pPr>
+            <w:r>
+              <w:rPr>
+                <w:bCs/>
+                <w:b/>
+              </w:rPr>
+              <w:t xml:space="preserve">D12</w:t>
+            </w:r>
+          </w:p>
+        </w:tc>
+        <w:tc>
+          <w:tcPr/>
+          <w:p>
+            <w:pPr>
+              <w:pStyle w:val="Compact"/>
+              <w:jc w:val="left"/>
+            </w:pPr>
+            <w:r>
+              <w:t xml:space="preserve">student</w:t>
+            </w:r>
+          </w:p>
+        </w:tc>
+        <w:tc>
+          <w:tcPr/>
+          <w:p>
+            <w:pPr>
+              <w:pStyle w:val="Compact"/>
+              <w:jc w:val="left"/>
+            </w:pPr>
+            <w:r>
+              <w:t xml:space="preserve">each gap’s subjects shown in the order my degree intends, with the ones I have not sat yet marked, and the page saying which rule ordered them</w:t>
+            </w:r>
+          </w:p>
+        </w:tc>
+        <w:tc>
+          <w:tcPr/>
+          <w:p>
+            <w:pPr>
+              <w:pStyle w:val="Compact"/>
+              <w:jc w:val="left"/>
+            </w:pPr>
+            <w:r>
+              <w:t xml:space="preserve">I know where this weakness is assessed next and can prepare</w:t>
+            </w:r>
+          </w:p>
+        </w:tc>
+        <w:tc>
+          <w:tcPr/>
+          <w:p>
+            <w:pPr>
+              <w:pStyle w:val="Compact"/>
+              <w:jc w:val="left"/>
+            </w:pPr>
+            <w:r>
+              <w:t xml:space="preserve">R5</w:t>
+            </w:r>
+          </w:p>
+        </w:tc>
+        <w:tc>
+          <w:tcPr/>
+          <w:p>
+            <w:pPr>
+              <w:pStyle w:val="Compact"/>
+              <w:jc w:val="left"/>
+            </w:pPr>
+            <w:r>
+              <w:t xml:space="preserve">IOLG-106</w:t>
+            </w:r>
+          </w:p>
+        </w:tc>
+        <w:tc>
+          <w:tcPr/>
+          <w:p>
+            <w:pPr>
+              <w:pStyle w:val="Compact"/>
+              <w:jc w:val="left"/>
+            </w:pPr>
+            <w:r>
+              <w:t xml:space="preserve">Built, IOLG-106 branch (added in 0.5; not in the UAT checklist)</w:t>
+            </w:r>
+          </w:p>
+        </w:tc>
+      </w:tr>
     </w:tbl>
     <w:p>
       <w:pPr>
@@ -3656,7 +3772,7 @@
       </w:r>
     </w:p>
     <w:bookmarkEnd w:id="25"/>
-    <w:bookmarkStart w:id="57" w:name="design-and-implementation"/>
+    <w:bookmarkStart w:id="58" w:name="design-and-implementation"/>
     <w:p>
       <w:pPr>
         <w:pStyle w:val="Heading2"/>
@@ -8241,6 +8357,151 @@
           <w:bCs/>
           <w:b/>
         </w:rPr>
+        <w:t xml:space="preserve">D19. Progress is order, not time, and the order is declared</w:t>
+      </w:r>
+      <w:r>
+        <w:t xml:space="preserve"> </w:t>
+      </w:r>
+      <w:r>
+        <w:t xml:space="preserve">(IOLG-106). The workbook has no dates, so the only honest meaning of progress is position in the intended subject sequence. That sequence is configuration (</w:t>
+      </w:r>
+      <w:r>
+        <w:rPr>
+          <w:rStyle w:val="VerbatimChar"/>
+        </w:rPr>
+        <w:t xml:space="preserve">LJA_SUBJECT_SEQUENCE</w:t>
+      </w:r>
+      <w:r>
+        <w:t xml:space="preserve">), where the owner’s course map (FR-1.7) goes when supplied, with the year digit in the subject code as the documented fallback and</w:t>
+      </w:r>
+      <w:r>
+        <w:t xml:space="preserve"> </w:t>
+      </w:r>
+      <w:r>
+        <w:t xml:space="preserve">“</w:t>
+      </w:r>
+      <w:r>
+        <w:t xml:space="preserve">unknown</w:t>
+      </w:r>
+      <w:r>
+        <w:t xml:space="preserve">”</w:t>
+      </w:r>
+      <w:r>
+        <w:t xml:space="preserve"> </w:t>
+      </w:r>
+      <w:r>
+        <w:t xml:space="preserve">when neither applies. Every trajectory carries a</w:t>
+      </w:r>
+      <w:r>
+        <w:t xml:space="preserve"> </w:t>
+      </w:r>
+      <w:r>
+        <w:rPr>
+          <w:rStyle w:val="VerbatimChar"/>
+        </w:rPr>
+        <w:t xml:space="preserve">basis</w:t>
+      </w:r>
+      <w:r>
+        <w:t xml:space="preserve"> </w:t>
+      </w:r>
+      <w:r>
+        <w:t xml:space="preserve">saying which rule ordered it, as every gap carries a</w:t>
+      </w:r>
+      <w:r>
+        <w:t xml:space="preserve"> </w:t>
+      </w:r>
+      <w:r>
+        <w:rPr>
+          <w:rStyle w:val="VerbatimChar"/>
+        </w:rPr>
+        <w:t xml:space="preserve">classification_basis</w:t>
+      </w:r>
+      <w:r>
+        <w:t xml:space="preserve">, and the stable band that separates improving from stable from declining is</w:t>
+      </w:r>
+      <w:r>
+        <w:t xml:space="preserve"> </w:t>
+      </w:r>
+      <w:r>
+        <w:rPr>
+          <w:rStyle w:val="VerbatimChar"/>
+        </w:rPr>
+        <w:t xml:space="preserve">LJA_TREND_STABLE_BAND</w:t>
+      </w:r>
+      <w:r>
+        <w:t xml:space="preserve">, shown on</w:t>
+      </w:r>
+      <w:r>
+        <w:t xml:space="preserve"> </w:t>
+      </w:r>
+      <w:r>
+        <w:rPr>
+          <w:rStyle w:val="VerbatimChar"/>
+        </w:rPr>
+        <w:t xml:space="preserve">/run</w:t>
+      </w:r>
+      <w:r>
+        <w:t xml:space="preserve"> </w:t>
+      </w:r>
+      <w:r>
+        <w:t xml:space="preserve">with the gap thresholds. The subjects ahead of a student are listed as where the competency is assessed next and labelled</w:t>
+      </w:r>
+      <w:r>
+        <w:t xml:space="preserve"> </w:t>
+      </w:r>
+      <w:r>
+        <w:t xml:space="preserve">“</w:t>
+      </w:r>
+      <w:r>
+        <w:t xml:space="preserve">prepare</w:t>
+      </w:r>
+      <w:r>
+        <w:t xml:space="preserve">”</w:t>
+      </w:r>
+      <w:r>
+        <w:t xml:space="preserve">, never</w:t>
+      </w:r>
+      <w:r>
+        <w:t xml:space="preserve"> </w:t>
+      </w:r>
+      <w:r>
+        <w:t xml:space="preserve">“</w:t>
+      </w:r>
+      <w:r>
+        <w:t xml:space="preserve">avoid</w:t>
+      </w:r>
+      <w:r>
+        <w:t xml:space="preserve">”</w:t>
+      </w:r>
+      <w:r>
+        <w:t xml:space="preserve">: subject choice is an academic decision whose rules the system does not hold.</w:t>
+      </w:r>
+      <w:r>
+        <w:t xml:space="preserve"> </w:t>
+      </w:r>
+      <w:r>
+        <w:rPr>
+          <w:iCs/>
+          <w:i/>
+        </w:rPr>
+        <w:t xml:space="preserve">Traceability (R5); the tender guardrail that mastery estimates are formative.</w:t>
+      </w:r>
+      <w:r>
+        <w:t xml:space="preserve"> </w:t>
+      </w:r>
+      <w:r>
+        <w:t xml:space="preserve">Limitation: two or three points per competency is an ordering, not a slope, and nothing here extrapolates.</w:t>
+      </w:r>
+    </w:p>
+    <w:p>
+      <w:pPr>
+        <w:pStyle w:val="BodyText"/>
+      </w:pPr>
+      <w:r>
+        <w:rPr>
+          <w:bCs/>
+          <w:b/>
+        </w:rPr>
         <w:t xml:space="preserve">D18. Embeddings are used for the catalogue’s competency tags, not yet for the pipeline’s clustering.</w:t>
       </w:r>
       <w:r>
@@ -10125,22 +10386,25 @@
         <w:t xml:space="preserve"> </w:t>
       </w:r>
       <w:r>
-        <w:t xml:space="preserve">means position in the declared subject sequence, not time;</w:t>
-      </w:r>
-      <w:r>
-        <w:t xml:space="preserve"> </w:t>
-      </w:r>
-      <w:r>
-        <w:rPr>
-          <w:rStyle w:val="VerbatimChar"/>
-        </w:rPr>
-        <w:t xml:space="preserve">future_subjects</w:t>
-      </w:r>
-      <w:r>
-        <w:t xml:space="preserve"> </w:t>
-      </w:r>
-      <w:r>
-        <w:t xml:space="preserve">is always empty on the three-subject fixture.</w:t>
+        <w:t xml:space="preserve">means position in the declared subject sequence (D19), not time. On the three-subject fixture every student has sat all three subjects, so no gap card shows a subject ahead; the</w:t>
+      </w:r>
+      <w:r>
+        <w:t xml:space="preserve"> </w:t>
+      </w:r>
+      <w:r>
+        <w:t xml:space="preserve">“</w:t>
+      </w:r>
+      <w:r>
+        <w:t xml:space="preserve">ahead</w:t>
+      </w:r>
+      <w:r>
+        <w:t xml:space="preserve">”</w:t>
+      </w:r>
+      <w:r>
+        <w:t xml:space="preserve"> </w:t>
+      </w:r>
+      <w:r>
+        <w:t xml:space="preserve">case appears on the generated cohorts.</w:t>
       </w:r>
     </w:p>
     <w:p>
@@ -11656,6 +11920,708 @@
         <w:t xml:space="preserve">means one of two things, neither built: feed real course material (lecture notes, tutorial questions, rubric criteria text) so a question can be checked against a source, or run the blind pass on an independent model and reject on disagreement. Until then the quiz is a staff tool, not a student one.</w:t>
       </w:r>
     </w:p>
+    <w:bookmarkEnd w:id="56"/>
+    <w:bookmarkStart w:id="57" w:name="X3ab99d062148d37864863aae600335a63fa2733"/>
+    <w:p>
+      <w:pPr>
+        <w:pStyle w:val="Heading3"/>
+      </w:pPr>
+      <w:r>
+        <w:t xml:space="preserve">3.11 Trajectory: a competency across the subject sequence</w:t>
+      </w:r>
+    </w:p>
+    <w:p>
+      <w:pPr>
+        <w:pStyle w:val="FirstParagraph"/>
+      </w:pPr>
+      <w:r>
+        <w:rPr>
+          <w:rStyle w:val="VerbatimChar"/>
+        </w:rPr>
+        <w:t xml:space="preserve">lja/model/trajectory.py</w:t>
+      </w:r>
+      <w:r>
+        <w:t xml:space="preserve"> </w:t>
+      </w:r>
+      <w:r>
+        <w:t xml:space="preserve">(IOLG-106) places the per-subject evidence behind one competency verdict in the order the degree intends the subjects to be taken, with the subjects the student has not sat yet ahead of them. It answers the two questions a gap card raises: is this weakness recurring as the student moves through the sequence, and where is it assessed next. It is the thing the owner described on 11 August as</w:t>
+      </w:r>
+      <w:r>
+        <w:t xml:space="preserve"> </w:t>
+      </w:r>
+      <w:r>
+        <w:t xml:space="preserve">“</w:t>
+      </w:r>
+      <w:r>
+        <w:t xml:space="preserve">gap in first year, consequence in third year</w:t>
+      </w:r>
+      <w:r>
+        <w:t xml:space="preserve">”</w:t>
+      </w:r>
+      <w:r>
+        <w:t xml:space="preserve">.</w:t>
+      </w:r>
+    </w:p>
+    <w:tbl>
+      <w:tblPr>
+        <w:tblStyle w:val="Table"/>
+        <w:tblW w:type="pct" w:w="5000"/>
+        <w:jc w:val="start"/>
+        <w:tblLook w:firstRow="1" w:lastRow="0" w:firstColumn="0" w:lastColumn="0" w:noHBand="0" w:noVBand="0" w:val="0020"/>
+      </w:tblPr>
+      <w:tblGrid>
+        <w:gridCol w:w="3960"/>
+        <w:gridCol w:w="3960"/>
+      </w:tblGrid>
+      <w:tr>
+        <w:trPr>
+          <w:tblHeader w:val="true"/>
+        </w:trPr>
+        <w:tc>
+          <w:tcPr/>
+          <w:p>
+            <w:pPr>
+              <w:pStyle w:val="Compact"/>
+              <w:jc w:val="left"/>
+            </w:pPr>
+            <w:r>
+              <w:t xml:space="preserve">Type</w:t>
+            </w:r>
+          </w:p>
+        </w:tc>
+        <w:tc>
+          <w:tcPr/>
+          <w:p>
+            <w:pPr>
+              <w:pStyle w:val="Compact"/>
+              <w:jc w:val="left"/>
+            </w:pPr>
+            <w:r>
+              <w:t xml:space="preserve">Holds</w:t>
+            </w:r>
+          </w:p>
+        </w:tc>
+      </w:tr>
+      <w:tr>
+        <w:tc>
+          <w:tcPr/>
+          <w:p>
+            <w:pPr>
+              <w:pStyle w:val="Compact"/>
+              <w:jc w:val="left"/>
+            </w:pPr>
+            <w:r>
+              <w:rPr>
+                <w:rStyle w:val="VerbatimChar"/>
+              </w:rPr>
+              <w:t xml:space="preserve">SubjectSequence</w:t>
+            </w:r>
+          </w:p>
+        </w:tc>
+        <w:tc>
+          <w:tcPr/>
+          <w:p>
+            <w:pPr>
+              <w:pStyle w:val="Compact"/>
+              <w:jc w:val="left"/>
+            </w:pPr>
+            <w:r>
+              <w:t xml:space="preserve">The declared order, parsed from</w:t>
+            </w:r>
+            <w:r>
+              <w:t xml:space="preserve"> </w:t>
+            </w:r>
+            <w:r>
+              <w:rPr>
+                <w:rStyle w:val="VerbatimChar"/>
+              </w:rPr>
+              <w:t xml:space="preserve">LJA_SUBJECT_SEQUENCE</w:t>
+            </w:r>
+            <w:r>
+              <w:t xml:space="preserve">.</w:t>
+            </w:r>
+            <w:r>
+              <w:t xml:space="preserve"> </w:t>
+            </w:r>
+            <w:r>
+              <w:rPr>
+                <w:rStyle w:val="VerbatimChar"/>
+              </w:rPr>
+              <w:t xml:space="preserve">position(code)</w:t>
+            </w:r>
+            <w:r>
+              <w:t xml:space="preserve"> </w:t>
+            </w:r>
+            <w:r>
+              <w:t xml:space="preserve">returns a</w:t>
+            </w:r>
+            <w:r>
+              <w:t xml:space="preserve"> </w:t>
+            </w:r>
+            <w:r>
+              <w:rPr>
+                <w:rStyle w:val="VerbatimChar"/>
+              </w:rPr>
+              <w:t xml:space="preserve">SequencePosition</w:t>
+            </w:r>
+            <w:r>
+              <w:t xml:space="preserve"> </w:t>
+            </w:r>
+            <w:r>
+              <w:t xml:space="preserve">with a</w:t>
+            </w:r>
+            <w:r>
+              <w:t xml:space="preserve"> </w:t>
+            </w:r>
+            <w:r>
+              <w:rPr>
+                <w:rStyle w:val="VerbatimChar"/>
+              </w:rPr>
+              <w:t xml:space="preserve">source</w:t>
+            </w:r>
+            <w:r>
+              <w:t xml:space="preserve">:</w:t>
+            </w:r>
+            <w:r>
+              <w:t xml:space="preserve"> </w:t>
+            </w:r>
+            <w:r>
+              <w:rPr>
+                <w:iCs/>
+                <w:i/>
+              </w:rPr>
+              <w:t xml:space="preserve">declared sequence</w:t>
+            </w:r>
+            <w:r>
+              <w:t xml:space="preserve"> </w:t>
+            </w:r>
+            <w:r>
+              <w:t xml:space="preserve">for a listed subject,</w:t>
+            </w:r>
+            <w:r>
+              <w:t xml:space="preserve"> </w:t>
+            </w:r>
+            <w:r>
+              <w:rPr>
+                <w:iCs/>
+                <w:i/>
+              </w:rPr>
+              <w:t xml:space="preserve">year digit</w:t>
+            </w:r>
+            <w:r>
+              <w:t xml:space="preserve"> </w:t>
+            </w:r>
+            <w:r>
+              <w:t xml:space="preserve">for one placed by the digit in its code,</w:t>
+            </w:r>
+            <w:r>
+              <w:t xml:space="preserve"> </w:t>
+            </w:r>
+            <w:r>
+              <w:rPr>
+                <w:iCs/>
+                <w:i/>
+              </w:rPr>
+              <w:t xml:space="preserve">unknown</w:t>
+            </w:r>
+            <w:r>
+              <w:t xml:space="preserve"> </w:t>
+            </w:r>
+            <w:r>
+              <w:t xml:space="preserve">otherwise. Declared subjects sort first, then year-digit ones by year, then unknown ones alphabetically.</w:t>
+            </w:r>
+          </w:p>
+        </w:tc>
+      </w:tr>
+      <w:tr>
+        <w:tc>
+          <w:tcPr/>
+          <w:p>
+            <w:pPr>
+              <w:pStyle w:val="Compact"/>
+              <w:jc w:val="left"/>
+            </w:pPr>
+            <w:r>
+              <w:rPr>
+                <w:rStyle w:val="VerbatimChar"/>
+              </w:rPr>
+              <w:t xml:space="preserve">TrajectoryPoint</w:t>
+            </w:r>
+          </w:p>
+        </w:tc>
+        <w:tc>
+          <w:tcPr/>
+          <w:p>
+            <w:pPr>
+              <w:pStyle w:val="Compact"/>
+              <w:jc w:val="left"/>
+            </w:pPr>
+            <w:r>
+              <w:t xml:space="preserve">One subject in the competency: its source, year level, whether the student has sat it, the per-subject attainment (the same figure as the gap card’s evidence table) and observation count.</w:t>
+            </w:r>
+          </w:p>
+        </w:tc>
+      </w:tr>
+      <w:tr>
+        <w:tc>
+          <w:tcPr/>
+          <w:p>
+            <w:pPr>
+              <w:pStyle w:val="Compact"/>
+              <w:jc w:val="left"/>
+            </w:pPr>
+            <w:r>
+              <w:rPr>
+                <w:rStyle w:val="VerbatimChar"/>
+              </w:rPr>
+              <w:t xml:space="preserve">Trajectory</w:t>
+            </w:r>
+          </w:p>
+        </w:tc>
+        <w:tc>
+          <w:tcPr/>
+          <w:p>
+            <w:pPr>
+              <w:pStyle w:val="Compact"/>
+              <w:jc w:val="left"/>
+            </w:pPr>
+            <w:r>
+              <w:t xml:space="preserve">The points in order;</w:t>
+            </w:r>
+            <w:r>
+              <w:t xml:space="preserve"> </w:t>
+            </w:r>
+            <w:r>
+              <w:rPr>
+                <w:rStyle w:val="VerbatimChar"/>
+              </w:rPr>
+              <w:t xml:space="preserve">delta</w:t>
+            </w:r>
+            <w:r>
+              <w:t xml:space="preserve"> </w:t>
+            </w:r>
+            <w:r>
+              <w:t xml:space="preserve">(last ordered subject sat minus first, one decimal place) and</w:t>
+            </w:r>
+            <w:r>
+              <w:t xml:space="preserve"> </w:t>
+            </w:r>
+            <w:r>
+              <w:rPr>
+                <w:rStyle w:val="VerbatimChar"/>
+              </w:rPr>
+              <w:t xml:space="preserve">label</w:t>
+            </w:r>
+            <w:r>
+              <w:t xml:space="preserve"> </w:t>
+            </w:r>
+            <w:r>
+              <w:t xml:space="preserve">(improving, stable, declining, insufficient evidence);</w:t>
+            </w:r>
+            <w:r>
+              <w:t xml:space="preserve"> </w:t>
+            </w:r>
+            <w:r>
+              <w:rPr>
+                <w:rStyle w:val="VerbatimChar"/>
+              </w:rPr>
+              <w:t xml:space="preserve">basis</w:t>
+            </w:r>
+            <w:r>
+              <w:t xml:space="preserve"> </w:t>
+            </w:r>
+            <w:r>
+              <w:t xml:space="preserve">(which source ordered the subjects sat: declared sequence, year digit, mixed, none); the band in force.</w:t>
+            </w:r>
+            <w:r>
+              <w:t xml:space="preserve"> </w:t>
+            </w:r>
+            <w:r>
+              <w:rPr>
+                <w:rStyle w:val="VerbatimChar"/>
+              </w:rPr>
+              <w:t xml:space="preserve">taken</w:t>
+            </w:r>
+            <w:r>
+              <w:t xml:space="preserve"> </w:t>
+            </w:r>
+            <w:r>
+              <w:t xml:space="preserve">and</w:t>
+            </w:r>
+            <w:r>
+              <w:t xml:space="preserve"> </w:t>
+            </w:r>
+            <w:r>
+              <w:rPr>
+                <w:rStyle w:val="VerbatimChar"/>
+              </w:rPr>
+              <w:t xml:space="preserve">ahead</w:t>
+            </w:r>
+            <w:r>
+              <w:t xml:space="preserve"> </w:t>
+            </w:r>
+            <w:r>
+              <w:t xml:space="preserve">are the two halves.</w:t>
+            </w:r>
+          </w:p>
+        </w:tc>
+      </w:tr>
+    </w:tbl>
+    <w:p>
+      <w:pPr>
+        <w:pStyle w:val="BodyText"/>
+      </w:pPr>
+      <w:r>
+        <w:rPr>
+          <w:rStyle w:val="VerbatimChar"/>
+        </w:rPr>
+        <w:t xml:space="preserve">compute_trajectory(dataset, clustering, student_id, competency_label)</w:t>
+      </w:r>
+      <w:r>
+        <w:t xml:space="preserve"> </w:t>
+      </w:r>
+      <w:r>
+        <w:t xml:space="preserve">builds one;</w:t>
+      </w:r>
+      <w:r>
+        <w:t xml:space="preserve"> </w:t>
+      </w:r>
+      <w:r>
+        <w:rPr>
+          <w:rStyle w:val="VerbatimChar"/>
+        </w:rPr>
+        <w:t xml:space="preserve">compute_trajectories()</w:t>
+      </w:r>
+      <w:r>
+        <w:t xml:space="preserve"> </w:t>
+      </w:r>
+      <w:r>
+        <w:t xml:space="preserve">builds them for a list of (student, competency) pairs, the gap report’s own grain.</w:t>
+      </w:r>
+      <w:r>
+        <w:t xml:space="preserve"> </w:t>
+      </w:r>
+      <w:r>
+        <w:rPr>
+          <w:rStyle w:val="VerbatimChar"/>
+        </w:rPr>
+        <w:t xml:space="preserve">describe_trend()</w:t>
+      </w:r>
+      <w:r>
+        <w:t xml:space="preserve"> </w:t>
+      </w:r>
+      <w:r>
+        <w:t xml:space="preserve">in</w:t>
+      </w:r>
+      <w:r>
+        <w:t xml:space="preserve"> </w:t>
+      </w:r>
+      <w:r>
+        <w:rPr>
+          <w:rStyle w:val="VerbatimChar"/>
+        </w:rPr>
+        <w:t xml:space="preserve">gap_evidence.py</w:t>
+      </w:r>
+      <w:r>
+        <w:t xml:space="preserve">, which the dashboard, the plan context, the export and the outcome-quality progressions all call, is now a thin alias over the same ordering and band, so every trend word on every page and in every file is computed one way.</w:t>
+      </w:r>
+    </w:p>
+    <w:p>
+      <w:pPr>
+        <w:pStyle w:val="BodyText"/>
+      </w:pPr>
+      <w:r>
+        <w:rPr>
+          <w:bCs/>
+          <w:b/>
+        </w:rPr>
+        <w:t xml:space="preserve">Rules.</w:t>
+      </w:r>
+      <w:r>
+        <w:t xml:space="preserve"> </w:t>
+      </w:r>
+      <w:r>
+        <w:t xml:space="preserve">A subject the student has sat but with no result touching this competency’s SILOs is</w:t>
+      </w:r>
+      <w:r>
+        <w:t xml:space="preserve"> </w:t>
+      </w:r>
+      <w:r>
+        <w:rPr>
+          <w:iCs/>
+          <w:i/>
+        </w:rPr>
+        <w:t xml:space="preserve">taken</w:t>
+      </w:r>
+      <w:r>
+        <w:t xml:space="preserve">, not ahead. An unknown student has nothing ahead. Only ordered subjects take part in the trend; fewer than two is</w:t>
+      </w:r>
+      <w:r>
+        <w:t xml:space="preserve"> </w:t>
+      </w:r>
+      <w:r>
+        <w:rPr>
+          <w:iCs/>
+          <w:i/>
+        </w:rPr>
+        <w:t xml:space="preserve">insufficient evidence</w:t>
+      </w:r>
+      <w:r>
+        <w:t xml:space="preserve">. The band test is strict: a delta exactly equal to the band is stable.</w:t>
+      </w:r>
+    </w:p>
+    <w:p>
+      <w:pPr>
+        <w:pStyle w:val="BodyText"/>
+      </w:pPr>
+      <w:r>
+        <w:rPr>
+          <w:bCs/>
+          <w:b/>
+        </w:rPr>
+        <w:t xml:space="preserve">On the dashboard.</w:t>
+      </w:r>
+      <w:r>
+        <w:t xml:space="preserve"> </w:t>
+      </w:r>
+      <w:r>
+        <w:t xml:space="preserve">Each gap card carries the subject chain under the trend line: taken subjects as plain chips with their attainment, subjects ahead as amber dashed chips marked</w:t>
+      </w:r>
+      <w:r>
+        <w:t xml:space="preserve"> </w:t>
+      </w:r>
+      <w:r>
+        <w:t xml:space="preserve">“</w:t>
+      </w:r>
+      <w:r>
+        <w:t xml:space="preserve">ahead · prepare</w:t>
+      </w:r>
+      <w:r>
+        <w:t xml:space="preserve">”</w:t>
+      </w:r>
+      <w:r>
+        <w:t xml:space="preserve"> </w:t>
+      </w:r>
+      <w:r>
+        <w:t xml:space="preserve">(the marker appears only on a gap, because</w:t>
+      </w:r>
+      <w:r>
+        <w:t xml:space="preserve"> </w:t>
+      </w:r>
+      <w:r>
+        <w:t xml:space="preserve">“</w:t>
+      </w:r>
+      <w:r>
+        <w:t xml:space="preserve">prepare for</w:t>
+      </w:r>
+      <w:r>
+        <w:t xml:space="preserve">”</w:t>
+      </w:r>
+      <w:r>
+        <w:t xml:space="preserve"> </w:t>
+      </w:r>
+      <w:r>
+        <w:t xml:space="preserve">is advice about a weakness, not a remark about a strength), and an</w:t>
+      </w:r>
+      <w:r>
+        <w:t xml:space="preserve"> </w:t>
+      </w:r>
+      <w:r>
+        <w:t xml:space="preserve">“</w:t>
+      </w:r>
+      <w:r>
+        <w:t xml:space="preserve">order:</w:t>
+      </w:r>
+      <w:r>
+        <w:t xml:space="preserve">”</w:t>
+      </w:r>
+      <w:r>
+        <w:t xml:space="preserve"> </w:t>
+      </w:r>
+      <w:r>
+        <w:t xml:space="preserve">note giving the basis. The existing</w:t>
+      </w:r>
+      <w:r>
+        <w:t xml:space="preserve"> </w:t>
+      </w:r>
+      <w:r>
+        <w:t xml:space="preserve">“</w:t>
+      </w:r>
+      <w:r>
+        <w:t xml:space="preserve">flag for intervention</w:t>
+      </w:r>
+      <w:r>
+        <w:t xml:space="preserve">”</w:t>
+      </w:r>
+      <w:r>
+        <w:t xml:space="preserve"> </w:t>
+      </w:r>
+      <w:r>
+        <w:t xml:space="preserve">sentence now lists the subjects ahead in sequence order and says the first is where it comes up next. The progress table’s columns follow the same order.</w:t>
+      </w:r>
+      <w:r>
+        <w:t xml:space="preserve"> </w:t>
+      </w:r>
+      <w:r>
+        <w:rPr>
+          <w:rStyle w:val="VerbatimChar"/>
+        </w:rPr>
+        <w:t xml:space="preserve">/run</w:t>
+      </w:r>
+      <w:r>
+        <w:t xml:space="preserve"> </w:t>
+      </w:r>
+      <w:r>
+        <w:t xml:space="preserve">has a</w:t>
+      </w:r>
+      <w:r>
+        <w:t xml:space="preserve"> </w:t>
+      </w:r>
+      <w:r>
+        <w:t xml:space="preserve">“</w:t>
+      </w:r>
+      <w:r>
+        <w:t xml:space="preserve">Subject order for progress and trends</w:t>
+      </w:r>
+      <w:r>
+        <w:t xml:space="preserve">”</w:t>
+      </w:r>
+      <w:r>
+        <w:t xml:space="preserve"> </w:t>
+      </w:r>
+      <w:r>
+        <w:t xml:space="preserve">table showing the declared sequence, the band, and how many of this run’s subjects fell back to the year digit;</w:t>
+      </w:r>
+      <w:r>
+        <w:t xml:space="preserve"> </w:t>
+      </w:r>
+      <w:r>
+        <w:rPr>
+          <w:rStyle w:val="VerbatimChar"/>
+        </w:rPr>
+        <w:t xml:space="preserve">/glossary</w:t>
+      </w:r>
+      <w:r>
+        <w:t xml:space="preserve"> </w:t>
+      </w:r>
+      <w:r>
+        <w:t xml:space="preserve">defines</w:t>
+      </w:r>
+      <w:r>
+        <w:t xml:space="preserve"> </w:t>
+      </w:r>
+      <w:r>
+        <w:rPr>
+          <w:iCs/>
+          <w:i/>
+        </w:rPr>
+        <w:t xml:space="preserve">trajectory and subject sequence</w:t>
+      </w:r>
+      <w:r>
+        <w:t xml:space="preserve">.</w:t>
+      </w:r>
+    </w:p>
+    <w:p>
+      <w:pPr>
+        <w:pStyle w:val="BodyText"/>
+      </w:pPr>
+      <w:r>
+        <w:rPr>
+          <w:bCs/>
+          <w:b/>
+        </w:rPr>
+        <w:t xml:space="preserve">Not a prediction.</w:t>
+      </w:r>
+      <w:r>
+        <w:t xml:space="preserve"> </w:t>
+      </w:r>
+      <w:r>
+        <w:t xml:space="preserve">With two or three points per competency the trajectory is an ordering, not a slope, and nothing extrapolates. The subjects ahead are where the competency is assessed next, which is the moment to prepare; they are never advice about what to enrol in (D19). Enrolment data from Moodle would make</w:t>
+      </w:r>
+      <w:r>
+        <w:t xml:space="preserve"> </w:t>
+      </w:r>
+      <w:r>
+        <w:t xml:space="preserve">“</w:t>
+      </w:r>
+      <w:r>
+        <w:t xml:space="preserve">ahead</w:t>
+      </w:r>
+      <w:r>
+        <w:t xml:space="preserve">”</w:t>
+      </w:r>
+      <w:r>
+        <w:t xml:space="preserve"> </w:t>
+      </w:r>
+      <w:r>
+        <w:t xml:space="preserve">a fact rather than an inference from the program; that is a loader extension, not built.</w:t>
+      </w:r>
+    </w:p>
+    <w:p>
+      <w:pPr>
+        <w:pStyle w:val="BodyText"/>
+      </w:pPr>
+      <w:r>
+        <w:t xml:space="preserve">Tests:</w:t>
+      </w:r>
+      <w:r>
+        <w:t xml:space="preserve"> </w:t>
+      </w:r>
+      <w:r>
+        <w:rPr>
+          <w:rStyle w:val="VerbatimChar"/>
+        </w:rPr>
+        <w:t xml:space="preserve">test_trajectory.py</w:t>
+      </w:r>
+      <w:r>
+        <w:t xml:space="preserve"> </w:t>
+      </w:r>
+      <w:r>
+        <w:t xml:space="preserve">(17): sequence parsing, declared order beating the digit, the fallback and the unknown case, band boundaries, the band as configuration, a student who skipped a subject, each basis value, taken-without-result, unknown student.</w:t>
+      </w:r>
+      <w:r>
+        <w:t xml:space="preserve"> </w:t>
+      </w:r>
+      <w:r>
+        <w:rPr>
+          <w:rStyle w:val="VerbatimChar"/>
+        </w:rPr>
+        <w:t xml:space="preserve">test_dashboard.py</w:t>
+      </w:r>
+      <w:r>
+        <w:t xml:space="preserve"> </w:t>
+      </w:r>
+      <w:r>
+        <w:t xml:space="preserve">adds five: chain order and the ahead marker, the year-digit basis when nothing is declared, no marker on a strength,</w:t>
+      </w:r>
+      <w:r>
+        <w:t xml:space="preserve"> </w:t>
+      </w:r>
+      <w:r>
+        <w:rPr>
+          <w:rStyle w:val="VerbatimChar"/>
+        </w:rPr>
+        <w:t xml:space="preserve">/run</w:t>
+      </w:r>
+      <w:r>
+        <w:t xml:space="preserve"> </w:t>
+      </w:r>
+      <w:r>
+        <w:t xml:space="preserve">and</w:t>
+      </w:r>
+      <w:r>
+        <w:t xml:space="preserve"> </w:t>
+      </w:r>
+      <w:r>
+        <w:rPr>
+          <w:rStyle w:val="VerbatimChar"/>
+        </w:rPr>
+        <w:t xml:space="preserve">/glossary</w:t>
+      </w:r>
+      <w:r>
+        <w:t xml:space="preserve">.</w:t>
+      </w:r>
+    </w:p>
     <w:p>
       <w:r>
         <w:pict>
@@ -11663,9 +12629,9 @@
         </w:pict>
       </w:r>
     </w:p>
-    <w:bookmarkEnd w:id="56"/>
     <w:bookmarkEnd w:id="57"/>
-    <w:bookmarkStart w:id="64" w:name="deployment-and-environment"/>
+    <w:bookmarkEnd w:id="58"/>
+    <w:bookmarkStart w:id="65" w:name="deployment-and-environment"/>
     <w:p>
       <w:pPr>
         <w:pStyle w:val="Heading2"/>
@@ -11674,7 +12640,7 @@
         <w:t xml:space="preserve">4. Deployment and environment</w:t>
       </w:r>
     </w:p>
-    <w:bookmarkStart w:id="58" w:name="hardware-requirements"/>
+    <w:bookmarkStart w:id="59" w:name="hardware-requirements"/>
     <w:p>
       <w:pPr>
         <w:pStyle w:val="Heading3"/>
@@ -11928,8 +12894,8 @@
         </w:tc>
       </w:tr>
     </w:tbl>
-    <w:bookmarkEnd w:id="58"/>
-    <w:bookmarkStart w:id="59" w:name="software-requirements"/>
+    <w:bookmarkEnd w:id="59"/>
+    <w:bookmarkStart w:id="60" w:name="software-requirements"/>
     <w:p>
       <w:pPr>
         <w:pStyle w:val="Heading3"/>
@@ -12355,8 +13321,8 @@
         </w:tc>
       </w:tr>
     </w:tbl>
-    <w:bookmarkEnd w:id="59"/>
-    <w:bookmarkStart w:id="60" w:name="installation-from-a-clean-clone-linux"/>
+    <w:bookmarkEnd w:id="60"/>
+    <w:bookmarkStart w:id="61" w:name="installation-from-a-clean-clone-linux"/>
     <w:p>
       <w:pPr>
         <w:pStyle w:val="Heading3"/>
@@ -13644,8 +14610,8 @@
         <w:t xml:space="preserve">A five-minute recording of steps 1–8 above on a fresh VM is planned for Sprint 6 (Anup’s clean-rebuild task is the natural moment to capture it). Link it here.</w:t>
       </w:r>
     </w:p>
-    <w:bookmarkEnd w:id="60"/>
-    <w:bookmarkStart w:id="61" w:name="configuration-reference"/>
+    <w:bookmarkEnd w:id="61"/>
+    <w:bookmarkStart w:id="62" w:name="configuration-reference"/>
     <w:p>
       <w:pPr>
         <w:pStyle w:val="Heading3"/>
@@ -14573,6 +15539,94 @@
               <w:rPr>
                 <w:rStyle w:val="VerbatimChar"/>
               </w:rPr>
+              <w:t xml:space="preserve">LJA_SUBJECT_SEQUENCE</w:t>
+            </w:r>
+          </w:p>
+        </w:tc>
+        <w:tc>
+          <w:tcPr/>
+          <w:p>
+            <w:pPr>
+              <w:pStyle w:val="Compact"/>
+              <w:jc w:val="left"/>
+            </w:pPr>
+            <w:r>
+              <w:rPr>
+                <w:rStyle w:val="VerbatimChar"/>
+              </w:rPr>
+              <w:t xml:space="preserve">CSE1OOF,CSE2ALG,CSE3CAP</w:t>
+            </w:r>
+          </w:p>
+        </w:tc>
+        <w:tc>
+          <w:tcPr/>
+          <w:p>
+            <w:pPr>
+              <w:pStyle w:val="Compact"/>
+              <w:jc w:val="left"/>
+            </w:pPr>
+            <w:r>
+              <w:t xml:space="preserve">The intended order of subjects (§3.11). Where the owner’s course map goes. An unlisted subject falls back to its year digit</w:t>
+            </w:r>
+          </w:p>
+        </w:tc>
+      </w:tr>
+      <w:tr>
+        <w:tc>
+          <w:tcPr/>
+          <w:p>
+            <w:pPr>
+              <w:pStyle w:val="Compact"/>
+              <w:jc w:val="left"/>
+            </w:pPr>
+            <w:r>
+              <w:rPr>
+                <w:rStyle w:val="VerbatimChar"/>
+              </w:rPr>
+              <w:t xml:space="preserve">LJA_TREND_STABLE_BAND</w:t>
+            </w:r>
+          </w:p>
+        </w:tc>
+        <w:tc>
+          <w:tcPr/>
+          <w:p>
+            <w:pPr>
+              <w:pStyle w:val="Compact"/>
+              <w:jc w:val="left"/>
+            </w:pPr>
+            <w:r>
+              <w:rPr>
+                <w:rStyle w:val="VerbatimChar"/>
+              </w:rPr>
+              <w:t xml:space="preserve">5.0</w:t>
+            </w:r>
+          </w:p>
+        </w:tc>
+        <w:tc>
+          <w:tcPr/>
+          <w:p>
+            <w:pPr>
+              <w:pStyle w:val="Compact"/>
+              <w:jc w:val="left"/>
+            </w:pPr>
+            <w:r>
+              <w:t xml:space="preserve">First-to-last difference, in points, inside which a trend is stable. Unratified (A-01)</w:t>
+            </w:r>
+          </w:p>
+        </w:tc>
+      </w:tr>
+      <w:tr>
+        <w:tc>
+          <w:tcPr/>
+          <w:p>
+            <w:pPr>
+              <w:pStyle w:val="Compact"/>
+              <w:jc w:val="left"/>
+            </w:pPr>
+            <w:r>
+              <w:rPr>
+                <w:rStyle w:val="VerbatimChar"/>
+              </w:rPr>
               <w:t xml:space="preserve">PGHOST</w:t>
             </w:r>
             <w:r>
@@ -15241,8 +16295,8 @@
         </w:tc>
       </w:tr>
     </w:tbl>
-    <w:bookmarkEnd w:id="61"/>
-    <w:bookmarkStart w:id="62" w:name="command-reference"/>
+    <w:bookmarkEnd w:id="62"/>
+    <w:bookmarkStart w:id="63" w:name="command-reference"/>
     <w:p>
       <w:pPr>
         <w:pStyle w:val="Heading3"/>
@@ -16758,8 +17812,8 @@
         </w:tc>
       </w:tr>
     </w:tbl>
-    <w:bookmarkEnd w:id="62"/>
-    <w:bookmarkStart w:id="63" w:name="verifying-an-installation"/>
+    <w:bookmarkEnd w:id="63"/>
+    <w:bookmarkStart w:id="64" w:name="verifying-an-installation"/>
     <w:p>
       <w:pPr>
         <w:pStyle w:val="Heading3"/>
@@ -17254,9 +18308,9 @@
         </w:pict>
       </w:r>
     </w:p>
-    <w:bookmarkEnd w:id="63"/>
     <w:bookmarkEnd w:id="64"/>
-    <w:bookmarkStart w:id="74" w:name="ongoing-maintenance"/>
+    <w:bookmarkEnd w:id="65"/>
+    <w:bookmarkStart w:id="75" w:name="ongoing-maintenance"/>
     <w:p>
       <w:pPr>
         <w:pStyle w:val="Heading2"/>
@@ -17265,7 +18319,7 @@
         <w:t xml:space="preserve">5. Ongoing maintenance</w:t>
       </w:r>
     </w:p>
-    <w:bookmarkStart w:id="65" w:name="repository-map-where-to-change-what"/>
+    <w:bookmarkStart w:id="66" w:name="repository-map-where-to-change-what"/>
     <w:p>
       <w:pPr>
         <w:pStyle w:val="Heading3"/>
@@ -17480,7 +18534,7 @@
         <w:rPr>
           <w:rStyle w:val="VerbatimChar"/>
         </w:rPr>
-        <w:t xml:space="preserve">│   │   ├── model/               silo_clustering.py · gap_detection.py · gap_evidence.py · learning_plan.py · study_strategy.py (379)</w:t>
+        <w:t xml:space="preserve">│   │   ├── model/               silo_clustering.py · gap_detection.py · gap_evidence.py · trajectory.py (IOLG-106) · learning_plan.py · study_strategy.py (379)</w:t>
       </w:r>
       <w:r>
         <w:br/>
@@ -17819,8 +18873,8 @@
         <w:t xml:space="preserve">and a list page that a test proves agree. Every one of these has an existing example to copy.</w:t>
       </w:r>
     </w:p>
-    <w:bookmarkEnd w:id="65"/>
-    <w:bookmarkStart w:id="66" w:name="routine-operations"/>
+    <w:bookmarkEnd w:id="66"/>
+    <w:bookmarkStart w:id="67" w:name="routine-operations"/>
     <w:p>
       <w:pPr>
         <w:pStyle w:val="Heading3"/>
@@ -18570,8 +19624,8 @@
         </w:tc>
       </w:tr>
     </w:tbl>
-    <w:bookmarkEnd w:id="66"/>
-    <w:bookmarkStart w:id="67" w:name="keeping-the-dependencies-current"/>
+    <w:bookmarkEnd w:id="67"/>
+    <w:bookmarkStart w:id="68" w:name="keeping-the-dependencies-current"/>
     <w:p>
       <w:pPr>
         <w:pStyle w:val="Heading3"/>
@@ -18847,8 +19901,8 @@
         <w:t xml:space="preserve">3 are the likely friction points.</w:t>
       </w:r>
     </w:p>
-    <w:bookmarkEnd w:id="67"/>
-    <w:bookmarkStart w:id="68" w:name="ci-and-branch-protection"/>
+    <w:bookmarkEnd w:id="68"/>
+    <w:bookmarkStart w:id="69" w:name="ci-and-branch-protection"/>
     <w:p>
       <w:pPr>
         <w:pStyle w:val="Heading3"/>
@@ -19139,8 +20193,8 @@
         <w:t xml:space="preserve">To change protection rules you need repository admin; the settings and the reason for each are recorded in action A-03.</w:t>
       </w:r>
     </w:p>
-    <w:bookmarkEnd w:id="68"/>
-    <w:bookmarkStart w:id="69" w:name="extending-the-system"/>
+    <w:bookmarkEnd w:id="69"/>
+    <w:bookmarkStart w:id="70" w:name="extending-the-system"/>
     <w:p>
       <w:pPr>
         <w:pStyle w:val="Heading3"/>
@@ -19926,8 +20980,8 @@
         <w:t xml:space="preserve">scores pairwise precision/recall of any clustering against the catalogue’s competency tags.</w:t>
       </w:r>
     </w:p>
-    <w:bookmarkEnd w:id="69"/>
-    <w:bookmarkStart w:id="70" w:name="troubleshooting"/>
+    <w:bookmarkEnd w:id="70"/>
+    <w:bookmarkStart w:id="71" w:name="troubleshooting"/>
     <w:p>
       <w:pPr>
         <w:pStyle w:val="Heading3"/>
@@ -21314,8 +22368,8 @@
         </w:tc>
       </w:tr>
     </w:tbl>
-    <w:bookmarkEnd w:id="70"/>
-    <w:bookmarkStart w:id="71" w:name="technical-debt-register"/>
+    <w:bookmarkEnd w:id="71"/>
+    <w:bookmarkStart w:id="72" w:name="technical-debt-register"/>
     <w:p>
       <w:pPr>
         <w:pStyle w:val="Heading3"/>
@@ -21821,31 +22875,242 @@
               <w:jc w:val="left"/>
             </w:pPr>
             <w:r>
-              <w:rPr>
-                <w:rStyle w:val="VerbatimChar"/>
-              </w:rPr>
-              <w:t xml:space="preserve">_STABLE_BAND_PCT = 5.0</w:t>
-            </w:r>
-            <w:r>
-              <w:t xml:space="preserve"> </w:t>
-            </w:r>
-            <w:r>
-              <w:t xml:space="preserve">trend band reasoned, not measured</w:t>
-            </w:r>
-          </w:p>
-        </w:tc>
-        <w:tc>
-          <w:tcPr/>
-          <w:p>
-            <w:pPr>
-              <w:pStyle w:val="Compact"/>
-              <w:jc w:val="left"/>
-            </w:pPr>
-            <w:r>
-              <w:rPr>
-                <w:rStyle w:val="VerbatimChar"/>
-              </w:rPr>
-              <w:t xml:space="preserve">gap_evidence.py</w:t>
+              <w:t xml:space="preserve">Trend band reasoned, not measured.</w:t>
+            </w:r>
+            <w:r>
+              <w:t xml:space="preserve"> </w:t>
+            </w:r>
+            <w:r>
+              <w:rPr>
+                <w:iCs/>
+                <w:i/>
+              </w:rPr>
+              <w:t xml:space="preserve">Now</w:t>
+            </w:r>
+            <w:r>
+              <w:rPr>
+                <w:iCs/>
+                <w:i/>
+              </w:rPr>
+              <w:t xml:space="preserve"> </w:t>
+            </w:r>
+            <w:r>
+              <w:rPr>
+                <w:rStyle w:val="VerbatimChar"/>
+                <w:iCs/>
+                <w:i/>
+              </w:rPr>
+              <w:t xml:space="preserve">LJA_TREND_STABLE_BAND</w:t>
+            </w:r>
+            <w:r>
+              <w:rPr>
+                <w:iCs/>
+                <w:i/>
+              </w:rPr>
+              <w:t xml:space="preserve">, configuration shown on</w:t>
+            </w:r>
+            <w:r>
+              <w:rPr>
+                <w:iCs/>
+                <w:i/>
+              </w:rPr>
+              <w:t xml:space="preserve"> </w:t>
+            </w:r>
+            <w:r>
+              <w:rPr>
+                <w:rStyle w:val="VerbatimChar"/>
+                <w:iCs/>
+                <w:i/>
+              </w:rPr>
+              <w:t xml:space="preserve">/run</w:t>
+            </w:r>
+            <w:r>
+              <w:rPr>
+                <w:iCs/>
+                <w:i/>
+              </w:rPr>
+              <w:t xml:space="preserve"> </w:t>
+            </w:r>
+            <w:r>
+              <w:rPr>
+                <w:iCs/>
+                <w:i/>
+              </w:rPr>
+              <w:t xml:space="preserve">(IOLG-106); the value is still unratified</w:t>
+            </w:r>
+          </w:p>
+        </w:tc>
+        <w:tc>
+          <w:tcPr/>
+          <w:p>
+            <w:pPr>
+              <w:pStyle w:val="Compact"/>
+              <w:jc w:val="left"/>
+            </w:pPr>
+            <w:r>
+              <w:rPr>
+                <w:rStyle w:val="VerbatimChar"/>
+              </w:rPr>
+              <w:t xml:space="preserve">config.py</w:t>
+            </w:r>
+          </w:p>
+        </w:tc>
+        <w:tc>
+          <w:tcPr/>
+          <w:p>
+            <w:pPr>
+              <w:pStyle w:val="Compact"/>
+              <w:jc w:val="left"/>
+            </w:pPr>
+            <w:r>
+              <w:t xml:space="preserve">A-01</w:t>
+            </w:r>
+          </w:p>
+        </w:tc>
+      </w:tr>
+      <w:tr>
+        <w:tc>
+          <w:tcPr/>
+          <w:p>
+            <w:pPr>
+              <w:pStyle w:val="Compact"/>
+              <w:jc w:val="left"/>
+            </w:pPr>
+            <w:r>
+              <w:t xml:space="preserve">8</w:t>
+            </w:r>
+          </w:p>
+        </w:tc>
+        <w:tc>
+          <w:tcPr/>
+          <w:p>
+            <w:pPr>
+              <w:pStyle w:val="Compact"/>
+              <w:jc w:val="left"/>
+            </w:pPr>
+            <w:r>
+              <w:t xml:space="preserve">Year level parsed from the subject code (</w:t>
+            </w:r>
+            <w:r>
+              <w:rPr>
+                <w:rStyle w:val="VerbatimChar"/>
+              </w:rPr>
+              <w:t xml:space="preserve">CSE1OOF</w:t>
+            </w:r>
+            <w:r>
+              <w:t xml:space="preserve"> </w:t>
+            </w:r>
+            <w:r>
+              <w:t xml:space="preserve">→ 1).</w:t>
+            </w:r>
+            <w:r>
+              <w:t xml:space="preserve"> </w:t>
+            </w:r>
+            <w:r>
+              <w:rPr>
+                <w:iCs/>
+                <w:i/>
+              </w:rPr>
+              <w:t xml:space="preserve">Now the documented fallback behind</w:t>
+            </w:r>
+            <w:r>
+              <w:rPr>
+                <w:iCs/>
+                <w:i/>
+              </w:rPr>
+              <w:t xml:space="preserve"> </w:t>
+            </w:r>
+            <w:r>
+              <w:rPr>
+                <w:rStyle w:val="VerbatimChar"/>
+                <w:iCs/>
+                <w:i/>
+              </w:rPr>
+              <w:t xml:space="preserve">LJA_SUBJECT_SEQUENCE</w:t>
+            </w:r>
+            <w:r>
+              <w:rPr>
+                <w:iCs/>
+                <w:i/>
+              </w:rPr>
+              <w:t xml:space="preserve">, and each card says when it was used (IOLG-106); the remaining debt is that no course map has been supplied</w:t>
+            </w:r>
+          </w:p>
+        </w:tc>
+        <w:tc>
+          <w:tcPr/>
+          <w:p>
+            <w:pPr>
+              <w:pStyle w:val="Compact"/>
+              <w:jc w:val="left"/>
+            </w:pPr>
+            <w:r>
+              <w:rPr>
+                <w:rStyle w:val="VerbatimChar"/>
+              </w:rPr>
+              <w:t xml:space="preserve">trajectory.py</w:t>
+            </w:r>
+          </w:p>
+        </w:tc>
+        <w:tc>
+          <w:tcPr/>
+          <w:p>
+            <w:pPr>
+              <w:pStyle w:val="Compact"/>
+              <w:jc w:val="left"/>
+            </w:pPr>
+            <w:r>
+              <w:t xml:space="preserve">FR-1.7</w:t>
+            </w:r>
+          </w:p>
+        </w:tc>
+      </w:tr>
+      <w:tr>
+        <w:tc>
+          <w:tcPr/>
+          <w:p>
+            <w:pPr>
+              <w:pStyle w:val="Compact"/>
+              <w:jc w:val="left"/>
+            </w:pPr>
+            <w:r>
+              <w:t xml:space="preserve">9</w:t>
+            </w:r>
+          </w:p>
+        </w:tc>
+        <w:tc>
+          <w:tcPr/>
+          <w:p>
+            <w:pPr>
+              <w:pStyle w:val="Compact"/>
+              <w:jc w:val="left"/>
+            </w:pPr>
+            <w:r>
+              <w:rPr>
+                <w:rStyle w:val="VerbatimChar"/>
+              </w:rPr>
+              <w:t xml:space="preserve">lja.review --clustering-cache</w:t>
+            </w:r>
+            <w:r>
+              <w:t xml:space="preserve"> </w:t>
+            </w:r>
+            <w:r>
+              <w:t xml:space="preserve">not source-aware</w:t>
+            </w:r>
+          </w:p>
+        </w:tc>
+        <w:tc>
+          <w:tcPr/>
+          <w:p>
+            <w:pPr>
+              <w:pStyle w:val="Compact"/>
+              <w:jc w:val="left"/>
+            </w:pPr>
+            <w:r>
+              <w:rPr>
+                <w:rStyle w:val="VerbatimChar"/>
+              </w:rPr>
+              <w:t xml:space="preserve">review.py</w:t>
             </w:r>
           </w:p>
         </w:tc>
@@ -21871,46 +23136,34 @@
               <w:jc w:val="left"/>
             </w:pPr>
             <w:r>
-              <w:t xml:space="preserve">8</w:t>
-            </w:r>
-          </w:p>
-        </w:tc>
-        <w:tc>
-          <w:tcPr/>
-          <w:p>
-            <w:pPr>
-              <w:pStyle w:val="Compact"/>
-              <w:jc w:val="left"/>
-            </w:pPr>
-            <w:r>
-              <w:t xml:space="preserve">Year level parsed from the subject code (</w:t>
-            </w:r>
-            <w:r>
-              <w:rPr>
-                <w:rStyle w:val="VerbatimChar"/>
-              </w:rPr>
-              <w:t xml:space="preserve">CSE1OOF</w:t>
-            </w:r>
-            <w:r>
-              <w:t xml:space="preserve"> </w:t>
-            </w:r>
-            <w:r>
-              <w:t xml:space="preserve">→ 1)</w:t>
-            </w:r>
-          </w:p>
-        </w:tc>
-        <w:tc>
-          <w:tcPr/>
-          <w:p>
-            <w:pPr>
-              <w:pStyle w:val="Compact"/>
-              <w:jc w:val="left"/>
-            </w:pPr>
-            <w:r>
-              <w:rPr>
-                <w:rStyle w:val="VerbatimChar"/>
-              </w:rPr>
-              <w:t xml:space="preserve">gap_evidence.py</w:t>
+              <w:t xml:space="preserve">10</w:t>
+            </w:r>
+          </w:p>
+        </w:tc>
+        <w:tc>
+          <w:tcPr/>
+          <w:p>
+            <w:pPr>
+              <w:pStyle w:val="Compact"/>
+              <w:jc w:val="left"/>
+            </w:pPr>
+            <w:r>
+              <w:t xml:space="preserve">Moodle loader hardcodes weight 1.0, no early/hurdle</w:t>
+            </w:r>
+          </w:p>
+        </w:tc>
+        <w:tc>
+          <w:tcPr/>
+          <w:p>
+            <w:pPr>
+              <w:pStyle w:val="Compact"/>
+              <w:jc w:val="left"/>
+            </w:pPr>
+            <w:r>
+              <w:rPr>
+                <w:rStyle w:val="VerbatimChar"/>
+              </w:rPr>
+              <w:t xml:space="preserve">moodle_loader.py</w:t>
             </w:r>
           </w:p>
         </w:tc>
@@ -21936,43 +23189,34 @@
               <w:jc w:val="left"/>
             </w:pPr>
             <w:r>
-              <w:t xml:space="preserve">9</w:t>
-            </w:r>
-          </w:p>
-        </w:tc>
-        <w:tc>
-          <w:tcPr/>
-          <w:p>
-            <w:pPr>
-              <w:pStyle w:val="Compact"/>
-              <w:jc w:val="left"/>
-            </w:pPr>
-            <w:r>
-              <w:rPr>
-                <w:rStyle w:val="VerbatimChar"/>
-              </w:rPr>
-              <w:t xml:space="preserve">lja.review --clustering-cache</w:t>
-            </w:r>
-            <w:r>
-              <w:t xml:space="preserve"> </w:t>
-            </w:r>
-            <w:r>
-              <w:t xml:space="preserve">not source-aware</w:t>
-            </w:r>
-          </w:p>
-        </w:tc>
-        <w:tc>
-          <w:tcPr/>
-          <w:p>
-            <w:pPr>
-              <w:pStyle w:val="Compact"/>
-              <w:jc w:val="left"/>
-            </w:pPr>
-            <w:r>
-              <w:rPr>
-                <w:rStyle w:val="VerbatimChar"/>
-              </w:rPr>
-              <w:t xml:space="preserve">review.py</w:t>
+              <w:t xml:space="preserve">11</w:t>
+            </w:r>
+          </w:p>
+        </w:tc>
+        <w:tc>
+          <w:tcPr/>
+          <w:p>
+            <w:pPr>
+              <w:pStyle w:val="Compact"/>
+              <w:jc w:val="left"/>
+            </w:pPr>
+            <w:r>
+              <w:t xml:space="preserve">SQL Query 6 carries legacy 50/65 thresholds, annotated divergent</w:t>
+            </w:r>
+          </w:p>
+        </w:tc>
+        <w:tc>
+          <w:tcPr/>
+          <w:p>
+            <w:pPr>
+              <w:pStyle w:val="Compact"/>
+              <w:jc w:val="left"/>
+            </w:pPr>
+            <w:r>
+              <w:rPr>
+                <w:rStyle w:val="VerbatimChar"/>
+              </w:rPr>
+              <w:t xml:space="preserve">sql/</w:t>
             </w:r>
           </w:p>
         </w:tc>
@@ -21998,34 +23242,43 @@
               <w:jc w:val="left"/>
             </w:pPr>
             <w:r>
-              <w:t xml:space="preserve">10</w:t>
-            </w:r>
-          </w:p>
-        </w:tc>
-        <w:tc>
-          <w:tcPr/>
-          <w:p>
-            <w:pPr>
-              <w:pStyle w:val="Compact"/>
-              <w:jc w:val="left"/>
-            </w:pPr>
-            <w:r>
-              <w:t xml:space="preserve">Moodle loader hardcodes weight 1.0, no early/hurdle</w:t>
-            </w:r>
-          </w:p>
-        </w:tc>
-        <w:tc>
-          <w:tcPr/>
-          <w:p>
-            <w:pPr>
-              <w:pStyle w:val="Compact"/>
-              <w:jc w:val="left"/>
-            </w:pPr>
-            <w:r>
-              <w:rPr>
-                <w:rStyle w:val="VerbatimChar"/>
-              </w:rPr>
-              <w:t xml:space="preserve">moodle_loader.py</w:t>
+              <w:t xml:space="preserve">12</w:t>
+            </w:r>
+          </w:p>
+        </w:tc>
+        <w:tc>
+          <w:tcPr/>
+          <w:p>
+            <w:pPr>
+              <w:pStyle w:val="Compact"/>
+              <w:jc w:val="left"/>
+            </w:pPr>
+            <w:r>
+              <w:t xml:space="preserve">Competency-framework CSV emitter writes</w:t>
+            </w:r>
+            <w:r>
+              <w:t xml:space="preserve"> </w:t>
+            </w:r>
+            <w:r>
+              <w:rPr>
+                <w:rStyle w:val="VerbatimChar"/>
+              </w:rPr>
+              <w:t xml:space="preserve">scaleid 0</w:t>
+            </w:r>
+          </w:p>
+        </w:tc>
+        <w:tc>
+          <w:tcPr/>
+          <w:p>
+            <w:pPr>
+              <w:pStyle w:val="Compact"/>
+              <w:jc w:val="left"/>
+            </w:pPr>
+            <w:r>
+              <w:rPr>
+                <w:rStyle w:val="VerbatimChar"/>
+              </w:rPr>
+              <w:t xml:space="preserve">moodle_emitters.py</w:t>
             </w:r>
           </w:p>
         </w:tc>
@@ -22051,34 +23304,67 @@
               <w:jc w:val="left"/>
             </w:pPr>
             <w:r>
-              <w:t xml:space="preserve">11</w:t>
-            </w:r>
-          </w:p>
-        </w:tc>
-        <w:tc>
-          <w:tcPr/>
-          <w:p>
-            <w:pPr>
-              <w:pStyle w:val="Compact"/>
-              <w:jc w:val="left"/>
-            </w:pPr>
-            <w:r>
-              <w:t xml:space="preserve">SQL Query 6 carries legacy 50/65 thresholds, annotated divergent</w:t>
-            </w:r>
-          </w:p>
-        </w:tc>
-        <w:tc>
-          <w:tcPr/>
-          <w:p>
-            <w:pPr>
-              <w:pStyle w:val="Compact"/>
-              <w:jc w:val="left"/>
-            </w:pPr>
-            <w:r>
-              <w:rPr>
-                <w:rStyle w:val="VerbatimChar"/>
-              </w:rPr>
-              <w:t xml:space="preserve">sql/</w:t>
+              <w:t xml:space="preserve">13</w:t>
+            </w:r>
+          </w:p>
+        </w:tc>
+        <w:tc>
+          <w:tcPr/>
+          <w:p>
+            <w:pPr>
+              <w:pStyle w:val="Compact"/>
+              <w:jc w:val="left"/>
+            </w:pPr>
+            <w:r>
+              <w:t xml:space="preserve">Docstrings say</w:t>
+            </w:r>
+            <w:r>
+              <w:t xml:space="preserve"> </w:t>
+            </w:r>
+            <w:r>
+              <w:rPr>
+                <w:rStyle w:val="VerbatimChar"/>
+              </w:rPr>
+              <w:t xml:space="preserve">psycopg.connect</w:t>
+            </w:r>
+            <w:r>
+              <w:t xml:space="preserve">; code uses</w:t>
+            </w:r>
+            <w:r>
+              <w:t xml:space="preserve"> </w:t>
+            </w:r>
+            <w:r>
+              <w:rPr>
+                <w:rStyle w:val="VerbatimChar"/>
+              </w:rPr>
+              <w:t xml:space="preserve">psycopg2</w:t>
+            </w:r>
+          </w:p>
+        </w:tc>
+        <w:tc>
+          <w:tcPr/>
+          <w:p>
+            <w:pPr>
+              <w:pStyle w:val="Compact"/>
+              <w:jc w:val="left"/>
+            </w:pPr>
+            <w:r>
+              <w:rPr>
+                <w:rStyle w:val="VerbatimChar"/>
+              </w:rPr>
+              <w:t xml:space="preserve">config.py</w:t>
+            </w:r>
+            <w:r>
+              <w:t xml:space="preserve">,</w:t>
+            </w:r>
+            <w:r>
+              <w:t xml:space="preserve"> </w:t>
+            </w:r>
+            <w:r>
+              <w:rPr>
+                <w:rStyle w:val="VerbatimChar"/>
+              </w:rPr>
+              <w:t xml:space="preserve">sql.py</w:t>
             </w:r>
           </w:p>
         </w:tc>
@@ -22104,43 +23390,646 @@
               <w:jc w:val="left"/>
             </w:pPr>
             <w:r>
-              <w:t xml:space="preserve">12</w:t>
-            </w:r>
-          </w:p>
-        </w:tc>
-        <w:tc>
-          <w:tcPr/>
-          <w:p>
-            <w:pPr>
-              <w:pStyle w:val="Compact"/>
-              <w:jc w:val="left"/>
-            </w:pPr>
-            <w:r>
-              <w:t xml:space="preserve">Competency-framework CSV emitter writes</w:t>
-            </w:r>
-            <w:r>
-              <w:t xml:space="preserve"> </w:t>
-            </w:r>
-            <w:r>
-              <w:rPr>
-                <w:rStyle w:val="VerbatimChar"/>
-              </w:rPr>
-              <w:t xml:space="preserve">scaleid 0</w:t>
-            </w:r>
-          </w:p>
-        </w:tc>
-        <w:tc>
-          <w:tcPr/>
-          <w:p>
-            <w:pPr>
-              <w:pStyle w:val="Compact"/>
-              <w:jc w:val="left"/>
-            </w:pPr>
-            <w:r>
-              <w:rPr>
-                <w:rStyle w:val="VerbatimChar"/>
-              </w:rPr>
-              <w:t xml:space="preserve">moodle_emitters.py</w:t>
+              <w:t xml:space="preserve">14</w:t>
+            </w:r>
+          </w:p>
+        </w:tc>
+        <w:tc>
+          <w:tcPr/>
+          <w:p>
+            <w:pPr>
+              <w:pStyle w:val="Compact"/>
+              <w:jc w:val="left"/>
+            </w:pPr>
+            <w:r>
+              <w:t xml:space="preserve">Root</w:t>
+            </w:r>
+            <w:r>
+              <w:t xml:space="preserve"> </w:t>
+            </w:r>
+            <w:r>
+              <w:rPr>
+                <w:rStyle w:val="VerbatimChar"/>
+              </w:rPr>
+              <w:t xml:space="preserve">environment.yml</w:t>
+            </w:r>
+            <w:r>
+              <w:t xml:space="preserve"> </w:t>
+            </w:r>
+            <w:r>
+              <w:t xml:space="preserve">is a stale machine-specific export;</w:t>
+            </w:r>
+            <w:r>
+              <w:t xml:space="preserve"> </w:t>
+            </w:r>
+            <w:r>
+              <w:rPr>
+                <w:rStyle w:val="VerbatimChar"/>
+              </w:rPr>
+              <w:t xml:space="preserve">python/environment.yml</w:t>
+            </w:r>
+            <w:r>
+              <w:t xml:space="preserve"> </w:t>
+            </w:r>
+            <w:r>
+              <w:t xml:space="preserve">is the real one</w:t>
+            </w:r>
+          </w:p>
+        </w:tc>
+        <w:tc>
+          <w:tcPr/>
+          <w:p>
+            <w:pPr>
+              <w:pStyle w:val="Compact"/>
+              <w:jc w:val="left"/>
+            </w:pPr>
+            <w:r>
+              <w:t xml:space="preserve">repo root</w:t>
+            </w:r>
+          </w:p>
+        </w:tc>
+        <w:tc>
+          <w:tcPr/>
+          <w:p>
+            <w:pPr>
+              <w:pStyle w:val="Compact"/>
+              <w:jc w:val="left"/>
+            </w:pPr>
+            <w:r>
+              <w:t xml:space="preserve">delete it</w:t>
+            </w:r>
+          </w:p>
+        </w:tc>
+      </w:tr>
+      <w:tr>
+        <w:tc>
+          <w:tcPr/>
+          <w:p>
+            <w:pPr>
+              <w:pStyle w:val="Compact"/>
+              <w:jc w:val="left"/>
+            </w:pPr>
+            <w:r>
+              <w:t xml:space="preserve">15</w:t>
+            </w:r>
+          </w:p>
+        </w:tc>
+        <w:tc>
+          <w:tcPr/>
+          <w:p>
+            <w:pPr>
+              <w:pStyle w:val="Compact"/>
+              <w:jc w:val="left"/>
+            </w:pPr>
+            <w:r>
+              <w:t xml:space="preserve">Untracked report files in the repo root (</w:t>
+            </w:r>
+            <w:r>
+              <w:rPr>
+                <w:rStyle w:val="VerbatimChar"/>
+              </w:rPr>
+              <w:t xml:space="preserve">*.html</w:t>
+            </w:r>
+            <w:r>
+              <w:t xml:space="preserve">, sprint reports,</w:t>
+            </w:r>
+            <w:r>
+              <w:t xml:space="preserve"> </w:t>
+            </w:r>
+            <w:r>
+              <w:rPr>
+                <w:rStyle w:val="VerbatimChar"/>
+              </w:rPr>
+              <w:t xml:space="preserve">temp</w:t>
+            </w:r>
+            <w:r>
+              <w:t xml:space="preserve">)</w:t>
+            </w:r>
+          </w:p>
+        </w:tc>
+        <w:tc>
+          <w:tcPr/>
+          <w:p>
+            <w:pPr>
+              <w:pStyle w:val="Compact"/>
+              <w:jc w:val="left"/>
+            </w:pPr>
+            <w:r>
+              <w:t xml:space="preserve">repo root</w:t>
+            </w:r>
+          </w:p>
+        </w:tc>
+        <w:tc>
+          <w:tcPr/>
+          <w:p>
+            <w:pPr>
+              <w:pStyle w:val="Compact"/>
+              <w:jc w:val="left"/>
+            </w:pPr>
+            <w:r>
+              <w:t xml:space="preserve">move under</w:t>
+            </w:r>
+            <w:r>
+              <w:t xml:space="preserve"> </w:t>
+            </w:r>
+            <w:r>
+              <w:rPr>
+                <w:rStyle w:val="VerbatimChar"/>
+              </w:rPr>
+              <w:t xml:space="preserve">docs/sprints/</w:t>
+            </w:r>
+            <w:r>
+              <w:t xml:space="preserve"> </w:t>
+            </w:r>
+            <w:r>
+              <w:t xml:space="preserve">or delete before the handover zip</w:t>
+            </w:r>
+          </w:p>
+        </w:tc>
+      </w:tr>
+      <w:tr>
+        <w:tc>
+          <w:tcPr/>
+          <w:p>
+            <w:pPr>
+              <w:pStyle w:val="Compact"/>
+              <w:jc w:val="left"/>
+            </w:pPr>
+            <w:r>
+              <w:t xml:space="preserve">16</w:t>
+            </w:r>
+          </w:p>
+        </w:tc>
+        <w:tc>
+          <w:tcPr/>
+          <w:p>
+            <w:pPr>
+              <w:pStyle w:val="Compact"/>
+              <w:jc w:val="left"/>
+            </w:pPr>
+            <w:r>
+              <w:t xml:space="preserve">Jira epics triplicated (IOLG-63–77)</w:t>
+            </w:r>
+          </w:p>
+        </w:tc>
+        <w:tc>
+          <w:tcPr/>
+          <w:p>
+            <w:pPr>
+              <w:pStyle w:val="Compact"/>
+              <w:jc w:val="left"/>
+            </w:pPr>
+            <w:r>
+              <w:t xml:space="preserve">Jira</w:t>
+            </w:r>
+          </w:p>
+        </w:tc>
+        <w:tc>
+          <w:tcPr/>
+          <w:p>
+            <w:pPr>
+              <w:pStyle w:val="Compact"/>
+              <w:jc w:val="left"/>
+            </w:pPr>
+            <w:r>
+              <w:t xml:space="preserve">A-34</w:t>
+            </w:r>
+          </w:p>
+        </w:tc>
+      </w:tr>
+      <w:tr>
+        <w:tc>
+          <w:tcPr/>
+          <w:p>
+            <w:pPr>
+              <w:pStyle w:val="Compact"/>
+              <w:jc w:val="left"/>
+            </w:pPr>
+            <w:r>
+              <w:t xml:space="preserve">17</w:t>
+            </w:r>
+          </w:p>
+        </w:tc>
+        <w:tc>
+          <w:tcPr/>
+          <w:p>
+            <w:pPr>
+              <w:pStyle w:val="Compact"/>
+              <w:jc w:val="left"/>
+            </w:pPr>
+            <w:r>
+              <w:t xml:space="preserve">Review banner reports a count, not the rejected cluster’s name</w:t>
+            </w:r>
+          </w:p>
+        </w:tc>
+        <w:tc>
+          <w:tcPr/>
+          <w:p>
+            <w:pPr>
+              <w:pStyle w:val="Compact"/>
+              <w:jc w:val="left"/>
+            </w:pPr>
+            <w:r>
+              <w:rPr>
+                <w:rStyle w:val="VerbatimChar"/>
+              </w:rPr>
+              <w:t xml:space="preserve">dashboard/templates/base.html</w:t>
+            </w:r>
+          </w:p>
+        </w:tc>
+        <w:tc>
+          <w:tcPr/>
+          <w:p>
+            <w:pPr>
+              <w:pStyle w:val="Compact"/>
+              <w:jc w:val="left"/>
+            </w:pPr>
+            <w:r>
+              <w:t xml:space="preserve">UAT-02</w:t>
+            </w:r>
+          </w:p>
+        </w:tc>
+      </w:tr>
+      <w:tr>
+        <w:tc>
+          <w:tcPr/>
+          <w:p>
+            <w:pPr>
+              <w:pStyle w:val="Compact"/>
+              <w:jc w:val="left"/>
+            </w:pPr>
+            <w:r>
+              <w:t xml:space="preserve">18</w:t>
+            </w:r>
+          </w:p>
+        </w:tc>
+        <w:tc>
+          <w:tcPr/>
+          <w:p>
+            <w:pPr>
+              <w:pStyle w:val="Compact"/>
+              <w:jc w:val="left"/>
+            </w:pPr>
+            <w:r>
+              <w:rPr>
+                <w:rStyle w:val="VerbatimChar"/>
+              </w:rPr>
+              <w:t xml:space="preserve">lja.export</w:t>
+            </w:r>
+            <w:r>
+              <w:t xml:space="preserve"> </w:t>
+            </w:r>
+            <w:r>
+              <w:t xml:space="preserve">has no staff-gate check; plans and strategies warn on pending rather than block</w:t>
+            </w:r>
+          </w:p>
+        </w:tc>
+        <w:tc>
+          <w:tcPr/>
+          <w:p>
+            <w:pPr>
+              <w:pStyle w:val="Compact"/>
+              <w:jc w:val="left"/>
+            </w:pPr>
+            <w:r>
+              <w:rPr>
+                <w:rStyle w:val="VerbatimChar"/>
+              </w:rPr>
+              <w:t xml:space="preserve">export.py</w:t>
+            </w:r>
+            <w:r>
+              <w:t xml:space="preserve">,</w:t>
+            </w:r>
+            <w:r>
+              <w:t xml:space="preserve"> </w:t>
+            </w:r>
+            <w:r>
+              <w:rPr>
+                <w:rStyle w:val="VerbatimChar"/>
+              </w:rPr>
+              <w:t xml:space="preserve">plan.py</w:t>
+            </w:r>
+            <w:r>
+              <w:t xml:space="preserve">,</w:t>
+            </w:r>
+            <w:r>
+              <w:t xml:space="preserve"> </w:t>
+            </w:r>
+            <w:r>
+              <w:rPr>
+                <w:rStyle w:val="VerbatimChar"/>
+              </w:rPr>
+              <w:t xml:space="preserve">strategy.py</w:t>
+            </w:r>
+          </w:p>
+        </w:tc>
+        <w:tc>
+          <w:tcPr/>
+          <w:p>
+            <w:pPr>
+              <w:pStyle w:val="Compact"/>
+              <w:jc w:val="left"/>
+            </w:pPr>
+            <w:r>
+              <w:t xml:space="preserve">compliance SE-5</w:t>
+            </w:r>
+          </w:p>
+        </w:tc>
+      </w:tr>
+      <w:tr>
+        <w:tc>
+          <w:tcPr/>
+          <w:p>
+            <w:pPr>
+              <w:pStyle w:val="Compact"/>
+              <w:jc w:val="left"/>
+            </w:pPr>
+            <w:r>
+              <w:t xml:space="preserve">19</w:t>
+            </w:r>
+          </w:p>
+        </w:tc>
+        <w:tc>
+          <w:tcPr/>
+          <w:p>
+            <w:pPr>
+              <w:pStyle w:val="Compact"/>
+              <w:jc w:val="left"/>
+            </w:pPr>
+            <w:r>
+              <w:t xml:space="preserve">Quick start’s cache path differs from the bare artefact commands</w:t>
+            </w:r>
+          </w:p>
+        </w:tc>
+        <w:tc>
+          <w:tcPr/>
+          <w:p>
+            <w:pPr>
+              <w:pStyle w:val="Compact"/>
+              <w:jc w:val="left"/>
+            </w:pPr>
+            <w:r>
+              <w:t xml:space="preserve">root</w:t>
+            </w:r>
+            <w:r>
+              <w:t xml:space="preserve"> </w:t>
+            </w:r>
+            <w:r>
+              <w:rPr>
+                <w:rStyle w:val="VerbatimChar"/>
+              </w:rPr>
+              <w:t xml:space="preserve">README.md</w:t>
+            </w:r>
+            <w:r>
+              <w:t xml:space="preserve">,</w:t>
+            </w:r>
+            <w:r>
+              <w:t xml:space="preserve"> </w:t>
+            </w:r>
+            <w:r>
+              <w:rPr>
+                <w:rStyle w:val="VerbatimChar"/>
+              </w:rPr>
+              <w:t xml:space="preserve">python/README.md</w:t>
+            </w:r>
+          </w:p>
+        </w:tc>
+        <w:tc>
+          <w:tcPr/>
+          <w:p>
+            <w:pPr>
+              <w:pStyle w:val="Compact"/>
+              <w:jc w:val="left"/>
+            </w:pPr>
+            <w:r>
+              <w:t xml:space="preserve">UAT-01, IOLG-114</w:t>
+            </w:r>
+          </w:p>
+        </w:tc>
+      </w:tr>
+      <w:tr>
+        <w:tc>
+          <w:tcPr/>
+          <w:p>
+            <w:pPr>
+              <w:pStyle w:val="Compact"/>
+              <w:jc w:val="left"/>
+            </w:pPr>
+            <w:r>
+              <w:t xml:space="preserve">20</w:t>
+            </w:r>
+          </w:p>
+        </w:tc>
+        <w:tc>
+          <w:tcPr/>
+          <w:p>
+            <w:pPr>
+              <w:pStyle w:val="Compact"/>
+              <w:jc w:val="left"/>
+            </w:pPr>
+            <w:r>
+              <w:t xml:space="preserve">Quiz answer key is unverifiable; the blind reviewer defaults to the same model</w:t>
+            </w:r>
+          </w:p>
+        </w:tc>
+        <w:tc>
+          <w:tcPr/>
+          <w:p>
+            <w:pPr>
+              <w:pStyle w:val="Compact"/>
+              <w:jc w:val="left"/>
+            </w:pPr>
+            <w:r>
+              <w:rPr>
+                <w:rStyle w:val="VerbatimChar"/>
+              </w:rPr>
+              <w:t xml:space="preserve">model/quiz.py</w:t>
+            </w:r>
+            <w:r>
+              <w:t xml:space="preserve"> </w:t>
+            </w:r>
+            <w:r>
+              <w:t xml:space="preserve">(PR #52)</w:t>
+            </w:r>
+          </w:p>
+        </w:tc>
+        <w:tc>
+          <w:tcPr/>
+          <w:p>
+            <w:pPr>
+              <w:pStyle w:val="Compact"/>
+              <w:jc w:val="left"/>
+            </w:pPr>
+            <w:r>
+              <w:t xml:space="preserve">§3.10</w:t>
+            </w:r>
+          </w:p>
+        </w:tc>
+      </w:tr>
+      <w:tr>
+        <w:tc>
+          <w:tcPr/>
+          <w:p>
+            <w:pPr>
+              <w:pStyle w:val="Compact"/>
+              <w:jc w:val="left"/>
+            </w:pPr>
+            <w:r>
+              <w:t xml:space="preserve">21</w:t>
+            </w:r>
+          </w:p>
+        </w:tc>
+        <w:tc>
+          <w:tcPr/>
+          <w:p>
+            <w:pPr>
+              <w:pStyle w:val="Compact"/>
+              <w:jc w:val="left"/>
+            </w:pPr>
+            <w:r>
+              <w:t xml:space="preserve">d3 and d3-cloud also from the CDN, unpinned to a minor</w:t>
+            </w:r>
+          </w:p>
+        </w:tc>
+        <w:tc>
+          <w:tcPr/>
+          <w:p>
+            <w:pPr>
+              <w:pStyle w:val="Compact"/>
+              <w:jc w:val="left"/>
+            </w:pPr>
+            <w:r>
+              <w:rPr>
+                <w:rStyle w:val="VerbatimChar"/>
+              </w:rPr>
+              <w:t xml:space="preserve">dashboard/templates/silos.html</w:t>
+            </w:r>
+          </w:p>
+        </w:tc>
+        <w:tc>
+          <w:tcPr/>
+          <w:p>
+            <w:pPr>
+              <w:pStyle w:val="Compact"/>
+              <w:jc w:val="left"/>
+            </w:pPr>
+            <w:r>
+              <w:t xml:space="preserve">A-20</w:t>
+            </w:r>
+          </w:p>
+        </w:tc>
+      </w:tr>
+      <w:tr>
+        <w:tc>
+          <w:tcPr/>
+          <w:p>
+            <w:pPr>
+              <w:pStyle w:val="Compact"/>
+              <w:jc w:val="left"/>
+            </w:pPr>
+            <w:r>
+              <w:t xml:space="preserve">22</w:t>
+            </w:r>
+          </w:p>
+        </w:tc>
+        <w:tc>
+          <w:tcPr/>
+          <w:p>
+            <w:pPr>
+              <w:pStyle w:val="Compact"/>
+              <w:jc w:val="left"/>
+            </w:pPr>
+            <w:r>
+              <w:t xml:space="preserve">The architecture and use-case diagrams predate the Sprint 5 commands and pages</w:t>
+            </w:r>
+          </w:p>
+        </w:tc>
+        <w:tc>
+          <w:tcPr/>
+          <w:p>
+            <w:pPr>
+              <w:pStyle w:val="Compact"/>
+              <w:jc w:val="left"/>
+            </w:pPr>
+            <w:r>
+              <w:rPr>
+                <w:rStyle w:val="VerbatimChar"/>
+              </w:rPr>
+              <w:t xml:space="preserve">docs/handover/diagrams/01-*.mmd</w:t>
+            </w:r>
+            <w:r>
+              <w:t xml:space="preserve">,</w:t>
+            </w:r>
+            <w:r>
+              <w:t xml:space="preserve"> </w:t>
+            </w:r>
+            <w:r>
+              <w:rPr>
+                <w:rStyle w:val="VerbatimChar"/>
+              </w:rPr>
+              <w:t xml:space="preserve">02-*.mmd</w:t>
+            </w:r>
+          </w:p>
+        </w:tc>
+        <w:tc>
+          <w:tcPr/>
+          <w:p>
+            <w:pPr>
+              <w:pStyle w:val="Compact"/>
+              <w:jc w:val="left"/>
+            </w:pPr>
+            <w:r>
+              <w:t xml:space="preserve">this document</w:t>
+            </w:r>
+          </w:p>
+        </w:tc>
+      </w:tr>
+      <w:tr>
+        <w:tc>
+          <w:tcPr/>
+          <w:p>
+            <w:pPr>
+              <w:pStyle w:val="Compact"/>
+              <w:jc w:val="left"/>
+            </w:pPr>
+            <w:r>
+              <w:t xml:space="preserve">23</w:t>
+            </w:r>
+          </w:p>
+        </w:tc>
+        <w:tc>
+          <w:tcPr/>
+          <w:p>
+            <w:pPr>
+              <w:pStyle w:val="Compact"/>
+              <w:jc w:val="left"/>
+            </w:pPr>
+            <w:r>
+              <w:rPr>
+                <w:rStyle w:val="VerbatimChar"/>
+              </w:rPr>
+              <w:t xml:space="preserve">/run</w:t>
+            </w:r>
+            <w:r>
+              <w:t xml:space="preserve"> </w:t>
+            </w:r>
+            <w:r>
+              <w:t xml:space="preserve">reconstructs the command from argv; a dashboard embedded by another caller gets no command section</w:t>
+            </w:r>
+          </w:p>
+        </w:tc>
+        <w:tc>
+          <w:tcPr/>
+          <w:p>
+            <w:pPr>
+              <w:pStyle w:val="Compact"/>
+              <w:jc w:val="left"/>
+            </w:pPr>
+            <w:r>
+              <w:rPr>
+                <w:rStyle w:val="VerbatimChar"/>
+              </w:rPr>
+              <w:t xml:space="preserve">dashboard/run_info.py</w:t>
             </w:r>
           </w:p>
         </w:tc>
@@ -22157,760 +24046,9 @@
           </w:p>
         </w:tc>
       </w:tr>
-      <w:tr>
-        <w:tc>
-          <w:tcPr/>
-          <w:p>
-            <w:pPr>
-              <w:pStyle w:val="Compact"/>
-              <w:jc w:val="left"/>
-            </w:pPr>
-            <w:r>
-              <w:t xml:space="preserve">13</w:t>
-            </w:r>
-          </w:p>
-        </w:tc>
-        <w:tc>
-          <w:tcPr/>
-          <w:p>
-            <w:pPr>
-              <w:pStyle w:val="Compact"/>
-              <w:jc w:val="left"/>
-            </w:pPr>
-            <w:r>
-              <w:t xml:space="preserve">Docstrings say</w:t>
-            </w:r>
-            <w:r>
-              <w:t xml:space="preserve"> </w:t>
-            </w:r>
-            <w:r>
-              <w:rPr>
-                <w:rStyle w:val="VerbatimChar"/>
-              </w:rPr>
-              <w:t xml:space="preserve">psycopg.connect</w:t>
-            </w:r>
-            <w:r>
-              <w:t xml:space="preserve">; code uses</w:t>
-            </w:r>
-            <w:r>
-              <w:t xml:space="preserve"> </w:t>
-            </w:r>
-            <w:r>
-              <w:rPr>
-                <w:rStyle w:val="VerbatimChar"/>
-              </w:rPr>
-              <w:t xml:space="preserve">psycopg2</w:t>
-            </w:r>
-          </w:p>
-        </w:tc>
-        <w:tc>
-          <w:tcPr/>
-          <w:p>
-            <w:pPr>
-              <w:pStyle w:val="Compact"/>
-              <w:jc w:val="left"/>
-            </w:pPr>
-            <w:r>
-              <w:rPr>
-                <w:rStyle w:val="VerbatimChar"/>
-              </w:rPr>
-              <w:t xml:space="preserve">config.py</w:t>
-            </w:r>
-            <w:r>
-              <w:t xml:space="preserve">,</w:t>
-            </w:r>
-            <w:r>
-              <w:t xml:space="preserve"> </w:t>
-            </w:r>
-            <w:r>
-              <w:rPr>
-                <w:rStyle w:val="VerbatimChar"/>
-              </w:rPr>
-              <w:t xml:space="preserve">sql.py</w:t>
-            </w:r>
-          </w:p>
-        </w:tc>
-        <w:tc>
-          <w:tcPr/>
-          <w:p>
-            <w:pPr>
-              <w:pStyle w:val="Compact"/>
-              <w:jc w:val="left"/>
-            </w:pPr>
-            <w:r>
-              <w:t xml:space="preserve">—</w:t>
-            </w:r>
-          </w:p>
-        </w:tc>
-      </w:tr>
-      <w:tr>
-        <w:tc>
-          <w:tcPr/>
-          <w:p>
-            <w:pPr>
-              <w:pStyle w:val="Compact"/>
-              <w:jc w:val="left"/>
-            </w:pPr>
-            <w:r>
-              <w:t xml:space="preserve">14</w:t>
-            </w:r>
-          </w:p>
-        </w:tc>
-        <w:tc>
-          <w:tcPr/>
-          <w:p>
-            <w:pPr>
-              <w:pStyle w:val="Compact"/>
-              <w:jc w:val="left"/>
-            </w:pPr>
-            <w:r>
-              <w:t xml:space="preserve">Root</w:t>
-            </w:r>
-            <w:r>
-              <w:t xml:space="preserve"> </w:t>
-            </w:r>
-            <w:r>
-              <w:rPr>
-                <w:rStyle w:val="VerbatimChar"/>
-              </w:rPr>
-              <w:t xml:space="preserve">environment.yml</w:t>
-            </w:r>
-            <w:r>
-              <w:t xml:space="preserve"> </w:t>
-            </w:r>
-            <w:r>
-              <w:t xml:space="preserve">is a stale machine-specific export;</w:t>
-            </w:r>
-            <w:r>
-              <w:t xml:space="preserve"> </w:t>
-            </w:r>
-            <w:r>
-              <w:rPr>
-                <w:rStyle w:val="VerbatimChar"/>
-              </w:rPr>
-              <w:t xml:space="preserve">python/environment.yml</w:t>
-            </w:r>
-            <w:r>
-              <w:t xml:space="preserve"> </w:t>
-            </w:r>
-            <w:r>
-              <w:t xml:space="preserve">is the real one</w:t>
-            </w:r>
-          </w:p>
-        </w:tc>
-        <w:tc>
-          <w:tcPr/>
-          <w:p>
-            <w:pPr>
-              <w:pStyle w:val="Compact"/>
-              <w:jc w:val="left"/>
-            </w:pPr>
-            <w:r>
-              <w:t xml:space="preserve">repo root</w:t>
-            </w:r>
-          </w:p>
-        </w:tc>
-        <w:tc>
-          <w:tcPr/>
-          <w:p>
-            <w:pPr>
-              <w:pStyle w:val="Compact"/>
-              <w:jc w:val="left"/>
-            </w:pPr>
-            <w:r>
-              <w:t xml:space="preserve">delete it</w:t>
-            </w:r>
-          </w:p>
-        </w:tc>
-      </w:tr>
-      <w:tr>
-        <w:tc>
-          <w:tcPr/>
-          <w:p>
-            <w:pPr>
-              <w:pStyle w:val="Compact"/>
-              <w:jc w:val="left"/>
-            </w:pPr>
-            <w:r>
-              <w:t xml:space="preserve">15</w:t>
-            </w:r>
-          </w:p>
-        </w:tc>
-        <w:tc>
-          <w:tcPr/>
-          <w:p>
-            <w:pPr>
-              <w:pStyle w:val="Compact"/>
-              <w:jc w:val="left"/>
-            </w:pPr>
-            <w:r>
-              <w:t xml:space="preserve">Untracked report files in the repo root (</w:t>
-            </w:r>
-            <w:r>
-              <w:rPr>
-                <w:rStyle w:val="VerbatimChar"/>
-              </w:rPr>
-              <w:t xml:space="preserve">*.html</w:t>
-            </w:r>
-            <w:r>
-              <w:t xml:space="preserve">, sprint reports,</w:t>
-            </w:r>
-            <w:r>
-              <w:t xml:space="preserve"> </w:t>
-            </w:r>
-            <w:r>
-              <w:rPr>
-                <w:rStyle w:val="VerbatimChar"/>
-              </w:rPr>
-              <w:t xml:space="preserve">temp</w:t>
-            </w:r>
-            <w:r>
-              <w:t xml:space="preserve">)</w:t>
-            </w:r>
-          </w:p>
-        </w:tc>
-        <w:tc>
-          <w:tcPr/>
-          <w:p>
-            <w:pPr>
-              <w:pStyle w:val="Compact"/>
-              <w:jc w:val="left"/>
-            </w:pPr>
-            <w:r>
-              <w:t xml:space="preserve">repo root</w:t>
-            </w:r>
-          </w:p>
-        </w:tc>
-        <w:tc>
-          <w:tcPr/>
-          <w:p>
-            <w:pPr>
-              <w:pStyle w:val="Compact"/>
-              <w:jc w:val="left"/>
-            </w:pPr>
-            <w:r>
-              <w:t xml:space="preserve">move under</w:t>
-            </w:r>
-            <w:r>
-              <w:t xml:space="preserve"> </w:t>
-            </w:r>
-            <w:r>
-              <w:rPr>
-                <w:rStyle w:val="VerbatimChar"/>
-              </w:rPr>
-              <w:t xml:space="preserve">docs/sprints/</w:t>
-            </w:r>
-            <w:r>
-              <w:t xml:space="preserve"> </w:t>
-            </w:r>
-            <w:r>
-              <w:t xml:space="preserve">or delete before the handover zip</w:t>
-            </w:r>
-          </w:p>
-        </w:tc>
-      </w:tr>
-      <w:tr>
-        <w:tc>
-          <w:tcPr/>
-          <w:p>
-            <w:pPr>
-              <w:pStyle w:val="Compact"/>
-              <w:jc w:val="left"/>
-            </w:pPr>
-            <w:r>
-              <w:t xml:space="preserve">16</w:t>
-            </w:r>
-          </w:p>
-        </w:tc>
-        <w:tc>
-          <w:tcPr/>
-          <w:p>
-            <w:pPr>
-              <w:pStyle w:val="Compact"/>
-              <w:jc w:val="left"/>
-            </w:pPr>
-            <w:r>
-              <w:t xml:space="preserve">Jira epics triplicated (IOLG-63–77)</w:t>
-            </w:r>
-          </w:p>
-        </w:tc>
-        <w:tc>
-          <w:tcPr/>
-          <w:p>
-            <w:pPr>
-              <w:pStyle w:val="Compact"/>
-              <w:jc w:val="left"/>
-            </w:pPr>
-            <w:r>
-              <w:t xml:space="preserve">Jira</w:t>
-            </w:r>
-          </w:p>
-        </w:tc>
-        <w:tc>
-          <w:tcPr/>
-          <w:p>
-            <w:pPr>
-              <w:pStyle w:val="Compact"/>
-              <w:jc w:val="left"/>
-            </w:pPr>
-            <w:r>
-              <w:t xml:space="preserve">A-34</w:t>
-            </w:r>
-          </w:p>
-        </w:tc>
-      </w:tr>
-      <w:tr>
-        <w:tc>
-          <w:tcPr/>
-          <w:p>
-            <w:pPr>
-              <w:pStyle w:val="Compact"/>
-              <w:jc w:val="left"/>
-            </w:pPr>
-            <w:r>
-              <w:t xml:space="preserve">17</w:t>
-            </w:r>
-          </w:p>
-        </w:tc>
-        <w:tc>
-          <w:tcPr/>
-          <w:p>
-            <w:pPr>
-              <w:pStyle w:val="Compact"/>
-              <w:jc w:val="left"/>
-            </w:pPr>
-            <w:r>
-              <w:t xml:space="preserve">Review banner reports a count, not the rejected cluster’s name</w:t>
-            </w:r>
-          </w:p>
-        </w:tc>
-        <w:tc>
-          <w:tcPr/>
-          <w:p>
-            <w:pPr>
-              <w:pStyle w:val="Compact"/>
-              <w:jc w:val="left"/>
-            </w:pPr>
-            <w:r>
-              <w:rPr>
-                <w:rStyle w:val="VerbatimChar"/>
-              </w:rPr>
-              <w:t xml:space="preserve">dashboard/templates/base.html</w:t>
-            </w:r>
-          </w:p>
-        </w:tc>
-        <w:tc>
-          <w:tcPr/>
-          <w:p>
-            <w:pPr>
-              <w:pStyle w:val="Compact"/>
-              <w:jc w:val="left"/>
-            </w:pPr>
-            <w:r>
-              <w:t xml:space="preserve">UAT-02</w:t>
-            </w:r>
-          </w:p>
-        </w:tc>
-      </w:tr>
-      <w:tr>
-        <w:tc>
-          <w:tcPr/>
-          <w:p>
-            <w:pPr>
-              <w:pStyle w:val="Compact"/>
-              <w:jc w:val="left"/>
-            </w:pPr>
-            <w:r>
-              <w:t xml:space="preserve">18</w:t>
-            </w:r>
-          </w:p>
-        </w:tc>
-        <w:tc>
-          <w:tcPr/>
-          <w:p>
-            <w:pPr>
-              <w:pStyle w:val="Compact"/>
-              <w:jc w:val="left"/>
-            </w:pPr>
-            <w:r>
-              <w:rPr>
-                <w:rStyle w:val="VerbatimChar"/>
-              </w:rPr>
-              <w:t xml:space="preserve">lja.export</w:t>
-            </w:r>
-            <w:r>
-              <w:t xml:space="preserve"> </w:t>
-            </w:r>
-            <w:r>
-              <w:t xml:space="preserve">has no staff-gate check; plans and strategies warn on pending rather than block</w:t>
-            </w:r>
-          </w:p>
-        </w:tc>
-        <w:tc>
-          <w:tcPr/>
-          <w:p>
-            <w:pPr>
-              <w:pStyle w:val="Compact"/>
-              <w:jc w:val="left"/>
-            </w:pPr>
-            <w:r>
-              <w:rPr>
-                <w:rStyle w:val="VerbatimChar"/>
-              </w:rPr>
-              <w:t xml:space="preserve">export.py</w:t>
-            </w:r>
-            <w:r>
-              <w:t xml:space="preserve">,</w:t>
-            </w:r>
-            <w:r>
-              <w:t xml:space="preserve"> </w:t>
-            </w:r>
-            <w:r>
-              <w:rPr>
-                <w:rStyle w:val="VerbatimChar"/>
-              </w:rPr>
-              <w:t xml:space="preserve">plan.py</w:t>
-            </w:r>
-            <w:r>
-              <w:t xml:space="preserve">,</w:t>
-            </w:r>
-            <w:r>
-              <w:t xml:space="preserve"> </w:t>
-            </w:r>
-            <w:r>
-              <w:rPr>
-                <w:rStyle w:val="VerbatimChar"/>
-              </w:rPr>
-              <w:t xml:space="preserve">strategy.py</w:t>
-            </w:r>
-          </w:p>
-        </w:tc>
-        <w:tc>
-          <w:tcPr/>
-          <w:p>
-            <w:pPr>
-              <w:pStyle w:val="Compact"/>
-              <w:jc w:val="left"/>
-            </w:pPr>
-            <w:r>
-              <w:t xml:space="preserve">compliance SE-5</w:t>
-            </w:r>
-          </w:p>
-        </w:tc>
-      </w:tr>
-      <w:tr>
-        <w:tc>
-          <w:tcPr/>
-          <w:p>
-            <w:pPr>
-              <w:pStyle w:val="Compact"/>
-              <w:jc w:val="left"/>
-            </w:pPr>
-            <w:r>
-              <w:t xml:space="preserve">19</w:t>
-            </w:r>
-          </w:p>
-        </w:tc>
-        <w:tc>
-          <w:tcPr/>
-          <w:p>
-            <w:pPr>
-              <w:pStyle w:val="Compact"/>
-              <w:jc w:val="left"/>
-            </w:pPr>
-            <w:r>
-              <w:t xml:space="preserve">Quick start’s cache path differs from the bare artefact commands</w:t>
-            </w:r>
-          </w:p>
-        </w:tc>
-        <w:tc>
-          <w:tcPr/>
-          <w:p>
-            <w:pPr>
-              <w:pStyle w:val="Compact"/>
-              <w:jc w:val="left"/>
-            </w:pPr>
-            <w:r>
-              <w:t xml:space="preserve">root</w:t>
-            </w:r>
-            <w:r>
-              <w:t xml:space="preserve"> </w:t>
-            </w:r>
-            <w:r>
-              <w:rPr>
-                <w:rStyle w:val="VerbatimChar"/>
-              </w:rPr>
-              <w:t xml:space="preserve">README.md</w:t>
-            </w:r>
-            <w:r>
-              <w:t xml:space="preserve">,</w:t>
-            </w:r>
-            <w:r>
-              <w:t xml:space="preserve"> </w:t>
-            </w:r>
-            <w:r>
-              <w:rPr>
-                <w:rStyle w:val="VerbatimChar"/>
-              </w:rPr>
-              <w:t xml:space="preserve">python/README.md</w:t>
-            </w:r>
-          </w:p>
-        </w:tc>
-        <w:tc>
-          <w:tcPr/>
-          <w:p>
-            <w:pPr>
-              <w:pStyle w:val="Compact"/>
-              <w:jc w:val="left"/>
-            </w:pPr>
-            <w:r>
-              <w:t xml:space="preserve">UAT-01, IOLG-114</w:t>
-            </w:r>
-          </w:p>
-        </w:tc>
-      </w:tr>
-      <w:tr>
-        <w:tc>
-          <w:tcPr/>
-          <w:p>
-            <w:pPr>
-              <w:pStyle w:val="Compact"/>
-              <w:jc w:val="left"/>
-            </w:pPr>
-            <w:r>
-              <w:t xml:space="preserve">20</w:t>
-            </w:r>
-          </w:p>
-        </w:tc>
-        <w:tc>
-          <w:tcPr/>
-          <w:p>
-            <w:pPr>
-              <w:pStyle w:val="Compact"/>
-              <w:jc w:val="left"/>
-            </w:pPr>
-            <w:r>
-              <w:t xml:space="preserve">Quiz answer key is unverifiable; the blind reviewer defaults to the same model</w:t>
-            </w:r>
-          </w:p>
-        </w:tc>
-        <w:tc>
-          <w:tcPr/>
-          <w:p>
-            <w:pPr>
-              <w:pStyle w:val="Compact"/>
-              <w:jc w:val="left"/>
-            </w:pPr>
-            <w:r>
-              <w:rPr>
-                <w:rStyle w:val="VerbatimChar"/>
-              </w:rPr>
-              <w:t xml:space="preserve">model/quiz.py</w:t>
-            </w:r>
-            <w:r>
-              <w:t xml:space="preserve"> </w:t>
-            </w:r>
-            <w:r>
-              <w:t xml:space="preserve">(PR #52)</w:t>
-            </w:r>
-          </w:p>
-        </w:tc>
-        <w:tc>
-          <w:tcPr/>
-          <w:p>
-            <w:pPr>
-              <w:pStyle w:val="Compact"/>
-              <w:jc w:val="left"/>
-            </w:pPr>
-            <w:r>
-              <w:t xml:space="preserve">§3.10</w:t>
-            </w:r>
-          </w:p>
-        </w:tc>
-      </w:tr>
-      <w:tr>
-        <w:tc>
-          <w:tcPr/>
-          <w:p>
-            <w:pPr>
-              <w:pStyle w:val="Compact"/>
-              <w:jc w:val="left"/>
-            </w:pPr>
-            <w:r>
-              <w:t xml:space="preserve">21</w:t>
-            </w:r>
-          </w:p>
-        </w:tc>
-        <w:tc>
-          <w:tcPr/>
-          <w:p>
-            <w:pPr>
-              <w:pStyle w:val="Compact"/>
-              <w:jc w:val="left"/>
-            </w:pPr>
-            <w:r>
-              <w:t xml:space="preserve">d3 and d3-cloud also from the CDN, unpinned to a minor</w:t>
-            </w:r>
-          </w:p>
-        </w:tc>
-        <w:tc>
-          <w:tcPr/>
-          <w:p>
-            <w:pPr>
-              <w:pStyle w:val="Compact"/>
-              <w:jc w:val="left"/>
-            </w:pPr>
-            <w:r>
-              <w:rPr>
-                <w:rStyle w:val="VerbatimChar"/>
-              </w:rPr>
-              <w:t xml:space="preserve">dashboard/templates/silos.html</w:t>
-            </w:r>
-          </w:p>
-        </w:tc>
-        <w:tc>
-          <w:tcPr/>
-          <w:p>
-            <w:pPr>
-              <w:pStyle w:val="Compact"/>
-              <w:jc w:val="left"/>
-            </w:pPr>
-            <w:r>
-              <w:t xml:space="preserve">A-20</w:t>
-            </w:r>
-          </w:p>
-        </w:tc>
-      </w:tr>
-      <w:tr>
-        <w:tc>
-          <w:tcPr/>
-          <w:p>
-            <w:pPr>
-              <w:pStyle w:val="Compact"/>
-              <w:jc w:val="left"/>
-            </w:pPr>
-            <w:r>
-              <w:t xml:space="preserve">22</w:t>
-            </w:r>
-          </w:p>
-        </w:tc>
-        <w:tc>
-          <w:tcPr/>
-          <w:p>
-            <w:pPr>
-              <w:pStyle w:val="Compact"/>
-              <w:jc w:val="left"/>
-            </w:pPr>
-            <w:r>
-              <w:t xml:space="preserve">The architecture and use-case diagrams predate the Sprint 5 commands and pages</w:t>
-            </w:r>
-          </w:p>
-        </w:tc>
-        <w:tc>
-          <w:tcPr/>
-          <w:p>
-            <w:pPr>
-              <w:pStyle w:val="Compact"/>
-              <w:jc w:val="left"/>
-            </w:pPr>
-            <w:r>
-              <w:rPr>
-                <w:rStyle w:val="VerbatimChar"/>
-              </w:rPr>
-              <w:t xml:space="preserve">docs/handover/diagrams/01-*.mmd</w:t>
-            </w:r>
-            <w:r>
-              <w:t xml:space="preserve">,</w:t>
-            </w:r>
-            <w:r>
-              <w:t xml:space="preserve"> </w:t>
-            </w:r>
-            <w:r>
-              <w:rPr>
-                <w:rStyle w:val="VerbatimChar"/>
-              </w:rPr>
-              <w:t xml:space="preserve">02-*.mmd</w:t>
-            </w:r>
-          </w:p>
-        </w:tc>
-        <w:tc>
-          <w:tcPr/>
-          <w:p>
-            <w:pPr>
-              <w:pStyle w:val="Compact"/>
-              <w:jc w:val="left"/>
-            </w:pPr>
-            <w:r>
-              <w:t xml:space="preserve">this document</w:t>
-            </w:r>
-          </w:p>
-        </w:tc>
-      </w:tr>
-      <w:tr>
-        <w:tc>
-          <w:tcPr/>
-          <w:p>
-            <w:pPr>
-              <w:pStyle w:val="Compact"/>
-              <w:jc w:val="left"/>
-            </w:pPr>
-            <w:r>
-              <w:t xml:space="preserve">23</w:t>
-            </w:r>
-          </w:p>
-        </w:tc>
-        <w:tc>
-          <w:tcPr/>
-          <w:p>
-            <w:pPr>
-              <w:pStyle w:val="Compact"/>
-              <w:jc w:val="left"/>
-            </w:pPr>
-            <w:r>
-              <w:rPr>
-                <w:rStyle w:val="VerbatimChar"/>
-              </w:rPr>
-              <w:t xml:space="preserve">/run</w:t>
-            </w:r>
-            <w:r>
-              <w:t xml:space="preserve"> </w:t>
-            </w:r>
-            <w:r>
-              <w:t xml:space="preserve">reconstructs the command from argv; a dashboard embedded by another caller gets no command section</w:t>
-            </w:r>
-          </w:p>
-        </w:tc>
-        <w:tc>
-          <w:tcPr/>
-          <w:p>
-            <w:pPr>
-              <w:pStyle w:val="Compact"/>
-              <w:jc w:val="left"/>
-            </w:pPr>
-            <w:r>
-              <w:rPr>
-                <w:rStyle w:val="VerbatimChar"/>
-              </w:rPr>
-              <w:t xml:space="preserve">dashboard/run_info.py</w:t>
-            </w:r>
-          </w:p>
-        </w:tc>
-        <w:tc>
-          <w:tcPr/>
-          <w:p>
-            <w:pPr>
-              <w:pStyle w:val="Compact"/>
-              <w:jc w:val="left"/>
-            </w:pPr>
-            <w:r>
-              <w:t xml:space="preserve">—</w:t>
-            </w:r>
-          </w:p>
-        </w:tc>
-      </w:tr>
     </w:tbl>
-    <w:bookmarkEnd w:id="71"/>
-    <w:bookmarkStart w:id="72" w:name="Xa66ef4d0f6c055af686f168947d88cb0a1aaf15"/>
+    <w:bookmarkEnd w:id="72"/>
+    <w:bookmarkStart w:id="73" w:name="Xa66ef4d0f6c055af686f168947d88cb0a1aaf15"/>
     <w:p>
       <w:pPr>
         <w:pStyle w:val="Heading3"/>
@@ -23385,8 +24523,8 @@
         <w:t xml:space="preserve">are used only for discovery and the connectivity probe, with a four-function token on a dedicated service account. Do not generate an admin token.</w:t>
       </w:r>
     </w:p>
-    <w:bookmarkEnd w:id="72"/>
-    <w:bookmarkStart w:id="73" w:name="documentation-that-is-known-to-be-stale"/>
+    <w:bookmarkEnd w:id="73"/>
+    <w:bookmarkStart w:id="74" w:name="documentation-that-is-known-to-be-stale"/>
     <w:p>
       <w:pPr>
         <w:pStyle w:val="Heading3"/>
@@ -23617,9 +24755,9 @@
         </w:pict>
       </w:r>
     </w:p>
-    <w:bookmarkEnd w:id="73"/>
     <w:bookmarkEnd w:id="74"/>
-    <w:bookmarkStart w:id="80" w:name="testing"/>
+    <w:bookmarkEnd w:id="75"/>
+    <w:bookmarkStart w:id="81" w:name="testing"/>
     <w:p>
       <w:pPr>
         <w:pStyle w:val="Heading2"/>
@@ -23628,7 +24766,7 @@
         <w:t xml:space="preserve">6. Testing</w:t>
       </w:r>
     </w:p>
-    <w:bookmarkStart w:id="75" w:name="strategy"/>
+    <w:bookmarkStart w:id="76" w:name="strategy"/>
     <w:p>
       <w:pPr>
         <w:pStyle w:val="Heading3"/>
@@ -24551,8 +25689,8 @@
         <w:t xml:space="preserve">have no direct tests.</w:t>
       </w:r>
     </w:p>
-    <w:bookmarkEnd w:id="75"/>
-    <w:bookmarkStart w:id="76" w:name="user-story-test-table"/>
+    <w:bookmarkEnd w:id="76"/>
+    <w:bookmarkStart w:id="77" w:name="user-story-test-table"/>
     <w:p>
       <w:pPr>
         <w:pStyle w:val="Heading3"/>
@@ -26564,28 +27702,55 @@
                 <w:bCs/>
                 <w:b/>
               </w:rPr>
-              <w:t xml:space="preserve">D7</w:t>
-            </w:r>
-            <w:r>
-              <w:t xml:space="preserve"> </w:t>
-            </w:r>
-            <w:r>
-              <w:t xml:space="preserve">Next actions</w:t>
-            </w:r>
-          </w:p>
-        </w:tc>
-        <w:tc>
-          <w:tcPr/>
-          <w:p>
-            <w:pPr>
-              <w:pStyle w:val="Compact"/>
-              <w:jc w:val="left"/>
-            </w:pPr>
-            <w:r>
-              <w:rPr>
-                <w:rStyle w:val="VerbatimChar"/>
-              </w:rPr>
-              <w:t xml:space="preserve">…renders_generated_learning_plan</w:t>
+              <w:t xml:space="preserve">D12</w:t>
+            </w:r>
+            <w:r>
+              <w:t xml:space="preserve"> </w:t>
+            </w:r>
+            <w:r>
+              <w:t xml:space="preserve">Trajectory</w:t>
+            </w:r>
+          </w:p>
+        </w:tc>
+        <w:tc>
+          <w:tcPr/>
+          <w:p>
+            <w:pPr>
+              <w:pStyle w:val="Compact"/>
+              <w:jc w:val="left"/>
+            </w:pPr>
+            <w:r>
+              <w:rPr>
+                <w:rStyle w:val="VerbatimChar"/>
+              </w:rPr>
+              <w:t xml:space="preserve">test_trajectory.py</w:t>
+            </w:r>
+            <w:r>
+              <w:t xml:space="preserve"> </w:t>
+            </w:r>
+            <w:r>
+              <w:t xml:space="preserve">(17): parsing, fallback, boundaries, skipped subject, basis values;</w:t>
+            </w:r>
+            <w:r>
+              <w:t xml:space="preserve"> </w:t>
+            </w:r>
+            <w:r>
+              <w:rPr>
+                <w:rStyle w:val="VerbatimChar"/>
+              </w:rPr>
+              <w:t xml:space="preserve">test_dashboard.py</w:t>
+            </w:r>
+            <w:r>
+              <w:t xml:space="preserve">:</w:t>
+            </w:r>
+            <w:r>
+              <w:t xml:space="preserve"> </w:t>
+            </w:r>
+            <w:r>
+              <w:rPr>
+                <w:rStyle w:val="VerbatimChar"/>
+              </w:rPr>
+              <w:t xml:space="preserve">…subject_chain_in_sequence_order_with_the_ahead_subject_marked</w:t>
             </w:r>
             <w:r>
               <w:t xml:space="preserve">,</w:t>
@@ -26597,7 +27762,7 @@
               <w:rPr>
                 <w:rStyle w:val="VerbatimChar"/>
               </w:rPr>
-              <w:t xml:space="preserve">…shows_plan_empty_state_when_file_is_missing</w:t>
+              <w:t xml:space="preserve">…order_came_from_the_year_digit_when_nothing_is_declared</w:t>
             </w:r>
             <w:r>
               <w:t xml:space="preserve">,</w:t>
@@ -26609,7 +27774,31 @@
               <w:rPr>
                 <w:rStyle w:val="VerbatimChar"/>
               </w:rPr>
-              <w:t xml:space="preserve">…without_plans_directory_is_safe</w:t>
+              <w:t xml:space="preserve">…only_offered_for_a_gap_not_a_strength</w:t>
+            </w:r>
+            <w:r>
+              <w:t xml:space="preserve">,</w:t>
+            </w:r>
+            <w:r>
+              <w:t xml:space="preserve"> </w:t>
+            </w:r>
+            <w:r>
+              <w:rPr>
+                <w:rStyle w:val="VerbatimChar"/>
+              </w:rPr>
+              <w:t xml:space="preserve">…run_page_shows_the_declared_sequence…</w:t>
+            </w:r>
+            <w:r>
+              <w:t xml:space="preserve">,</w:t>
+            </w:r>
+            <w:r>
+              <w:t xml:space="preserve"> </w:t>
+            </w:r>
+            <w:r>
+              <w:rPr>
+                <w:rStyle w:val="VerbatimChar"/>
+              </w:rPr>
+              <w:t xml:space="preserve">…glossary_defines_trajectory</w:t>
             </w:r>
           </w:p>
         </w:tc>
@@ -26626,44 +27815,29 @@
               </w:rPr>
               <w:t xml:space="preserve">TestClient</w:t>
             </w:r>
-            <w:r>
-              <w:t xml:space="preserve"> </w:t>
-            </w:r>
-            <w:r>
-              <w:t xml:space="preserve">over a plan JSON in</w:t>
-            </w:r>
-            <w:r>
-              <w:t xml:space="preserve"> </w:t>
-            </w:r>
-            <w:r>
-              <w:rPr>
-                <w:rStyle w:val="VerbatimChar"/>
-              </w:rPr>
-              <w:t xml:space="preserve">tmp_path</w:t>
-            </w:r>
-          </w:p>
-        </w:tc>
-        <w:tc>
-          <w:tcPr/>
-          <w:p>
-            <w:pPr>
-              <w:pStyle w:val="Compact"/>
-              <w:jc w:val="left"/>
-            </w:pPr>
-            <w:r>
-              <w:t xml:space="preserve">UAT D7</w:t>
-            </w:r>
-          </w:p>
-        </w:tc>
-        <w:tc>
-          <w:tcPr/>
-          <w:p>
-            <w:pPr>
-              <w:pStyle w:val="Compact"/>
-              <w:jc w:val="left"/>
-            </w:pPr>
-            <w:r>
-              <w:t xml:space="preserve">Yes</w:t>
+          </w:p>
+        </w:tc>
+        <w:tc>
+          <w:tcPr/>
+          <w:p>
+            <w:pPr>
+              <w:pStyle w:val="Compact"/>
+              <w:jc w:val="left"/>
+            </w:pPr>
+            <w:r>
+              <w:t xml:space="preserve">—</w:t>
+            </w:r>
+          </w:p>
+        </w:tc>
+        <w:tc>
+          <w:tcPr/>
+          <w:p>
+            <w:pPr>
+              <w:pStyle w:val="Compact"/>
+              <w:jc w:val="left"/>
+            </w:pPr>
+            <w:r>
+              <w:t xml:space="preserve">Yes, on the branch</w:t>
             </w:r>
           </w:p>
         </w:tc>
@@ -26681,28 +27855,52 @@
                 <w:bCs/>
                 <w:b/>
               </w:rPr>
-              <w:t xml:space="preserve">D8</w:t>
-            </w:r>
-            <w:r>
-              <w:t xml:space="preserve"> </w:t>
-            </w:r>
-            <w:r>
-              <w:t xml:space="preserve">Student picker</w:t>
-            </w:r>
-          </w:p>
-        </w:tc>
-        <w:tc>
-          <w:tcPr/>
-          <w:p>
-            <w:pPr>
-              <w:pStyle w:val="Compact"/>
-              <w:jc w:val="left"/>
-            </w:pPr>
-            <w:r>
-              <w:rPr>
-                <w:rStyle w:val="VerbatimChar"/>
-              </w:rPr>
-              <w:t xml:space="preserve">…header_picker_lists_every_student_on_every_page</w:t>
+              <w:t xml:space="preserve">D7</w:t>
+            </w:r>
+            <w:r>
+              <w:t xml:space="preserve"> </w:t>
+            </w:r>
+            <w:r>
+              <w:t xml:space="preserve">Next actions</w:t>
+            </w:r>
+          </w:p>
+        </w:tc>
+        <w:tc>
+          <w:tcPr/>
+          <w:p>
+            <w:pPr>
+              <w:pStyle w:val="Compact"/>
+              <w:jc w:val="left"/>
+            </w:pPr>
+            <w:r>
+              <w:rPr>
+                <w:rStyle w:val="VerbatimChar"/>
+              </w:rPr>
+              <w:t xml:space="preserve">…renders_generated_learning_plan</w:t>
+            </w:r>
+            <w:r>
+              <w:t xml:space="preserve">,</w:t>
+            </w:r>
+            <w:r>
+              <w:t xml:space="preserve"> </w:t>
+            </w:r>
+            <w:r>
+              <w:rPr>
+                <w:rStyle w:val="VerbatimChar"/>
+              </w:rPr>
+              <w:t xml:space="preserve">…shows_plan_empty_state_when_file_is_missing</w:t>
+            </w:r>
+            <w:r>
+              <w:t xml:space="preserve">,</w:t>
+            </w:r>
+            <w:r>
+              <w:t xml:space="preserve"> </w:t>
+            </w:r>
+            <w:r>
+              <w:rPr>
+                <w:rStyle w:val="VerbatimChar"/>
+              </w:rPr>
+              <w:t xml:space="preserve">…without_plans_directory_is_safe</w:t>
             </w:r>
           </w:p>
         </w:tc>
@@ -26719,17 +27917,32 @@
               </w:rPr>
               <w:t xml:space="preserve">TestClient</w:t>
             </w:r>
-          </w:p>
-        </w:tc>
-        <w:tc>
-          <w:tcPr/>
-          <w:p>
-            <w:pPr>
-              <w:pStyle w:val="Compact"/>
-              <w:jc w:val="left"/>
-            </w:pPr>
-            <w:r>
-              <w:t xml:space="preserve">UAT D8</w:t>
+            <w:r>
+              <w:t xml:space="preserve"> </w:t>
+            </w:r>
+            <w:r>
+              <w:t xml:space="preserve">over a plan JSON in</w:t>
+            </w:r>
+            <w:r>
+              <w:t xml:space="preserve"> </w:t>
+            </w:r>
+            <w:r>
+              <w:rPr>
+                <w:rStyle w:val="VerbatimChar"/>
+              </w:rPr>
+              <w:t xml:space="preserve">tmp_path</w:t>
+            </w:r>
+          </w:p>
+        </w:tc>
+        <w:tc>
+          <w:tcPr/>
+          <w:p>
+            <w:pPr>
+              <w:pStyle w:val="Compact"/>
+              <w:jc w:val="left"/>
+            </w:pPr>
+            <w:r>
+              <w:t xml:space="preserve">UAT D7</w:t>
             </w:r>
           </w:p>
         </w:tc>
@@ -26759,76 +27972,28 @@
                 <w:bCs/>
                 <w:b/>
               </w:rPr>
-              <w:t xml:space="preserve">D11</w:t>
-            </w:r>
-            <w:r>
-              <w:t xml:space="preserve"> </w:t>
-            </w:r>
-            <w:r>
-              <w:t xml:space="preserve">Priority groups,</w:t>
-            </w:r>
-            <w:r>
-              <w:t xml:space="preserve"> </w:t>
-            </w:r>
-            <w:r>
-              <w:rPr>
-                <w:rStyle w:val="VerbatimChar"/>
-              </w:rPr>
-              <w:t xml:space="preserve">/run</w:t>
-            </w:r>
-            <w:r>
-              <w:t xml:space="preserve">, lists</w:t>
-            </w:r>
-          </w:p>
-        </w:tc>
-        <w:tc>
-          <w:tcPr/>
-          <w:p>
-            <w:pPr>
-              <w:pStyle w:val="Compact"/>
-              <w:jc w:val="left"/>
-            </w:pPr>
-            <w:r>
-              <w:rPr>
-                <w:rStyle w:val="VerbatimChar"/>
-              </w:rPr>
-              <w:t xml:space="preserve">test_dashboard_priority.py</w:t>
-            </w:r>
-            <w:r>
-              <w:t xml:space="preserve"> </w:t>
-            </w:r>
-            <w:r>
-              <w:t xml:space="preserve">(11): group membership from the classifier’s outputs, ordering by lowest flagged mark,</w:t>
-            </w:r>
-            <w:r>
-              <w:t xml:space="preserve"> </w:t>
-            </w:r>
-            <w:r>
-              <w:rPr>
-                <w:rStyle w:val="VerbatimChar"/>
-              </w:rPr>
-              <w:t xml:space="preserve">/run</w:t>
-            </w:r>
-            <w:r>
-              <w:t xml:space="preserve"> </w:t>
-            </w:r>
-            <w:r>
-              <w:t xml:space="preserve">thresholds and provenance;</w:t>
-            </w:r>
-            <w:r>
-              <w:t xml:space="preserve"> </w:t>
-            </w:r>
-            <w:r>
-              <w:rPr>
-                <w:rStyle w:val="VerbatimChar"/>
-              </w:rPr>
-              <w:t xml:space="preserve">test_dashboard_lists.py</w:t>
-            </w:r>
-            <w:r>
-              <w:t xml:space="preserve"> </w:t>
-            </w:r>
-            <w:r>
-              <w:t xml:space="preserve">(13): each list equals its tile</w:t>
+              <w:t xml:space="preserve">D8</w:t>
+            </w:r>
+            <w:r>
+              <w:t xml:space="preserve"> </w:t>
+            </w:r>
+            <w:r>
+              <w:t xml:space="preserve">Student picker</w:t>
+            </w:r>
+          </w:p>
+        </w:tc>
+        <w:tc>
+          <w:tcPr/>
+          <w:p>
+            <w:pPr>
+              <w:pStyle w:val="Compact"/>
+              <w:jc w:val="left"/>
+            </w:pPr>
+            <w:r>
+              <w:rPr>
+                <w:rStyle w:val="VerbatimChar"/>
+              </w:rPr>
+              <w:t xml:space="preserve">…header_picker_lists_every_student_on_every_page</w:t>
             </w:r>
           </w:p>
         </w:tc>
@@ -26855,7 +28020,7 @@
               <w:jc w:val="left"/>
             </w:pPr>
             <w:r>
-              <w:t xml:space="preserve">—</w:t>
+              <w:t xml:space="preserve">UAT D8</w:t>
             </w:r>
           </w:p>
         </w:tc>
@@ -26885,34 +28050,91 @@
                 <w:bCs/>
                 <w:b/>
               </w:rPr>
-              <w:t xml:space="preserve">D9</w:t>
-            </w:r>
-            <w:r>
-              <w:t xml:space="preserve"> </w:t>
-            </w:r>
-            <w:r>
-              <w:t xml:space="preserve">Unreviewed-AI banner</w:t>
-            </w:r>
-          </w:p>
-        </w:tc>
-        <w:tc>
-          <w:tcPr/>
-          <w:p>
-            <w:pPr>
-              <w:pStyle w:val="Compact"/>
-              <w:jc w:val="left"/>
-            </w:pPr>
-            <w:r>
-              <w:t xml:space="preserve">as S5; on the PR #25 branch the banner tests also assert it links to</w:t>
-            </w:r>
-            <w:r>
-              <w:t xml:space="preserve"> </w:t>
-            </w:r>
-            <w:r>
-              <w:rPr>
-                <w:rStyle w:val="VerbatimChar"/>
-              </w:rPr>
-              <w:t xml:space="preserve">/clusters</w:t>
+              <w:t xml:space="preserve">D11</w:t>
+            </w:r>
+            <w:r>
+              <w:t xml:space="preserve"> </w:t>
+            </w:r>
+            <w:r>
+              <w:t xml:space="preserve">Priority groups,</w:t>
+            </w:r>
+            <w:r>
+              <w:t xml:space="preserve"> </w:t>
+            </w:r>
+            <w:r>
+              <w:rPr>
+                <w:rStyle w:val="VerbatimChar"/>
+              </w:rPr>
+              <w:t xml:space="preserve">/run</w:t>
+            </w:r>
+            <w:r>
+              <w:t xml:space="preserve">, lists</w:t>
+            </w:r>
+          </w:p>
+        </w:tc>
+        <w:tc>
+          <w:tcPr/>
+          <w:p>
+            <w:pPr>
+              <w:pStyle w:val="Compact"/>
+              <w:jc w:val="left"/>
+            </w:pPr>
+            <w:r>
+              <w:rPr>
+                <w:rStyle w:val="VerbatimChar"/>
+              </w:rPr>
+              <w:t xml:space="preserve">test_dashboard_priority.py</w:t>
+            </w:r>
+            <w:r>
+              <w:t xml:space="preserve"> </w:t>
+            </w:r>
+            <w:r>
+              <w:t xml:space="preserve">(11): group membership from the classifier’s outputs, ordering by lowest flagged mark,</w:t>
+            </w:r>
+            <w:r>
+              <w:t xml:space="preserve"> </w:t>
+            </w:r>
+            <w:r>
+              <w:rPr>
+                <w:rStyle w:val="VerbatimChar"/>
+              </w:rPr>
+              <w:t xml:space="preserve">/run</w:t>
+            </w:r>
+            <w:r>
+              <w:t xml:space="preserve"> </w:t>
+            </w:r>
+            <w:r>
+              <w:t xml:space="preserve">thresholds and provenance;</w:t>
+            </w:r>
+            <w:r>
+              <w:t xml:space="preserve"> </w:t>
+            </w:r>
+            <w:r>
+              <w:rPr>
+                <w:rStyle w:val="VerbatimChar"/>
+              </w:rPr>
+              <w:t xml:space="preserve">test_dashboard_lists.py</w:t>
+            </w:r>
+            <w:r>
+              <w:t xml:space="preserve"> </w:t>
+            </w:r>
+            <w:r>
+              <w:t xml:space="preserve">(13): each list equals its tile</w:t>
+            </w:r>
+          </w:p>
+        </w:tc>
+        <w:tc>
+          <w:tcPr/>
+          <w:p>
+            <w:pPr>
+              <w:pStyle w:val="Compact"/>
+              <w:jc w:val="left"/>
+            </w:pPr>
+            <w:r>
+              <w:rPr>
+                <w:rStyle w:val="VerbatimChar"/>
+              </w:rPr>
+              <w:t xml:space="preserve">TestClient</w:t>
             </w:r>
           </w:p>
         </w:tc>
@@ -26925,18 +28147,6 @@
             </w:pPr>
             <w:r>
               <w:t xml:space="preserve">—</w:t>
-            </w:r>
-          </w:p>
-        </w:tc>
-        <w:tc>
-          <w:tcPr/>
-          <w:p>
-            <w:pPr>
-              <w:pStyle w:val="Compact"/>
-              <w:jc w:val="left"/>
-            </w:pPr>
-            <w:r>
-              <w:t xml:space="preserve">UAT D9</w:t>
             </w:r>
           </w:p>
         </w:tc>
@@ -26966,6 +28176,87 @@
                 <w:bCs/>
                 <w:b/>
               </w:rPr>
+              <w:t xml:space="preserve">D9</w:t>
+            </w:r>
+            <w:r>
+              <w:t xml:space="preserve"> </w:t>
+            </w:r>
+            <w:r>
+              <w:t xml:space="preserve">Unreviewed-AI banner</w:t>
+            </w:r>
+          </w:p>
+        </w:tc>
+        <w:tc>
+          <w:tcPr/>
+          <w:p>
+            <w:pPr>
+              <w:pStyle w:val="Compact"/>
+              <w:jc w:val="left"/>
+            </w:pPr>
+            <w:r>
+              <w:t xml:space="preserve">as S5; on the PR #25 branch the banner tests also assert it links to</w:t>
+            </w:r>
+            <w:r>
+              <w:t xml:space="preserve"> </w:t>
+            </w:r>
+            <w:r>
+              <w:rPr>
+                <w:rStyle w:val="VerbatimChar"/>
+              </w:rPr>
+              <w:t xml:space="preserve">/clusters</w:t>
+            </w:r>
+          </w:p>
+        </w:tc>
+        <w:tc>
+          <w:tcPr/>
+          <w:p>
+            <w:pPr>
+              <w:pStyle w:val="Compact"/>
+              <w:jc w:val="left"/>
+            </w:pPr>
+            <w:r>
+              <w:t xml:space="preserve">—</w:t>
+            </w:r>
+          </w:p>
+        </w:tc>
+        <w:tc>
+          <w:tcPr/>
+          <w:p>
+            <w:pPr>
+              <w:pStyle w:val="Compact"/>
+              <w:jc w:val="left"/>
+            </w:pPr>
+            <w:r>
+              <w:t xml:space="preserve">UAT D9</w:t>
+            </w:r>
+          </w:p>
+        </w:tc>
+        <w:tc>
+          <w:tcPr/>
+          <w:p>
+            <w:pPr>
+              <w:pStyle w:val="Compact"/>
+              <w:jc w:val="left"/>
+            </w:pPr>
+            <w:r>
+              <w:t xml:space="preserve">Yes</w:t>
+            </w:r>
+          </w:p>
+        </w:tc>
+      </w:tr>
+      <w:tr>
+        <w:tc>
+          <w:tcPr/>
+          <w:p>
+            <w:pPr>
+              <w:pStyle w:val="Compact"/>
+              <w:jc w:val="left"/>
+            </w:pPr>
+            <w:r>
+              <w:rPr>
+                <w:bCs/>
+                <w:b/>
+              </w:rPr>
               <w:t xml:space="preserve">D10</w:t>
             </w:r>
             <w:r>
@@ -27056,8 +28347,8 @@
         </w:tc>
       </w:tr>
     </w:tbl>
-    <w:bookmarkEnd w:id="76"/>
-    <w:bookmarkStart w:id="77" w:name="running-the-tests"/>
+    <w:bookmarkEnd w:id="77"/>
+    <w:bookmarkStart w:id="78" w:name="running-the-tests"/>
     <w:p>
       <w:pPr>
         <w:pStyle w:val="Heading3"/>
@@ -27340,8 +28631,8 @@
         <w:t xml:space="preserve">, no custom markers and no pytest config section; the suite is deliberately plain.</w:t>
       </w:r>
     </w:p>
-    <w:bookmarkEnd w:id="77"/>
-    <w:bookmarkStart w:id="78" w:name="continuous-integration"/>
+    <w:bookmarkEnd w:id="78"/>
+    <w:bookmarkStart w:id="79" w:name="continuous-integration"/>
     <w:p>
       <w:pPr>
         <w:pStyle w:val="Heading3"/>
@@ -27376,8 +28667,8 @@
         <w:t xml:space="preserve">is still found; a full-history scan was confirmed clean on 24 Aug 2026 and the job’s value is that it stays that way. Coverage XML is uploaded as an artifact on every run, including failed ones.</w:t>
       </w:r>
     </w:p>
-    <w:bookmarkEnd w:id="78"/>
-    <w:bookmarkStart w:id="79" w:name="Xdcb452c337cb38a77f57c4c85c3bc7a7f473fb0"/>
+    <w:bookmarkEnd w:id="79"/>
+    <w:bookmarkStart w:id="80" w:name="Xdcb452c337cb38a77f57c4c85c3bc7a7f473fb0"/>
     <w:p>
       <w:pPr>
         <w:pStyle w:val="Heading3"/>
@@ -28399,9 +29690,9 @@
         </w:pict>
       </w:r>
     </w:p>
-    <w:bookmarkEnd w:id="79"/>
     <w:bookmarkEnd w:id="80"/>
-    <w:bookmarkStart w:id="86" w:name="usability-trial-results"/>
+    <w:bookmarkEnd w:id="81"/>
+    <w:bookmarkStart w:id="87" w:name="usability-trial-results"/>
     <w:p>
       <w:pPr>
         <w:pStyle w:val="Heading2"/>
@@ -28434,7 +29725,7 @@
         <w:t xml:space="preserve">The trial is scheduled as part of the Sprint 5 review on 4/5 October 2026. This section sets out who will test, what they will do, what is already known from owner feedback and from the team’s own preliminary runs, and the table to fill. It is framed as the project owner’s roadmap because that is what the results are for.</w:t>
       </w:r>
     </w:p>
-    <w:bookmarkStart w:id="81" w:name="participants-and-method"/>
+    <w:bookmarkStart w:id="82" w:name="participants-and-method"/>
     <w:p>
       <w:pPr>
         <w:pStyle w:val="Heading3"/>
@@ -28687,8 +29978,8 @@
         <w:t xml:space="preserve">.</w:t>
       </w:r>
     </w:p>
-    <w:bookmarkEnd w:id="81"/>
-    <w:bookmarkStart w:id="82" w:name="X1e2fd88383e755b0de637aee195156b89c1ce1f"/>
+    <w:bookmarkEnd w:id="82"/>
+    <w:bookmarkStart w:id="83" w:name="X1e2fd88383e755b0de637aee195156b89c1ce1f"/>
     <w:p>
       <w:pPr>
         <w:pStyle w:val="Heading3"/>
@@ -28922,8 +30213,8 @@
         <w:t xml:space="preserve">Test: walk the six security evidence items.</w:t>
       </w:r>
     </w:p>
-    <w:bookmarkEnd w:id="82"/>
-    <w:bookmarkStart w:id="83" w:name="results-to-fill-at-the-review"/>
+    <w:bookmarkEnd w:id="83"/>
+    <w:bookmarkStart w:id="84" w:name="results-to-fill-at-the-review"/>
     <w:p>
       <w:pPr>
         <w:pStyle w:val="Heading3"/>
@@ -30323,8 +31614,8 @@
         </w:tc>
       </w:tr>
     </w:tbl>
-    <w:bookmarkEnd w:id="83"/>
-    <w:bookmarkStart w:id="84" w:name="X287556ff213a075cc8fd7080e3c9e6c505480ef"/>
+    <w:bookmarkEnd w:id="84"/>
+    <w:bookmarkStart w:id="85" w:name="X287556ff213a075cc8fd7080e3c9e6c505480ef"/>
     <w:p>
       <w:pPr>
         <w:pStyle w:val="Heading3"/>
@@ -30488,8 +31779,8 @@
         <w:t xml:space="preserve">Which relative-gap cutoff to ratify, now that the 3,000-student sensitivity table exists (§3.9 item 2), and whether the priority groups are the right way to present the result.</w:t>
       </w:r>
     </w:p>
-    <w:bookmarkEnd w:id="84"/>
-    <w:bookmarkStart w:id="85" w:name="X9aee30a62998ef6eea56a2dbe1dddce56da57e1"/>
+    <w:bookmarkEnd w:id="85"/>
+    <w:bookmarkStart w:id="86" w:name="X9aee30a62998ef6eea56a2dbe1dddce56da57e1"/>
     <w:p>
       <w:pPr>
         <w:pStyle w:val="Heading3"/>
@@ -30526,9 +31817,9 @@
         </w:pict>
       </w:r>
     </w:p>
-    <w:bookmarkEnd w:id="85"/>
     <w:bookmarkEnd w:id="86"/>
-    <w:bookmarkStart w:id="92" w:name="future-work"/>
+    <w:bookmarkEnd w:id="87"/>
+    <w:bookmarkStart w:id="93" w:name="future-work"/>
     <w:p>
       <w:pPr>
         <w:pStyle w:val="Heading2"/>
@@ -30545,7 +31836,7 @@
         <w:t xml:space="preserve">This chapter records what was descoped, what was deferred, and the late suggestions, so the next team starts from decisions rather than from scratch. The pre-agreed descope order was quizzes → study strategies → learning plans, with the extraction → clustering → gap-detection spine non-negotiable. The spine was delivered.</w:t>
       </w:r>
     </w:p>
-    <w:bookmarkStart w:id="87" w:name="descoped"/>
+    <w:bookmarkStart w:id="88" w:name="descoped"/>
     <w:p>
       <w:pPr>
         <w:pStyle w:val="Heading3"/>
@@ -30687,8 +31978,8 @@
         <w:t xml:space="preserve">against planted-gap recall is still a two-hour task.</w:t>
       </w:r>
     </w:p>
-    <w:bookmarkEnd w:id="87"/>
-    <w:bookmarkStart w:id="88" w:name="deferred-with-the-reason"/>
+    <w:bookmarkEnd w:id="88"/>
+    <w:bookmarkStart w:id="89" w:name="deferred-with-the-reason"/>
     <w:p>
       <w:pPr>
         <w:pStyle w:val="Heading3"/>
@@ -30857,13 +32148,46 @@
           <w:bCs/>
           <w:b/>
         </w:rPr>
-        <w:t xml:space="preserve">Gap co-occurrence graph and trajectory model (IOLG-106).</w:t>
-      </w:r>
-      <w:r>
-        <w:t xml:space="preserve"> </w:t>
-      </w:r>
-      <w:r>
-        <w:t xml:space="preserve">Still To Do on the board with no branch. The per-competency ability data it was waiting for now exists (the catalogue generator), so the blocker is time, not data.</w:t>
+        <w:t xml:space="preserve">Trajectory model (IOLG-106).</w:t>
+      </w:r>
+      <w:r>
+        <w:t xml:space="preserve"> </w:t>
+      </w:r>
+      <w:r>
+        <w:t xml:space="preserve">Built on its own branch (§3.11): declared sequence, subject chain on the gap card, configurable band, basis label. What remains is the owner’s course map to put in</w:t>
+      </w:r>
+      <w:r>
+        <w:t xml:space="preserve"> </w:t>
+      </w:r>
+      <w:r>
+        <w:rPr>
+          <w:rStyle w:val="VerbatimChar"/>
+        </w:rPr>
+        <w:t xml:space="preserve">LJA_SUBJECT_SEQUENCE</w:t>
+      </w:r>
+      <w:r>
+        <w:t xml:space="preserve"> </w:t>
+      </w:r>
+      <w:r>
+        <w:t xml:space="preserve">(FR-1.7, still a decision he holds), Moodle enrolments as the source of</w:t>
+      </w:r>
+      <w:r>
+        <w:t xml:space="preserve"> </w:t>
+      </w:r>
+      <w:r>
+        <w:t xml:space="preserve">“</w:t>
+      </w:r>
+      <w:r>
+        <w:t xml:space="preserve">ahead</w:t>
+      </w:r>
+      <w:r>
+        <w:t xml:space="preserve">”</w:t>
+      </w:r>
+      <w:r>
+        <w:t xml:space="preserve"> </w:t>
+      </w:r>
+      <w:r>
+        <w:t xml:space="preserve">on the production path, and the gap co-occurrence graph the ticket’s epic once mentioned, which was never specified.</w:t>
       </w:r>
     </w:p>
     <w:p>
@@ -30937,8 +32261,8 @@
         <w:t xml:space="preserve">.</w:t>
       </w:r>
     </w:p>
-    <w:bookmarkEnd w:id="88"/>
-    <w:bookmarkStart w:id="89" w:name="Xf427bac91b6968ac6e593f247411bef1c9f7963"/>
+    <w:bookmarkEnd w:id="89"/>
+    <w:bookmarkStart w:id="90" w:name="Xf427bac91b6968ac6e593f247411bef1c9f7963"/>
     <w:p>
       <w:pPr>
         <w:pStyle w:val="Heading3"/>
@@ -31199,8 +32523,8 @@
         <w:t xml:space="preserve">A Moodle plugin exposing rubric fills as a web service (tender Option 3), which would remove the database credential from the production path entirely.</w:t>
       </w:r>
     </w:p>
-    <w:bookmarkEnd w:id="89"/>
-    <w:bookmarkStart w:id="90" w:name="production-outlook-from-the-tender"/>
+    <w:bookmarkEnd w:id="90"/>
+    <w:bookmarkStart w:id="91" w:name="production-outlook-from-the-tender"/>
     <w:p>
       <w:pPr>
         <w:pStyle w:val="Heading3"/>
@@ -31217,8 +32541,8 @@
         <w:t xml:space="preserve">Roughly $200 per month for a small managed instance; a maintenance allowance of about 40 hours per semester; LLM cost about $0.02 for 150 students × 3 subjects on the Anthropic path, so about $0.10 per 1,000 students per semester. The dominant cost of running LJA is people reviewing clusters and ratifying thresholds, not compute.</w:t>
       </w:r>
     </w:p>
-    <w:bookmarkEnd w:id="90"/>
-    <w:bookmarkStart w:id="91" w:name="decisions-the-project-owner-still-holds"/>
+    <w:bookmarkEnd w:id="91"/>
+    <w:bookmarkStart w:id="92" w:name="decisions-the-project-owner-still-holds"/>
     <w:p>
       <w:pPr>
         <w:pStyle w:val="Heading3"/>
@@ -31242,9 +32566,9 @@
         </w:pict>
       </w:r>
     </w:p>
-    <w:bookmarkEnd w:id="91"/>
     <w:bookmarkEnd w:id="92"/>
-    <w:bookmarkStart w:id="93" w:name="appendix-a.-glossary"/>
+    <w:bookmarkEnd w:id="93"/>
+    <w:bookmarkStart w:id="94" w:name="appendix-a.-glossary"/>
     <w:p>
       <w:pPr>
         <w:pStyle w:val="Heading2"/>
@@ -31928,9 +33252,70 @@
           </w:p>
         </w:tc>
       </w:tr>
+      <w:tr>
+        <w:tc>
+          <w:tcPr/>
+          <w:p>
+            <w:pPr>
+              <w:pStyle w:val="Compact"/>
+              <w:jc w:val="left"/>
+            </w:pPr>
+            <w:r>
+              <w:t xml:space="preserve">Trajectory</w:t>
+            </w:r>
+          </w:p>
+        </w:tc>
+        <w:tc>
+          <w:tcPr/>
+          <w:p>
+            <w:pPr>
+              <w:pStyle w:val="Compact"/>
+              <w:jc w:val="left"/>
+            </w:pPr>
+            <w:r>
+              <w:t xml:space="preserve">One student’s attainment in one competency, subject by subject, in the intended order, with the subjects not yet sat ahead. Order, not time (§3.11).</w:t>
+            </w:r>
+          </w:p>
+        </w:tc>
+      </w:tr>
+      <w:tr>
+        <w:tc>
+          <w:tcPr/>
+          <w:p>
+            <w:pPr>
+              <w:pStyle w:val="Compact"/>
+              <w:jc w:val="left"/>
+            </w:pPr>
+            <w:r>
+              <w:t xml:space="preserve">Subject sequence</w:t>
+            </w:r>
+          </w:p>
+        </w:tc>
+        <w:tc>
+          <w:tcPr/>
+          <w:p>
+            <w:pPr>
+              <w:pStyle w:val="Compact"/>
+              <w:jc w:val="left"/>
+            </w:pPr>
+            <w:r>
+              <w:t xml:space="preserve">The declared order of subjects (</w:t>
+            </w:r>
+            <w:r>
+              <w:rPr>
+                <w:rStyle w:val="VerbatimChar"/>
+              </w:rPr>
+              <w:t xml:space="preserve">LJA_SUBJECT_SEQUENCE</w:t>
+            </w:r>
+            <w:r>
+              <w:t xml:space="preserve">); unlisted subjects fall back to the year digit in their code, and every trajectory says which rule ordered it.</w:t>
+            </w:r>
+          </w:p>
+        </w:tc>
+      </w:tr>
     </w:tbl>
-    <w:bookmarkEnd w:id="93"/>
-    <w:bookmarkStart w:id="101" w:name="appendix-b.-metrics-reference"/>
+    <w:bookmarkEnd w:id="94"/>
+    <w:bookmarkStart w:id="102" w:name="appendix-b.-metrics-reference"/>
     <w:p>
       <w:pPr>
         <w:pStyle w:val="Heading2"/>
@@ -32120,7 +33505,7 @@
         <w:t xml:space="preserve">.</w:t>
       </w:r>
     </w:p>
-    <w:bookmarkStart w:id="94" w:name="b.1-summary"/>
+    <w:bookmarkStart w:id="95" w:name="b.1-summary"/>
     <w:p>
       <w:pPr>
         <w:pStyle w:val="Heading3"/>
@@ -32726,23 +34111,162 @@
               <w:rPr>
                 <w:rStyle w:val="VerbatimChar"/>
               </w:rPr>
+              <w:t xml:space="preserve">trajectory.py</w:t>
+            </w:r>
+            <w:r>
+              <w:t xml:space="preserve"> </w:t>
+            </w:r>
+            <w:r>
+              <w:t xml:space="preserve">via</w:t>
+            </w:r>
+            <w:r>
+              <w:t xml:space="preserve"> </w:t>
+            </w:r>
+            <w:r>
+              <w:rPr>
+                <w:rStyle w:val="VerbatimChar"/>
+              </w:rPr>
+              <w:t xml:space="preserve">gap_evidence.describe_trend</w:t>
+            </w:r>
+          </w:p>
+        </w:tc>
+        <w:tc>
+          <w:tcPr/>
+          <w:p>
+            <w:pPr>
+              <w:pStyle w:val="Compact"/>
+              <w:jc w:val="left"/>
+            </w:pPr>
+            <w:r>
+              <w:t xml:space="preserve">Student page, plans, export, outcome-quality progressions</w:t>
+            </w:r>
+          </w:p>
+        </w:tc>
+        <w:tc>
+          <w:tcPr/>
+          <w:p>
+            <w:pPr>
+              <w:pStyle w:val="Compact"/>
+              <w:jc w:val="left"/>
+            </w:pPr>
+            <w:r>
+              <w:t xml:space="preserve">IOLG-106 branch</w:t>
+            </w:r>
+          </w:p>
+        </w:tc>
+      </w:tr>
+      <w:tr>
+        <w:tc>
+          <w:tcPr/>
+          <w:p>
+            <w:pPr>
+              <w:pStyle w:val="Compact"/>
+              <w:jc w:val="left"/>
+            </w:pPr>
+            <w:r>
+              <w:t xml:space="preserve">Trajectory: points in sequence, delta, basis, subjects ahead</w:t>
+            </w:r>
+          </w:p>
+        </w:tc>
+        <w:tc>
+          <w:tcPr/>
+          <w:p>
+            <w:pPr>
+              <w:pStyle w:val="Compact"/>
+              <w:jc w:val="left"/>
+            </w:pPr>
+            <w:r>
+              <w:t xml:space="preserve">list, % points, label</w:t>
+            </w:r>
+          </w:p>
+        </w:tc>
+        <w:tc>
+          <w:tcPr/>
+          <w:p>
+            <w:pPr>
+              <w:pStyle w:val="Compact"/>
+              <w:jc w:val="left"/>
+            </w:pPr>
+            <w:r>
+              <w:rPr>
+                <w:rStyle w:val="VerbatimChar"/>
+              </w:rPr>
+              <w:t xml:space="preserve">trajectory.py</w:t>
+            </w:r>
+          </w:p>
+        </w:tc>
+        <w:tc>
+          <w:tcPr/>
+          <w:p>
+            <w:pPr>
+              <w:pStyle w:val="Compact"/>
+              <w:jc w:val="left"/>
+            </w:pPr>
+            <w:r>
+              <w:t xml:space="preserve">Gap card subject chain,</w:t>
+            </w:r>
+            <w:r>
+              <w:t xml:space="preserve"> </w:t>
+            </w:r>
+            <w:r>
+              <w:rPr>
+                <w:rStyle w:val="VerbatimChar"/>
+              </w:rPr>
+              <w:t xml:space="preserve">/run</w:t>
+            </w:r>
+          </w:p>
+        </w:tc>
+        <w:tc>
+          <w:tcPr/>
+          <w:p>
+            <w:pPr>
+              <w:pStyle w:val="Compact"/>
+              <w:jc w:val="left"/>
+            </w:pPr>
+            <w:r>
+              <w:t xml:space="preserve">IOLG-106 branch</w:t>
+            </w:r>
+          </w:p>
+        </w:tc>
+      </w:tr>
+      <w:tr>
+        <w:tc>
+          <w:tcPr/>
+          <w:p>
+            <w:pPr>
+              <w:pStyle w:val="Compact"/>
+              <w:jc w:val="left"/>
+            </w:pPr>
+            <w:r>
+              <w:t xml:space="preserve">Future subjects sharing a competency</w:t>
+            </w:r>
+          </w:p>
+        </w:tc>
+        <w:tc>
+          <w:tcPr/>
+          <w:p>
+            <w:pPr>
+              <w:pStyle w:val="Compact"/>
+              <w:jc w:val="left"/>
+            </w:pPr>
+            <w:r>
+              <w:t xml:space="preserve">list</w:t>
+            </w:r>
+          </w:p>
+        </w:tc>
+        <w:tc>
+          <w:tcPr/>
+          <w:p>
+            <w:pPr>
+              <w:pStyle w:val="Compact"/>
+              <w:jc w:val="left"/>
+            </w:pPr>
+            <w:r>
+              <w:rPr>
+                <w:rStyle w:val="VerbatimChar"/>
+              </w:rPr>
               <w:t xml:space="preserve">gap_evidence.py</w:t>
             </w:r>
-            <w:r>
-              <w:t xml:space="preserve"> </w:t>
-            </w:r>
-            <w:r>
-              <w:t xml:space="preserve">(</w:t>
-            </w:r>
-            <w:r>
-              <w:rPr>
-                <w:rStyle w:val="VerbatimChar"/>
-              </w:rPr>
-              <w:t xml:space="preserve">describe_trend</w:t>
-            </w:r>
-            <w:r>
-              <w:t xml:space="preserve">)</w:t>
-            </w:r>
           </w:p>
         </w:tc>
         <w:tc>
@@ -32779,46 +34303,46 @@
               <w:jc w:val="left"/>
             </w:pPr>
             <w:r>
-              <w:t xml:space="preserve">Future subjects sharing a competency</w:t>
-            </w:r>
-          </w:p>
-        </w:tc>
-        <w:tc>
-          <w:tcPr/>
-          <w:p>
-            <w:pPr>
-              <w:pStyle w:val="Compact"/>
-              <w:jc w:val="left"/>
-            </w:pPr>
-            <w:r>
-              <w:t xml:space="preserve">list</w:t>
-            </w:r>
-          </w:p>
-        </w:tc>
-        <w:tc>
-          <w:tcPr/>
-          <w:p>
-            <w:pPr>
-              <w:pStyle w:val="Compact"/>
-              <w:jc w:val="left"/>
-            </w:pPr>
-            <w:r>
-              <w:rPr>
-                <w:rStyle w:val="VerbatimChar"/>
-              </w:rPr>
-              <w:t xml:space="preserve">gap_evidence.py</w:t>
-            </w:r>
-          </w:p>
-        </w:tc>
-        <w:tc>
-          <w:tcPr/>
-          <w:p>
-            <w:pPr>
-              <w:pStyle w:val="Compact"/>
-              <w:jc w:val="left"/>
-            </w:pPr>
-            <w:r>
-              <w:t xml:space="preserve">Student page, plans</w:t>
+              <w:t xml:space="preserve">Gap and strength counts</w:t>
+            </w:r>
+          </w:p>
+        </w:tc>
+        <w:tc>
+          <w:tcPr/>
+          <w:p>
+            <w:pPr>
+              <w:pStyle w:val="Compact"/>
+              <w:jc w:val="left"/>
+            </w:pPr>
+            <w:r>
+              <w:t xml:space="preserve">count</w:t>
+            </w:r>
+          </w:p>
+        </w:tc>
+        <w:tc>
+          <w:tcPr/>
+          <w:p>
+            <w:pPr>
+              <w:pStyle w:val="Compact"/>
+              <w:jc w:val="left"/>
+            </w:pPr>
+            <w:r>
+              <w:rPr>
+                <w:rStyle w:val="VerbatimChar"/>
+              </w:rPr>
+              <w:t xml:space="preserve">lja/dashboard/app.py</w:t>
+            </w:r>
+          </w:p>
+        </w:tc>
+        <w:tc>
+          <w:tcPr/>
+          <w:p>
+            <w:pPr>
+              <w:pStyle w:val="Compact"/>
+              <w:jc w:val="left"/>
+            </w:pPr>
+            <w:r>
+              <w:t xml:space="preserve">Student list, student page</w:t>
             </w:r>
           </w:p>
         </w:tc>
@@ -32844,19 +34368,84 @@
               <w:jc w:val="left"/>
             </w:pPr>
             <w:r>
-              <w:t xml:space="preserve">Gap and strength counts</w:t>
-            </w:r>
-          </w:p>
-        </w:tc>
-        <w:tc>
-          <w:tcPr/>
-          <w:p>
-            <w:pPr>
-              <w:pStyle w:val="Compact"/>
-              <w:jc w:val="left"/>
-            </w:pPr>
-            <w:r>
-              <w:t xml:space="preserve">count</w:t>
+              <w:t xml:space="preserve">Cohort statistics and histogram</w:t>
+            </w:r>
+          </w:p>
+        </w:tc>
+        <w:tc>
+          <w:tcPr/>
+          <w:p>
+            <w:pPr>
+              <w:pStyle w:val="Compact"/>
+              <w:jc w:val="left"/>
+            </w:pPr>
+            <w:r>
+              <w:t xml:space="preserve">% (2 dp), count</w:t>
+            </w:r>
+          </w:p>
+        </w:tc>
+        <w:tc>
+          <w:tcPr/>
+          <w:p>
+            <w:pPr>
+              <w:pStyle w:val="Compact"/>
+              <w:jc w:val="left"/>
+            </w:pPr>
+            <w:r>
+              <w:rPr>
+                <w:rStyle w:val="VerbatimChar"/>
+              </w:rPr>
+              <w:t xml:space="preserve">lja/dashboard/stats.py</w:t>
+            </w:r>
+          </w:p>
+        </w:tc>
+        <w:tc>
+          <w:tcPr/>
+          <w:p>
+            <w:pPr>
+              <w:pStyle w:val="Compact"/>
+              <w:jc w:val="left"/>
+            </w:pPr>
+            <w:r>
+              <w:t xml:space="preserve">Dashboard home and cohort pages</w:t>
+            </w:r>
+          </w:p>
+        </w:tc>
+        <w:tc>
+          <w:tcPr/>
+          <w:p>
+            <w:pPr>
+              <w:pStyle w:val="Compact"/>
+              <w:jc w:val="left"/>
+            </w:pPr>
+            <w:r>
+              <w:t xml:space="preserve">main</w:t>
+            </w:r>
+          </w:p>
+        </w:tc>
+      </w:tr>
+      <w:tr>
+        <w:tc>
+          <w:tcPr/>
+          <w:p>
+            <w:pPr>
+              <w:pStyle w:val="Compact"/>
+              <w:jc w:val="left"/>
+            </w:pPr>
+            <w:r>
+              <w:t xml:space="preserve">Priority group, lowest gap, below-floor count</w:t>
+            </w:r>
+          </w:p>
+        </w:tc>
+        <w:tc>
+          <w:tcPr/>
+          <w:p>
+            <w:pPr>
+              <w:pStyle w:val="Compact"/>
+              <w:jc w:val="left"/>
+            </w:pPr>
+            <w:r>
+              <w:t xml:space="preserve">label, %, count</w:t>
             </w:r>
           </w:p>
         </w:tc>
@@ -32883,7 +34472,16 @@
               <w:jc w:val="left"/>
             </w:pPr>
             <w:r>
-              <w:t xml:space="preserve">Student list, student page</w:t>
+              <w:t xml:space="preserve">Students page, cohort pages,</w:t>
+            </w:r>
+            <w:r>
+              <w:t xml:space="preserve"> </w:t>
+            </w:r>
+            <w:r>
+              <w:rPr>
+                <w:rStyle w:val="VerbatimChar"/>
+              </w:rPr>
+              <w:t xml:space="preserve">/run</w:t>
             </w:r>
           </w:p>
         </w:tc>
@@ -32909,46 +34507,49 @@
               <w:jc w:val="left"/>
             </w:pPr>
             <w:r>
-              <w:t xml:space="preserve">Cohort statistics and histogram</w:t>
-            </w:r>
-          </w:p>
-        </w:tc>
-        <w:tc>
-          <w:tcPr/>
-          <w:p>
-            <w:pPr>
-              <w:pStyle w:val="Compact"/>
-              <w:jc w:val="left"/>
-            </w:pPr>
-            <w:r>
-              <w:t xml:space="preserve">% (2 dp), count</w:t>
-            </w:r>
-          </w:p>
-        </w:tc>
-        <w:tc>
-          <w:tcPr/>
-          <w:p>
-            <w:pPr>
-              <w:pStyle w:val="Compact"/>
-              <w:jc w:val="left"/>
-            </w:pPr>
-            <w:r>
-              <w:rPr>
-                <w:rStyle w:val="VerbatimChar"/>
-              </w:rPr>
-              <w:t xml:space="preserve">lja/dashboard/stats.py</w:t>
-            </w:r>
-          </w:p>
-        </w:tc>
-        <w:tc>
-          <w:tcPr/>
-          <w:p>
-            <w:pPr>
-              <w:pStyle w:val="Compact"/>
-              <w:jc w:val="left"/>
-            </w:pPr>
-            <w:r>
-              <w:t xml:space="preserve">Dashboard home and cohort pages</w:t>
+              <w:t xml:space="preserve">Flagged-mark histogram</w:t>
+            </w:r>
+          </w:p>
+        </w:tc>
+        <w:tc>
+          <w:tcPr/>
+          <w:p>
+            <w:pPr>
+              <w:pStyle w:val="Compact"/>
+              <w:jc w:val="left"/>
+            </w:pPr>
+            <w:r>
+              <w:t xml:space="preserve">count per 5-point bin</w:t>
+            </w:r>
+          </w:p>
+        </w:tc>
+        <w:tc>
+          <w:tcPr/>
+          <w:p>
+            <w:pPr>
+              <w:pStyle w:val="Compact"/>
+              <w:jc w:val="left"/>
+            </w:pPr>
+            <w:r>
+              <w:rPr>
+                <w:rStyle w:val="VerbatimChar"/>
+              </w:rPr>
+              <w:t xml:space="preserve">app.py</w:t>
+            </w:r>
+          </w:p>
+        </w:tc>
+        <w:tc>
+          <w:tcPr/>
+          <w:p>
+            <w:pPr>
+              <w:pStyle w:val="Compact"/>
+              <w:jc w:val="left"/>
+            </w:pPr>
+            <w:r>
+              <w:rPr>
+                <w:rStyle w:val="VerbatimChar"/>
+              </w:rPr>
+              <w:t xml:space="preserve">/run</w:t>
             </w:r>
           </w:p>
         </w:tc>
@@ -32974,55 +34575,55 @@
               <w:jc w:val="left"/>
             </w:pPr>
             <w:r>
-              <w:t xml:space="preserve">Priority group, lowest gap, below-floor count</w:t>
-            </w:r>
-          </w:p>
-        </w:tc>
-        <w:tc>
-          <w:tcPr/>
-          <w:p>
-            <w:pPr>
-              <w:pStyle w:val="Compact"/>
-              <w:jc w:val="left"/>
-            </w:pPr>
-            <w:r>
-              <w:t xml:space="preserve">label, %, count</w:t>
-            </w:r>
-          </w:p>
-        </w:tc>
-        <w:tc>
-          <w:tcPr/>
-          <w:p>
-            <w:pPr>
-              <w:pStyle w:val="Compact"/>
-              <w:jc w:val="left"/>
-            </w:pPr>
-            <w:r>
-              <w:rPr>
-                <w:rStyle w:val="VerbatimChar"/>
-              </w:rPr>
-              <w:t xml:space="preserve">lja/dashboard/app.py</w:t>
-            </w:r>
-          </w:p>
-        </w:tc>
-        <w:tc>
-          <w:tcPr/>
-          <w:p>
-            <w:pPr>
-              <w:pStyle w:val="Compact"/>
-              <w:jc w:val="left"/>
-            </w:pPr>
-            <w:r>
-              <w:t xml:space="preserve">Students page, cohort pages,</w:t>
-            </w:r>
-            <w:r>
-              <w:t xml:space="preserve"> </w:t>
-            </w:r>
-            <w:r>
-              <w:rPr>
-                <w:rStyle w:val="VerbatimChar"/>
-              </w:rPr>
-              <w:t xml:space="preserve">/run</w:t>
+              <w:t xml:space="preserve">SILO and subject quality, gap rate, health</w:t>
+            </w:r>
+          </w:p>
+        </w:tc>
+        <w:tc>
+          <w:tcPr/>
+          <w:p>
+            <w:pPr>
+              <w:pStyle w:val="Compact"/>
+              <w:jc w:val="left"/>
+            </w:pPr>
+            <w:r>
+              <w:t xml:space="preserve">%, count</w:t>
+            </w:r>
+          </w:p>
+        </w:tc>
+        <w:tc>
+          <w:tcPr/>
+          <w:p>
+            <w:pPr>
+              <w:pStyle w:val="Compact"/>
+              <w:jc w:val="left"/>
+            </w:pPr>
+            <w:r>
+              <w:rPr>
+                <w:rStyle w:val="VerbatimChar"/>
+              </w:rPr>
+              <w:t xml:space="preserve">lja/model/silo_quality.py</w:t>
+            </w:r>
+          </w:p>
+        </w:tc>
+        <w:tc>
+          <w:tcPr/>
+          <w:p>
+            <w:pPr>
+              <w:pStyle w:val="Compact"/>
+              <w:jc w:val="left"/>
+            </w:pPr>
+            <w:r>
+              <w:rPr>
+                <w:rStyle w:val="VerbatimChar"/>
+              </w:rPr>
+              <w:t xml:space="preserve">/silos</w:t>
+            </w:r>
+            <w:r>
+              <w:t xml:space="preserve"> </w:t>
+            </w:r>
+            <w:r>
+              <w:t xml:space="preserve">page and its lists</w:t>
             </w:r>
           </w:p>
         </w:tc>
@@ -33048,49 +34649,55 @@
               <w:jc w:val="left"/>
             </w:pPr>
             <w:r>
-              <w:t xml:space="preserve">Flagged-mark histogram</w:t>
-            </w:r>
-          </w:p>
-        </w:tc>
-        <w:tc>
-          <w:tcPr/>
-          <w:p>
-            <w:pPr>
-              <w:pStyle w:val="Compact"/>
-              <w:jc w:val="left"/>
-            </w:pPr>
-            <w:r>
-              <w:t xml:space="preserve">count per 5-point bin</w:t>
-            </w:r>
-          </w:p>
-        </w:tc>
-        <w:tc>
-          <w:tcPr/>
-          <w:p>
-            <w:pPr>
-              <w:pStyle w:val="Compact"/>
-              <w:jc w:val="left"/>
-            </w:pPr>
-            <w:r>
-              <w:rPr>
-                <w:rStyle w:val="VerbatimChar"/>
-              </w:rPr>
-              <w:t xml:space="preserve">app.py</w:t>
-            </w:r>
-          </w:p>
-        </w:tc>
-        <w:tc>
-          <w:tcPr/>
-          <w:p>
-            <w:pPr>
-              <w:pStyle w:val="Compact"/>
-              <w:jc w:val="left"/>
-            </w:pPr>
-            <w:r>
-              <w:rPr>
-                <w:rStyle w:val="VerbatimChar"/>
-              </w:rPr>
-              <w:t xml:space="preserve">/run</w:t>
+              <w:t xml:space="preserve">Competency progression and delta</w:t>
+            </w:r>
+          </w:p>
+        </w:tc>
+        <w:tc>
+          <w:tcPr/>
+          <w:p>
+            <w:pPr>
+              <w:pStyle w:val="Compact"/>
+              <w:jc w:val="left"/>
+            </w:pPr>
+            <w:r>
+              <w:t xml:space="preserve">% points</w:t>
+            </w:r>
+          </w:p>
+        </w:tc>
+        <w:tc>
+          <w:tcPr/>
+          <w:p>
+            <w:pPr>
+              <w:pStyle w:val="Compact"/>
+              <w:jc w:val="left"/>
+            </w:pPr>
+            <w:r>
+              <w:rPr>
+                <w:rStyle w:val="VerbatimChar"/>
+              </w:rPr>
+              <w:t xml:space="preserve">silo_quality.py</w:t>
+            </w:r>
+          </w:p>
+        </w:tc>
+        <w:tc>
+          <w:tcPr/>
+          <w:p>
+            <w:pPr>
+              <w:pStyle w:val="Compact"/>
+              <w:jc w:val="left"/>
+            </w:pPr>
+            <w:r>
+              <w:rPr>
+                <w:rStyle w:val="VerbatimChar"/>
+              </w:rPr>
+              <w:t xml:space="preserve">/competency/&lt;slug&gt;</w:t>
+            </w:r>
+            <w:r>
+              <w:t xml:space="preserve"> </w:t>
+            </w:r>
+            <w:r>
+              <w:t xml:space="preserve">page</w:t>
             </w:r>
           </w:p>
         </w:tc>
@@ -33116,7 +34723,75 @@
               <w:jc w:val="left"/>
             </w:pPr>
             <w:r>
-              <w:t xml:space="preserve">SILO and subject quality, gap rate, health</w:t>
+              <w:t xml:space="preserve">Cohort gap rate and proficient rate per competency</w:t>
+            </w:r>
+          </w:p>
+        </w:tc>
+        <w:tc>
+          <w:tcPr/>
+          <w:p>
+            <w:pPr>
+              <w:pStyle w:val="Compact"/>
+              <w:jc w:val="left"/>
+            </w:pPr>
+            <w:r>
+              <w:t xml:space="preserve">%</w:t>
+            </w:r>
+          </w:p>
+        </w:tc>
+        <w:tc>
+          <w:tcPr/>
+          <w:p>
+            <w:pPr>
+              <w:pStyle w:val="Compact"/>
+              <w:jc w:val="left"/>
+            </w:pPr>
+            <w:r>
+              <w:rPr>
+                <w:rStyle w:val="VerbatimChar"/>
+              </w:rPr>
+              <w:t xml:space="preserve">lja/export.py</w:t>
+            </w:r>
+          </w:p>
+        </w:tc>
+        <w:tc>
+          <w:tcPr/>
+          <w:p>
+            <w:pPr>
+              <w:pStyle w:val="Compact"/>
+              <w:jc w:val="left"/>
+            </w:pPr>
+            <w:r>
+              <w:rPr>
+                <w:rStyle w:val="VerbatimChar"/>
+              </w:rPr>
+              <w:t xml:space="preserve">cohort.csv</w:t>
+            </w:r>
+          </w:p>
+        </w:tc>
+        <w:tc>
+          <w:tcPr/>
+          <w:p>
+            <w:pPr>
+              <w:pStyle w:val="Compact"/>
+              <w:jc w:val="left"/>
+            </w:pPr>
+            <w:r>
+              <w:t xml:space="preserve">main</w:t>
+            </w:r>
+          </w:p>
+        </w:tc>
+      </w:tr>
+      <w:tr>
+        <w:tc>
+          <w:tcPr/>
+          <w:p>
+            <w:pPr>
+              <w:pStyle w:val="Compact"/>
+              <w:jc w:val="left"/>
+            </w:pPr>
+            <w:r>
+              <w:t xml:space="preserve">Planted-gap recall, unplanted flags, clustering precision and recall</w:t>
             </w:r>
           </w:p>
         </w:tc>
@@ -33143,28 +34818,19 @@
               <w:rPr>
                 <w:rStyle w:val="VerbatimChar"/>
               </w:rPr>
-              <w:t xml:space="preserve">lja/model/silo_quality.py</w:t>
-            </w:r>
-          </w:p>
-        </w:tc>
-        <w:tc>
-          <w:tcPr/>
-          <w:p>
-            <w:pPr>
-              <w:pStyle w:val="Compact"/>
-              <w:jc w:val="left"/>
-            </w:pPr>
-            <w:r>
-              <w:rPr>
-                <w:rStyle w:val="VerbatimChar"/>
-              </w:rPr>
-              <w:t xml:space="preserve">/silos</w:t>
-            </w:r>
-            <w:r>
-              <w:t xml:space="preserve"> </w:t>
-            </w:r>
-            <w:r>
-              <w:t xml:space="preserve">page and its lists</w:t>
+              <w:t xml:space="preserve">lja/data/catalogue_verify.py</w:t>
+            </w:r>
+          </w:p>
+        </w:tc>
+        <w:tc>
+          <w:tcPr/>
+          <w:p>
+            <w:pPr>
+              <w:pStyle w:val="Compact"/>
+              <w:jc w:val="left"/>
+            </w:pPr>
+            <w:r>
+              <w:t xml:space="preserve">Command-line output</w:t>
             </w:r>
           </w:p>
         </w:tc>
@@ -33181,216 +34847,9 @@
           </w:p>
         </w:tc>
       </w:tr>
-      <w:tr>
-        <w:tc>
-          <w:tcPr/>
-          <w:p>
-            <w:pPr>
-              <w:pStyle w:val="Compact"/>
-              <w:jc w:val="left"/>
-            </w:pPr>
-            <w:r>
-              <w:t xml:space="preserve">Competency progression and delta</w:t>
-            </w:r>
-          </w:p>
-        </w:tc>
-        <w:tc>
-          <w:tcPr/>
-          <w:p>
-            <w:pPr>
-              <w:pStyle w:val="Compact"/>
-              <w:jc w:val="left"/>
-            </w:pPr>
-            <w:r>
-              <w:t xml:space="preserve">% points</w:t>
-            </w:r>
-          </w:p>
-        </w:tc>
-        <w:tc>
-          <w:tcPr/>
-          <w:p>
-            <w:pPr>
-              <w:pStyle w:val="Compact"/>
-              <w:jc w:val="left"/>
-            </w:pPr>
-            <w:r>
-              <w:rPr>
-                <w:rStyle w:val="VerbatimChar"/>
-              </w:rPr>
-              <w:t xml:space="preserve">silo_quality.py</w:t>
-            </w:r>
-          </w:p>
-        </w:tc>
-        <w:tc>
-          <w:tcPr/>
-          <w:p>
-            <w:pPr>
-              <w:pStyle w:val="Compact"/>
-              <w:jc w:val="left"/>
-            </w:pPr>
-            <w:r>
-              <w:rPr>
-                <w:rStyle w:val="VerbatimChar"/>
-              </w:rPr>
-              <w:t xml:space="preserve">/competency/&lt;slug&gt;</w:t>
-            </w:r>
-            <w:r>
-              <w:t xml:space="preserve"> </w:t>
-            </w:r>
-            <w:r>
-              <w:t xml:space="preserve">page</w:t>
-            </w:r>
-          </w:p>
-        </w:tc>
-        <w:tc>
-          <w:tcPr/>
-          <w:p>
-            <w:pPr>
-              <w:pStyle w:val="Compact"/>
-              <w:jc w:val="left"/>
-            </w:pPr>
-            <w:r>
-              <w:t xml:space="preserve">main</w:t>
-            </w:r>
-          </w:p>
-        </w:tc>
-      </w:tr>
-      <w:tr>
-        <w:tc>
-          <w:tcPr/>
-          <w:p>
-            <w:pPr>
-              <w:pStyle w:val="Compact"/>
-              <w:jc w:val="left"/>
-            </w:pPr>
-            <w:r>
-              <w:t xml:space="preserve">Cohort gap rate and proficient rate per competency</w:t>
-            </w:r>
-          </w:p>
-        </w:tc>
-        <w:tc>
-          <w:tcPr/>
-          <w:p>
-            <w:pPr>
-              <w:pStyle w:val="Compact"/>
-              <w:jc w:val="left"/>
-            </w:pPr>
-            <w:r>
-              <w:t xml:space="preserve">%</w:t>
-            </w:r>
-          </w:p>
-        </w:tc>
-        <w:tc>
-          <w:tcPr/>
-          <w:p>
-            <w:pPr>
-              <w:pStyle w:val="Compact"/>
-              <w:jc w:val="left"/>
-            </w:pPr>
-            <w:r>
-              <w:rPr>
-                <w:rStyle w:val="VerbatimChar"/>
-              </w:rPr>
-              <w:t xml:space="preserve">lja/export.py</w:t>
-            </w:r>
-          </w:p>
-        </w:tc>
-        <w:tc>
-          <w:tcPr/>
-          <w:p>
-            <w:pPr>
-              <w:pStyle w:val="Compact"/>
-              <w:jc w:val="left"/>
-            </w:pPr>
-            <w:r>
-              <w:rPr>
-                <w:rStyle w:val="VerbatimChar"/>
-              </w:rPr>
-              <w:t xml:space="preserve">cohort.csv</w:t>
-            </w:r>
-          </w:p>
-        </w:tc>
-        <w:tc>
-          <w:tcPr/>
-          <w:p>
-            <w:pPr>
-              <w:pStyle w:val="Compact"/>
-              <w:jc w:val="left"/>
-            </w:pPr>
-            <w:r>
-              <w:t xml:space="preserve">main</w:t>
-            </w:r>
-          </w:p>
-        </w:tc>
-      </w:tr>
-      <w:tr>
-        <w:tc>
-          <w:tcPr/>
-          <w:p>
-            <w:pPr>
-              <w:pStyle w:val="Compact"/>
-              <w:jc w:val="left"/>
-            </w:pPr>
-            <w:r>
-              <w:t xml:space="preserve">Planted-gap recall, unplanted flags, clustering precision and recall</w:t>
-            </w:r>
-          </w:p>
-        </w:tc>
-        <w:tc>
-          <w:tcPr/>
-          <w:p>
-            <w:pPr>
-              <w:pStyle w:val="Compact"/>
-              <w:jc w:val="left"/>
-            </w:pPr>
-            <w:r>
-              <w:t xml:space="preserve">%, count</w:t>
-            </w:r>
-          </w:p>
-        </w:tc>
-        <w:tc>
-          <w:tcPr/>
-          <w:p>
-            <w:pPr>
-              <w:pStyle w:val="Compact"/>
-              <w:jc w:val="left"/>
-            </w:pPr>
-            <w:r>
-              <w:rPr>
-                <w:rStyle w:val="VerbatimChar"/>
-              </w:rPr>
-              <w:t xml:space="preserve">lja/data/catalogue_verify.py</w:t>
-            </w:r>
-          </w:p>
-        </w:tc>
-        <w:tc>
-          <w:tcPr/>
-          <w:p>
-            <w:pPr>
-              <w:pStyle w:val="Compact"/>
-              <w:jc w:val="left"/>
-            </w:pPr>
-            <w:r>
-              <w:t xml:space="preserve">Command-line output</w:t>
-            </w:r>
-          </w:p>
-        </w:tc>
-        <w:tc>
-          <w:tcPr/>
-          <w:p>
-            <w:pPr>
-              <w:pStyle w:val="Compact"/>
-              <w:jc w:val="left"/>
-            </w:pPr>
-            <w:r>
-              <w:t xml:space="preserve">main</w:t>
-            </w:r>
-          </w:p>
-        </w:tc>
-      </w:tr>
     </w:tbl>
-    <w:bookmarkEnd w:id="94"/>
-    <w:bookmarkStart w:id="95" w:name="b.2-figures-supplied-in-the-workbook"/>
+    <w:bookmarkEnd w:id="95"/>
+    <w:bookmarkStart w:id="96" w:name="b.2-figures-supplied-in-the-workbook"/>
     <w:p>
       <w:pPr>
         <w:pStyle w:val="Heading3"/>
@@ -33891,8 +35350,8 @@
         <w:t xml:space="preserve">band is not the dashboard’s at-risk cohort, which is deliberately undefined (B.4).</w:t>
       </w:r>
     </w:p>
-    <w:bookmarkEnd w:id="95"/>
-    <w:bookmarkStart w:id="96" w:name="X9836b0525749b8ad958a8ed8698cc69b0381553"/>
+    <w:bookmarkEnd w:id="96"/>
+    <w:bookmarkStart w:id="97" w:name="X9836b0525749b8ad958a8ed8698cc69b0381553"/>
     <w:p>
       <w:pPr>
         <w:pStyle w:val="Heading3"/>
@@ -35718,8 +37177,8 @@
         <w:t xml:space="preserve">, which reports gap detection at cutoffs of −1.0, −1.5 and −2.0.</w:t>
       </w:r>
     </w:p>
-    <w:bookmarkEnd w:id="96"/>
-    <w:bookmarkStart w:id="97" w:name="X7393b5fb7aff42cf13eb130bf4662f4b3049d9b"/>
+    <w:bookmarkEnd w:id="97"/>
+    <w:bookmarkStart w:id="98" w:name="X7393b5fb7aff42cf13eb130bf4662f4b3049d9b"/>
     <w:p>
       <w:pPr>
         <w:pStyle w:val="Heading3"/>
@@ -35811,23 +37270,93 @@
           <w:bCs/>
           <w:b/>
         </w:rPr>
-        <w:t xml:space="preserve">Year level.</w:t>
-      </w:r>
-      <w:r>
-        <w:t xml:space="preserve"> </w:t>
-      </w:r>
-      <w:r>
-        <w:t xml:space="preserve">The first digit after the leading letters of a subject code: CSE</w:t>
+        <w:t xml:space="preserve">Subject order</w:t>
+      </w:r>
+      <w:r>
+        <w:t xml:space="preserve"> </w:t>
+      </w:r>
+      <w:r>
+        <w:t xml:space="preserve">(</w:t>
+      </w:r>
+      <w:r>
+        <w:rPr>
+          <w:rStyle w:val="VerbatimChar"/>
+        </w:rPr>
+        <w:t xml:space="preserve">SubjectSequence</w:t>
+      </w:r>
+      <w:r>
+        <w:t xml:space="preserve">, IOLG-106). A subject listed in</w:t>
+      </w:r>
+      <w:r>
+        <w:t xml:space="preserve"> </w:t>
+      </w:r>
+      <w:r>
+        <w:rPr>
+          <w:rStyle w:val="VerbatimChar"/>
+        </w:rPr>
+        <w:t xml:space="preserve">LJA_SUBJECT_SEQUENCE</w:t>
+      </w:r>
+      <w:r>
+        <w:t xml:space="preserve"> </w:t>
+      </w:r>
+      <w:r>
+        <w:t xml:space="preserve">takes its place in that list (</w:t>
+      </w:r>
+      <w:r>
+        <w:rPr>
+          <w:iCs/>
+          <w:i/>
+        </w:rPr>
+        <w:t xml:space="preserve">declared sequence</w:t>
+      </w:r>
+      <w:r>
+        <w:t xml:space="preserve">). Otherwise its</w:t>
+      </w:r>
+      <w:r>
+        <w:t xml:space="preserve"> </w:t>
       </w:r>
       <w:r>
         <w:rPr>
           <w:bCs/>
           <w:b/>
         </w:rPr>
+        <w:t xml:space="preserve">year level</w:t>
+      </w:r>
+      <w:r>
+        <w:t xml:space="preserve"> </w:t>
+      </w:r>
+      <w:r>
+        <w:t xml:space="preserve">is the first digit after the leading letters of its code, CSE</w:t>
+      </w:r>
+      <w:r>
+        <w:rPr>
+          <w:bCs/>
+          <w:b/>
+        </w:rPr>
         <w:t xml:space="preserve">2</w:t>
       </w:r>
       <w:r>
-        <w:t xml:space="preserve">ALG is year 2. A code without that pattern has no year level, and is never guessed.</w:t>
+        <w:t xml:space="preserve">ALG is year 2, and it sorts after every declared subject, by year (</w:t>
+      </w:r>
+      <w:r>
+        <w:rPr>
+          <w:iCs/>
+          <w:i/>
+        </w:rPr>
+        <w:t xml:space="preserve">year digit</w:t>
+      </w:r>
+      <w:r>
+        <w:t xml:space="preserve">). A code with neither has no order (</w:t>
+      </w:r>
+      <w:r>
+        <w:rPr>
+          <w:iCs/>
+          <w:i/>
+        </w:rPr>
+        <w:t xml:space="preserve">unknown</w:t>
+      </w:r>
+      <w:r>
+        <w:t xml:space="preserve">), is listed last and takes no part in a trend. Nothing is guessed.</w:t>
       </w:r>
     </w:p>
     <w:p>
@@ -35854,7 +37383,19 @@
         <w:t xml:space="preserve">describe_trend()</w:t>
       </w:r>
       <w:r>
-        <w:t xml:space="preserve">). Take the per-subject attainments of the subjects that have a year level, in year order. If there are fewer than two, the trend is</w:t>
+        <w:t xml:space="preserve">, now computed by</w:t>
+      </w:r>
+      <w:r>
+        <w:t xml:space="preserve"> </w:t>
+      </w:r>
+      <w:r>
+        <w:rPr>
+          <w:rStyle w:val="VerbatimChar"/>
+        </w:rPr>
+        <w:t xml:space="preserve">trajectory.py</w:t>
+      </w:r>
+      <w:r>
+        <w:t xml:space="preserve">). Take the per-subject attainments of the ordered subjects the student has sat, in sequence order. If there are fewer than two, the trend is</w:t>
       </w:r>
       <w:r>
         <w:t xml:space="preserve"> </w:t>
@@ -35881,7 +37422,7 @@
         <w:t xml:space="preserve"> </w:t>
       </w:r>
       <w:r>
-        <w:t xml:space="preserve">the latest year’s attainment minus the earliest year’s:</w:t>
+        <w:t xml:space="preserve">the last subject’s attainment minus the first’s, rounded to one decimal place:</w:t>
       </w:r>
     </w:p>
     <w:tbl>
@@ -36042,25 +37583,99 @@
         <w:pStyle w:val="BodyText"/>
       </w:pPr>
       <w:r>
-        <w:t xml:space="preserve">The 5-point band is</w:t>
-      </w:r>
-      <w:r>
-        <w:t xml:space="preserve"> </w:t>
-      </w:r>
-      <w:r>
-        <w:t xml:space="preserve">“</w:t>
-      </w:r>
-      <w:r>
-        <w:t xml:space="preserve">a reasoned starting point, not a measured threshold</w:t>
-      </w:r>
-      <w:r>
-        <w:t xml:space="preserve">”</w:t>
-      </w:r>
-      <w:r>
-        <w:t xml:space="preserve"> </w:t>
-      </w:r>
-      <w:r>
-        <w:t xml:space="preserve">(code comment) and has not been ratified.</w:t>
+        <w:t xml:space="preserve">The band is</w:t>
+      </w:r>
+      <w:r>
+        <w:t xml:space="preserve"> </w:t>
+      </w:r>
+      <w:r>
+        <w:rPr>
+          <w:rStyle w:val="VerbatimChar"/>
+        </w:rPr>
+        <w:t xml:space="preserve">LJA_TREND_STABLE_BAND</w:t>
+      </w:r>
+      <w:r>
+        <w:t xml:space="preserve">, default 5 points, shown on</w:t>
+      </w:r>
+      <w:r>
+        <w:t xml:space="preserve"> </w:t>
+      </w:r>
+      <w:r>
+        <w:rPr>
+          <w:rStyle w:val="VerbatimChar"/>
+        </w:rPr>
+        <w:t xml:space="preserve">/run</w:t>
+      </w:r>
+      <w:r>
+        <w:t xml:space="preserve">; a reasoned starting point, not a measured threshold, and not ratified. A trajectory’s</w:t>
+      </w:r>
+      <w:r>
+        <w:t xml:space="preserve"> </w:t>
+      </w:r>
+      <w:r>
+        <w:rPr>
+          <w:bCs/>
+          <w:b/>
+        </w:rPr>
+        <w:t xml:space="preserve">basis</w:t>
+      </w:r>
+      <w:r>
+        <w:t xml:space="preserve"> </w:t>
+      </w:r>
+      <w:r>
+        <w:t xml:space="preserve">records which rule ordered the subjects sat:</w:t>
+      </w:r>
+      <w:r>
+        <w:t xml:space="preserve"> </w:t>
+      </w:r>
+      <w:r>
+        <w:rPr>
+          <w:iCs/>
+          <w:i/>
+        </w:rPr>
+        <w:t xml:space="preserve">declared sequence</w:t>
+      </w:r>
+      <w:r>
+        <w:t xml:space="preserve">,</w:t>
+      </w:r>
+      <w:r>
+        <w:t xml:space="preserve"> </w:t>
+      </w:r>
+      <w:r>
+        <w:rPr>
+          <w:iCs/>
+          <w:i/>
+        </w:rPr>
+        <w:t xml:space="preserve">year digit</w:t>
+      </w:r>
+      <w:r>
+        <w:t xml:space="preserve">,</w:t>
+      </w:r>
+      <w:r>
+        <w:t xml:space="preserve"> </w:t>
+      </w:r>
+      <w:r>
+        <w:rPr>
+          <w:iCs/>
+          <w:i/>
+        </w:rPr>
+        <w:t xml:space="preserve">mixed</w:t>
+      </w:r>
+      <w:r>
+        <w:t xml:space="preserve">, or</w:t>
+      </w:r>
+      <w:r>
+        <w:t xml:space="preserve"> </w:t>
+      </w:r>
+      <w:r>
+        <w:rPr>
+          <w:iCs/>
+          <w:i/>
+        </w:rPr>
+        <w:t xml:space="preserve">none</w:t>
+      </w:r>
+      <w:r>
+        <w:t xml:space="preserve">.</w:t>
       </w:r>
     </w:p>
     <w:p>
@@ -36072,13 +37687,39 @@
           <w:bCs/>
           <w:b/>
         </w:rPr>
-        <w:t xml:space="preserve">Future subjects sharing a competency.</w:t>
-      </w:r>
-      <w:r>
-        <w:t xml:space="preserve"> </w:t>
-      </w:r>
-      <w:r>
-        <w:t xml:space="preserve">Subjects in the competency’s cluster in which the student has no results yet. These are candidates to watch, never subjects to avoid.</w:t>
+        <w:t xml:space="preserve">Subjects ahead</w:t>
+      </w:r>
+      <w:r>
+        <w:t xml:space="preserve"> </w:t>
+      </w:r>
+      <w:r>
+        <w:t xml:space="preserve">(formerly</w:t>
+      </w:r>
+      <w:r>
+        <w:t xml:space="preserve"> </w:t>
+      </w:r>
+      <w:r>
+        <w:rPr>
+          <w:iCs/>
+          <w:i/>
+        </w:rPr>
+        <w:t xml:space="preserve">future subjects sharing a competency</w:t>
+      </w:r>
+      <w:r>
+        <w:t xml:space="preserve">). Subjects in the competency’s cluster that the student has not sat, in sequence order, so the first is where the competency is assessed next. A subject the student has sat with no result touching the competency is</w:t>
+      </w:r>
+      <w:r>
+        <w:t xml:space="preserve"> </w:t>
+      </w:r>
+      <w:r>
+        <w:rPr>
+          <w:iCs/>
+          <w:i/>
+        </w:rPr>
+        <w:t xml:space="preserve">taken</w:t>
+      </w:r>
+      <w:r>
+        <w:t xml:space="preserve">, not ahead. These are places to prepare, never subjects to avoid.</w:t>
       </w:r>
     </w:p>
     <w:p>
@@ -36908,8 +38549,8 @@
         <w:t xml:space="preserve">(cohort chart). The number of (student, competency) rows in each classification, for the students in the cohort.</w:t>
       </w:r>
     </w:p>
-    <w:bookmarkEnd w:id="97"/>
-    <w:bookmarkStart w:id="98" w:name="b.5-outcome-quality-metrics"/>
+    <w:bookmarkEnd w:id="98"/>
+    <w:bookmarkStart w:id="99" w:name="b.5-outcome-quality-metrics"/>
     <w:p>
       <w:pPr>
         <w:pStyle w:val="Heading3"/>
@@ -37699,8 +39340,8 @@
         <w:t xml:space="preserve">: the same ±5-point band as B.4.</w:t>
       </w:r>
     </w:p>
-    <w:bookmarkEnd w:id="98"/>
-    <w:bookmarkStart w:id="99" w:name="X954c5dbeb8a80ac3dddf0c3ce2309c29100eeea"/>
+    <w:bookmarkEnd w:id="99"/>
+    <w:bookmarkStart w:id="100" w:name="X954c5dbeb8a80ac3dddf0c3ce2309c29100eeea"/>
     <w:p>
       <w:pPr>
         <w:pStyle w:val="Heading3"/>
@@ -38194,8 +39835,8 @@
         <w:t xml:space="preserve">Unplanted flags are not automatically false positives: every generated student has real variation between competencies, so a flag in their genuinely weakest competency is a correct detection of a gap nobody planted.</w:t>
       </w:r>
     </w:p>
-    <w:bookmarkEnd w:id="99"/>
-    <w:bookmarkStart w:id="100" w:name="X42a860e5d5d21b9b27139ed050e3d67e584c28d"/>
+    <w:bookmarkEnd w:id="100"/>
+    <w:bookmarkStart w:id="101" w:name="X42a860e5d5d21b9b27139ed050e3d67e584c28d"/>
     <w:p>
       <w:pPr>
         <w:pStyle w:val="Heading3"/>
@@ -38392,7 +40033,13 @@
               <w:jc w:val="left"/>
             </w:pPr>
             <w:r>
-              <w:t xml:space="preserve">The ±5 points in B.4 and B.5</w:t>
+              <w:rPr>
+                <w:rStyle w:val="VerbatimChar"/>
+              </w:rPr>
+              <w:t xml:space="preserve">LJA_TREND_STABLE_BAND</w:t>
+            </w:r>
+            <w:r>
+              <w:t xml:space="preserve">, ±5 points, used in B.4 and B.5</w:t>
             </w:r>
           </w:p>
         </w:tc>
@@ -38405,6 +40052,44 @@
             </w:pPr>
             <w:r>
               <w:t xml:space="preserve">Ratify, or tune on a real multi-year dataset</w:t>
+            </w:r>
+          </w:p>
+        </w:tc>
+      </w:tr>
+      <w:tr>
+        <w:tc>
+          <w:tcPr/>
+          <w:p>
+            <w:pPr>
+              <w:pStyle w:val="Compact"/>
+              <w:jc w:val="left"/>
+            </w:pPr>
+            <w:r>
+              <w:t xml:space="preserve">Subject order</w:t>
+            </w:r>
+          </w:p>
+        </w:tc>
+        <w:tc>
+          <w:tcPr/>
+          <w:p>
+            <w:pPr>
+              <w:pStyle w:val="Compact"/>
+              <w:jc w:val="left"/>
+            </w:pPr>
+            <w:r>
+              <w:t xml:space="preserve">The declared sequence is the three supplied subjects; every other subject orders by its year digit</w:t>
+            </w:r>
+          </w:p>
+        </w:tc>
+        <w:tc>
+          <w:tcPr/>
+          <w:p>
+            <w:pPr>
+              <w:pStyle w:val="Compact"/>
+              <w:jc w:val="left"/>
+            </w:pPr>
+            <w:r>
+              <w:t xml:space="preserve">The owner’s course map (FR-1.7)</w:t>
             </w:r>
           </w:p>
         </w:tc>
@@ -38643,9 +40328,9 @@
         </w:tc>
       </w:tr>
     </w:tbl>
-    <w:bookmarkEnd w:id="100"/>
     <w:bookmarkEnd w:id="101"/>
-    <w:bookmarkStart w:id="102" w:name="appendix-c.-source-documents"/>
+    <w:bookmarkEnd w:id="102"/>
+    <w:bookmarkStart w:id="103" w:name="appendix-c.-source-documents"/>
     <w:p>
       <w:pPr>
         <w:pStyle w:val="Heading2"/>
@@ -39666,8 +41351,8 @@
         </w:tc>
       </w:tr>
     </w:tbl>
-    <w:bookmarkEnd w:id="102"/>
-    <w:bookmarkStart w:id="103" w:name="appendix-d.-change-log"/>
+    <w:bookmarkEnd w:id="103"/>
+    <w:bookmarkStart w:id="104" w:name="appendix-d.-change-log"/>
     <w:p>
       <w:pPr>
         <w:pStyle w:val="Heading2"/>
@@ -39996,9 +41681,59 @@
           </w:p>
         </w:tc>
       </w:tr>
+      <w:tr>
+        <w:tc>
+          <w:tcPr/>
+          <w:p>
+            <w:pPr>
+              <w:pStyle w:val="Compact"/>
+              <w:jc w:val="left"/>
+            </w:pPr>
+            <w:r>
+              <w:t xml:space="preserve">0.5</w:t>
+            </w:r>
+          </w:p>
+        </w:tc>
+        <w:tc>
+          <w:tcPr/>
+          <w:p>
+            <w:pPr>
+              <w:pStyle w:val="Compact"/>
+              <w:jc w:val="left"/>
+            </w:pPr>
+            <w:r>
+              <w:t xml:space="preserve">2 Oct 2026</w:t>
+            </w:r>
+          </w:p>
+        </w:tc>
+        <w:tc>
+          <w:tcPr/>
+          <w:p>
+            <w:pPr>
+              <w:pStyle w:val="Compact"/>
+              <w:jc w:val="left"/>
+            </w:pPr>
+            <w:r>
+              <w:t xml:space="preserve">Allan Campton (drafted with Claude Code)</w:t>
+            </w:r>
+          </w:p>
+        </w:tc>
+        <w:tc>
+          <w:tcPr/>
+          <w:p>
+            <w:pPr>
+              <w:pStyle w:val="Compact"/>
+              <w:jc w:val="left"/>
+            </w:pPr>
+            <w:r>
+              <w:t xml:space="preserve">IOLG-106 trajectory model: new §3.11, decision D19, story D12, configuration rows, repository map, debt items 7 and 8 resolved to configuration, §8.2 and Appendix B reconciled. Ships on the IOLG-106 branch.</w:t>
+            </w:r>
+          </w:p>
+        </w:tc>
+      </w:tr>
     </w:tbl>
-    <w:bookmarkEnd w:id="103"/>
     <w:bookmarkEnd w:id="104"/>
+    <w:bookmarkEnd w:id="105"/>
     <w:sectPr/>
   </w:body>
 </w:document>

--- a/docs/handover/system-maintenance-document.docx
+++ b/docs/handover/system-maintenance-document.docx
@@ -28,7 +28,7 @@
         </w:p>
       </w:sdtContent>
     </w:sdt>
-    <w:bookmarkStart w:id="105" w:name="X360fa8bb0e8f6d1283c3e1214c3bc90f5bd9c66"/>
+    <w:bookmarkStart w:id="108" w:name="X360fa8bb0e8f6d1283c3e1214c3bc90f5bd9c66"/>
     <w:p>
       <w:pPr>
         <w:pStyle w:val="Heading1"/>
@@ -3772,7 +3772,7 @@
       </w:r>
     </w:p>
     <w:bookmarkEnd w:id="25"/>
-    <w:bookmarkStart w:id="58" w:name="design-and-implementation"/>
+    <w:bookmarkStart w:id="61" w:name="design-and-implementation"/>
     <w:p>
       <w:pPr>
         <w:pStyle w:val="Heading2"/>
@@ -11921,7 +11921,7 @@
       </w:r>
     </w:p>
     <w:bookmarkEnd w:id="56"/>
-    <w:bookmarkStart w:id="57" w:name="X3ab99d062148d37864863aae600335a63fa2733"/>
+    <w:bookmarkStart w:id="60" w:name="X3ab99d062148d37864863aae600335a63fa2733"/>
     <w:p>
       <w:pPr>
         <w:pStyle w:val="Heading3"/>
@@ -12523,38 +12523,57 @@
     </w:p>
     <w:p>
       <w:pPr>
-        <w:pStyle w:val="BodyText"/>
+        <w:pStyle w:val="CaptionedFigure"/>
       </w:pPr>
       <w:r>
-        <w:rPr>
-          <w:bCs/>
-          <w:b/>
-        </w:rPr>
-        <w:t xml:space="preserve">Not a prediction.</w:t>
-      </w:r>
-      <w:r>
-        <w:t xml:space="preserve"> </w:t>
-      </w:r>
-      <w:r>
-        <w:t xml:space="preserve">With two or three points per competency the trajectory is an ordering, not a slope, and nothing extrapolates. The subjects ahead are where the competency is assessed next, which is the moment to prepare; they are never advice about what to enrol in (D19). Enrolment data from Moodle would make</w:t>
-      </w:r>
-      <w:r>
-        <w:t xml:space="preserve"> </w:t>
-      </w:r>
-      <w:r>
-        <w:t xml:space="preserve">“</w:t>
-      </w:r>
-      <w:r>
-        <w:t xml:space="preserve">ahead</w:t>
-      </w:r>
-      <w:r>
-        <w:t xml:space="preserve">”</w:t>
-      </w:r>
-      <w:r>
-        <w:t xml:space="preserve"> </w:t>
-      </w:r>
-      <w:r>
-        <w:t xml:space="preserve">a fact rather than an inference from the program; that is a loader extension, not built.</w:t>
+        <w:drawing>
+          <wp:inline>
+            <wp:extent cx="5334000" cy="2607733"/>
+            <wp:effectExtent b="0" l="0" r="0" t="0"/>
+            <wp:docPr descr="A trajectory: STU0834 in Expressing mathematical arguments" title="" id="58" name="Picture"/>
+            <a:graphic>
+              <a:graphicData uri="http://schemas.openxmlformats.org/drawingml/2006/picture">
+                <pic:pic>
+                  <pic:nvPicPr>
+                    <pic:cNvPr descr="diagrams/15-trajectory-STU0834.png" id="59" name="Picture"/>
+                    <pic:cNvPicPr>
+                      <a:picLocks noChangeArrowheads="1" noChangeAspect="1"/>
+                    </pic:cNvPicPr>
+                  </pic:nvPicPr>
+                  <pic:blipFill>
+                    <a:blip r:embed="rId57"/>
+                    <a:stretch>
+                      <a:fillRect/>
+                    </a:stretch>
+                  </pic:blipFill>
+                  <pic:spPr bwMode="auto">
+                    <a:xfrm>
+                      <a:off x="0" y="0"/>
+                      <a:ext cx="5334000" cy="2607733"/>
+                    </a:xfrm>
+                    <a:prstGeom prst="rect">
+                      <a:avLst/>
+                    </a:prstGeom>
+                    <a:noFill/>
+                    <a:ln w="9525">
+                      <a:noFill/>
+                      <a:headEnd/>
+                      <a:tailEnd/>
+                    </a:ln>
+                  </pic:spPr>
+                </pic:pic>
+              </a:graphicData>
+            </a:graphic>
+          </wp:inline>
+        </w:drawing>
+      </w:r>
+    </w:p>
+    <w:p>
+      <w:pPr>
+        <w:pStyle w:val="ImageCaption"/>
+      </w:pPr>
+      <w:r>
+        <w:t xml:space="preserve">A trajectory: STU0834 in Expressing mathematical arguments</w:t>
       </w:r>
     </w:p>
     <w:p>
@@ -12562,6 +12581,105 @@
         <w:pStyle w:val="BodyText"/>
       </w:pPr>
       <w:r>
+        <w:rPr>
+          <w:iCs/>
+          <w:i/>
+        </w:rPr>
+        <w:t xml:space="preserve">Figure 5c: One trajectory from the 100-subject cohort, drawn for the User Document (its §4.5 explains it for readers of the dashboard). Four first-year subjects sat and declining, two second-year subjects ahead, ordered by year digit because the default declared sequence covers only the three supplied subjects.</w:t>
+      </w:r>
+    </w:p>
+    <w:p>
+      <w:pPr>
+        <w:pStyle w:val="BodyText"/>
+      </w:pPr>
+      <w:r>
+        <w:rPr>
+          <w:bCs/>
+          <w:b/>
+        </w:rPr>
+        <w:t xml:space="preserve">Ahead is unfiltered without a course map.</w:t>
+      </w:r>
+      <w:r>
+        <w:t xml:space="preserve"> </w:t>
+      </w:r>
+      <w:r>
+        <w:t xml:space="preserve">On the three-subject workbook</w:t>
+      </w:r>
+      <w:r>
+        <w:t xml:space="preserve"> </w:t>
+      </w:r>
+      <w:r>
+        <w:t xml:space="preserve">“</w:t>
+      </w:r>
+      <w:r>
+        <w:t xml:space="preserve">ahead</w:t>
+      </w:r>
+      <w:r>
+        <w:t xml:space="preserve">”</w:t>
+      </w:r>
+      <w:r>
+        <w:t xml:space="preserve"> </w:t>
+      </w:r>
+      <w:r>
+        <w:t xml:space="preserve">is exact. On the 100-subject cohort a competency can span fifteen subjects across seven programs, so a student’s chain lists subjects from degrees they are not in, and a skipped earlier-year subject appears as ahead. The chain is correct about where the competency is assessed and wrong as a list of the student’s next subjects; filtering it needs the program, which the catalogue’s</w:t>
+      </w:r>
+      <w:r>
+        <w:t xml:space="preserve"> </w:t>
+      </w:r>
+      <w:r>
+        <w:rPr>
+          <w:rStyle w:val="VerbatimChar"/>
+        </w:rPr>
+        <w:t xml:space="preserve">programs:</w:t>
+      </w:r>
+      <w:r>
+        <w:t xml:space="preserve"> </w:t>
+      </w:r>
+      <w:r>
+        <w:t xml:space="preserve">block and the Student Summary’s Program column both carry but the loader does not yet read. That is the first follow-up (§8.2).</w:t>
+      </w:r>
+    </w:p>
+    <w:p>
+      <w:pPr>
+        <w:pStyle w:val="BodyText"/>
+      </w:pPr>
+      <w:r>
+        <w:rPr>
+          <w:bCs/>
+          <w:b/>
+        </w:rPr>
+        <w:t xml:space="preserve">Not a prediction.</w:t>
+      </w:r>
+      <w:r>
+        <w:t xml:space="preserve"> </w:t>
+      </w:r>
+      <w:r>
+        <w:t xml:space="preserve">With two or three points per competency the trajectory is an ordering, not a slope, and nothing extrapolates. The subjects ahead are where the competency is assessed next, which is the moment to prepare; they are never advice about what to enrol in (D19). Enrolment data from Moodle would make</w:t>
+      </w:r>
+      <w:r>
+        <w:t xml:space="preserve"> </w:t>
+      </w:r>
+      <w:r>
+        <w:t xml:space="preserve">“</w:t>
+      </w:r>
+      <w:r>
+        <w:t xml:space="preserve">ahead</w:t>
+      </w:r>
+      <w:r>
+        <w:t xml:space="preserve">”</w:t>
+      </w:r>
+      <w:r>
+        <w:t xml:space="preserve"> </w:t>
+      </w:r>
+      <w:r>
+        <w:t xml:space="preserve">a fact rather than an inference from the program; that is a loader extension, not built.</w:t>
+      </w:r>
+    </w:p>
+    <w:p>
+      <w:pPr>
+        <w:pStyle w:val="BodyText"/>
+      </w:pPr>
+      <w:r>
         <w:t xml:space="preserve">Tests:</w:t>
       </w:r>
       <w:r>
@@ -12629,9 +12747,9 @@
         </w:pict>
       </w:r>
     </w:p>
-    <w:bookmarkEnd w:id="57"/>
-    <w:bookmarkEnd w:id="58"/>
-    <w:bookmarkStart w:id="65" w:name="deployment-and-environment"/>
+    <w:bookmarkEnd w:id="60"/>
+    <w:bookmarkEnd w:id="61"/>
+    <w:bookmarkStart w:id="68" w:name="deployment-and-environment"/>
     <w:p>
       <w:pPr>
         <w:pStyle w:val="Heading2"/>
@@ -12640,7 +12758,7 @@
         <w:t xml:space="preserve">4. Deployment and environment</w:t>
       </w:r>
     </w:p>
-    <w:bookmarkStart w:id="59" w:name="hardware-requirements"/>
+    <w:bookmarkStart w:id="62" w:name="hardware-requirements"/>
     <w:p>
       <w:pPr>
         <w:pStyle w:val="Heading3"/>
@@ -12894,8 +13012,8 @@
         </w:tc>
       </w:tr>
     </w:tbl>
-    <w:bookmarkEnd w:id="59"/>
-    <w:bookmarkStart w:id="60" w:name="software-requirements"/>
+    <w:bookmarkEnd w:id="62"/>
+    <w:bookmarkStart w:id="63" w:name="software-requirements"/>
     <w:p>
       <w:pPr>
         <w:pStyle w:val="Heading3"/>
@@ -13321,8 +13439,8 @@
         </w:tc>
       </w:tr>
     </w:tbl>
-    <w:bookmarkEnd w:id="60"/>
-    <w:bookmarkStart w:id="61" w:name="installation-from-a-clean-clone-linux"/>
+    <w:bookmarkEnd w:id="63"/>
+    <w:bookmarkStart w:id="64" w:name="installation-from-a-clean-clone-linux"/>
     <w:p>
       <w:pPr>
         <w:pStyle w:val="Heading3"/>
@@ -14610,8 +14728,8 @@
         <w:t xml:space="preserve">A five-minute recording of steps 1–8 above on a fresh VM is planned for Sprint 6 (Anup’s clean-rebuild task is the natural moment to capture it). Link it here.</w:t>
       </w:r>
     </w:p>
-    <w:bookmarkEnd w:id="61"/>
-    <w:bookmarkStart w:id="62" w:name="configuration-reference"/>
+    <w:bookmarkEnd w:id="64"/>
+    <w:bookmarkStart w:id="65" w:name="configuration-reference"/>
     <w:p>
       <w:pPr>
         <w:pStyle w:val="Heading3"/>
@@ -16295,8 +16413,8 @@
         </w:tc>
       </w:tr>
     </w:tbl>
-    <w:bookmarkEnd w:id="62"/>
-    <w:bookmarkStart w:id="63" w:name="command-reference"/>
+    <w:bookmarkEnd w:id="65"/>
+    <w:bookmarkStart w:id="66" w:name="command-reference"/>
     <w:p>
       <w:pPr>
         <w:pStyle w:val="Heading3"/>
@@ -17812,8 +17930,8 @@
         </w:tc>
       </w:tr>
     </w:tbl>
-    <w:bookmarkEnd w:id="63"/>
-    <w:bookmarkStart w:id="64" w:name="verifying-an-installation"/>
+    <w:bookmarkEnd w:id="66"/>
+    <w:bookmarkStart w:id="67" w:name="verifying-an-installation"/>
     <w:p>
       <w:pPr>
         <w:pStyle w:val="Heading3"/>
@@ -18308,9 +18426,9 @@
         </w:pict>
       </w:r>
     </w:p>
-    <w:bookmarkEnd w:id="64"/>
-    <w:bookmarkEnd w:id="65"/>
-    <w:bookmarkStart w:id="75" w:name="ongoing-maintenance"/>
+    <w:bookmarkEnd w:id="67"/>
+    <w:bookmarkEnd w:id="68"/>
+    <w:bookmarkStart w:id="78" w:name="ongoing-maintenance"/>
     <w:p>
       <w:pPr>
         <w:pStyle w:val="Heading2"/>
@@ -18319,7 +18437,7 @@
         <w:t xml:space="preserve">5. Ongoing maintenance</w:t>
       </w:r>
     </w:p>
-    <w:bookmarkStart w:id="66" w:name="repository-map-where-to-change-what"/>
+    <w:bookmarkStart w:id="69" w:name="repository-map-where-to-change-what"/>
     <w:p>
       <w:pPr>
         <w:pStyle w:val="Heading3"/>
@@ -18873,8 +18991,8 @@
         <w:t xml:space="preserve">and a list page that a test proves agree. Every one of these has an existing example to copy.</w:t>
       </w:r>
     </w:p>
-    <w:bookmarkEnd w:id="66"/>
-    <w:bookmarkStart w:id="67" w:name="routine-operations"/>
+    <w:bookmarkEnd w:id="69"/>
+    <w:bookmarkStart w:id="70" w:name="routine-operations"/>
     <w:p>
       <w:pPr>
         <w:pStyle w:val="Heading3"/>
@@ -19624,8 +19742,8 @@
         </w:tc>
       </w:tr>
     </w:tbl>
-    <w:bookmarkEnd w:id="67"/>
-    <w:bookmarkStart w:id="68" w:name="keeping-the-dependencies-current"/>
+    <w:bookmarkEnd w:id="70"/>
+    <w:bookmarkStart w:id="71" w:name="keeping-the-dependencies-current"/>
     <w:p>
       <w:pPr>
         <w:pStyle w:val="Heading3"/>
@@ -19901,8 +20019,8 @@
         <w:t xml:space="preserve">3 are the likely friction points.</w:t>
       </w:r>
     </w:p>
-    <w:bookmarkEnd w:id="68"/>
-    <w:bookmarkStart w:id="69" w:name="ci-and-branch-protection"/>
+    <w:bookmarkEnd w:id="71"/>
+    <w:bookmarkStart w:id="72" w:name="ci-and-branch-protection"/>
     <w:p>
       <w:pPr>
         <w:pStyle w:val="Heading3"/>
@@ -20193,8 +20311,8 @@
         <w:t xml:space="preserve">To change protection rules you need repository admin; the settings and the reason for each are recorded in action A-03.</w:t>
       </w:r>
     </w:p>
-    <w:bookmarkEnd w:id="69"/>
-    <w:bookmarkStart w:id="70" w:name="extending-the-system"/>
+    <w:bookmarkEnd w:id="72"/>
+    <w:bookmarkStart w:id="73" w:name="extending-the-system"/>
     <w:p>
       <w:pPr>
         <w:pStyle w:val="Heading3"/>
@@ -20980,8 +21098,8 @@
         <w:t xml:space="preserve">scores pairwise precision/recall of any clustering against the catalogue’s competency tags.</w:t>
       </w:r>
     </w:p>
-    <w:bookmarkEnd w:id="70"/>
-    <w:bookmarkStart w:id="71" w:name="troubleshooting"/>
+    <w:bookmarkEnd w:id="73"/>
+    <w:bookmarkStart w:id="74" w:name="troubleshooting"/>
     <w:p>
       <w:pPr>
         <w:pStyle w:val="Heading3"/>
@@ -22368,8 +22486,8 @@
         </w:tc>
       </w:tr>
     </w:tbl>
-    <w:bookmarkEnd w:id="71"/>
-    <w:bookmarkStart w:id="72" w:name="technical-debt-register"/>
+    <w:bookmarkEnd w:id="74"/>
+    <w:bookmarkStart w:id="75" w:name="technical-debt-register"/>
     <w:p>
       <w:pPr>
         <w:pStyle w:val="Heading3"/>
@@ -24047,8 +24165,8 @@
         </w:tc>
       </w:tr>
     </w:tbl>
-    <w:bookmarkEnd w:id="72"/>
-    <w:bookmarkStart w:id="73" w:name="Xa66ef4d0f6c055af686f168947d88cb0a1aaf15"/>
+    <w:bookmarkEnd w:id="75"/>
+    <w:bookmarkStart w:id="76" w:name="Xa66ef4d0f6c055af686f168947d88cb0a1aaf15"/>
     <w:p>
       <w:pPr>
         <w:pStyle w:val="Heading3"/>
@@ -24523,8 +24641,8 @@
         <w:t xml:space="preserve">are used only for discovery and the connectivity probe, with a four-function token on a dedicated service account. Do not generate an admin token.</w:t>
       </w:r>
     </w:p>
-    <w:bookmarkEnd w:id="73"/>
-    <w:bookmarkStart w:id="74" w:name="documentation-that-is-known-to-be-stale"/>
+    <w:bookmarkEnd w:id="76"/>
+    <w:bookmarkStart w:id="77" w:name="documentation-that-is-known-to-be-stale"/>
     <w:p>
       <w:pPr>
         <w:pStyle w:val="Heading3"/>
@@ -24755,9 +24873,9 @@
         </w:pict>
       </w:r>
     </w:p>
-    <w:bookmarkEnd w:id="74"/>
-    <w:bookmarkEnd w:id="75"/>
-    <w:bookmarkStart w:id="81" w:name="testing"/>
+    <w:bookmarkEnd w:id="77"/>
+    <w:bookmarkEnd w:id="78"/>
+    <w:bookmarkStart w:id="84" w:name="testing"/>
     <w:p>
       <w:pPr>
         <w:pStyle w:val="Heading2"/>
@@ -24766,7 +24884,7 @@
         <w:t xml:space="preserve">6. Testing</w:t>
       </w:r>
     </w:p>
-    <w:bookmarkStart w:id="76" w:name="strategy"/>
+    <w:bookmarkStart w:id="79" w:name="strategy"/>
     <w:p>
       <w:pPr>
         <w:pStyle w:val="Heading3"/>
@@ -25689,8 +25807,8 @@
         <w:t xml:space="preserve">have no direct tests.</w:t>
       </w:r>
     </w:p>
-    <w:bookmarkEnd w:id="76"/>
-    <w:bookmarkStart w:id="77" w:name="user-story-test-table"/>
+    <w:bookmarkEnd w:id="79"/>
+    <w:bookmarkStart w:id="80" w:name="user-story-test-table"/>
     <w:p>
       <w:pPr>
         <w:pStyle w:val="Heading3"/>
@@ -28347,8 +28465,8 @@
         </w:tc>
       </w:tr>
     </w:tbl>
-    <w:bookmarkEnd w:id="77"/>
-    <w:bookmarkStart w:id="78" w:name="running-the-tests"/>
+    <w:bookmarkEnd w:id="80"/>
+    <w:bookmarkStart w:id="81" w:name="running-the-tests"/>
     <w:p>
       <w:pPr>
         <w:pStyle w:val="Heading3"/>
@@ -28631,8 +28749,8 @@
         <w:t xml:space="preserve">, no custom markers and no pytest config section; the suite is deliberately plain.</w:t>
       </w:r>
     </w:p>
-    <w:bookmarkEnd w:id="78"/>
-    <w:bookmarkStart w:id="79" w:name="continuous-integration"/>
+    <w:bookmarkEnd w:id="81"/>
+    <w:bookmarkStart w:id="82" w:name="continuous-integration"/>
     <w:p>
       <w:pPr>
         <w:pStyle w:val="Heading3"/>
@@ -28667,8 +28785,8 @@
         <w:t xml:space="preserve">is still found; a full-history scan was confirmed clean on 24 Aug 2026 and the job’s value is that it stays that way. Coverage XML is uploaded as an artifact on every run, including failed ones.</w:t>
       </w:r>
     </w:p>
-    <w:bookmarkEnd w:id="79"/>
-    <w:bookmarkStart w:id="80" w:name="Xdcb452c337cb38a77f57c4c85c3bc7a7f473fb0"/>
+    <w:bookmarkEnd w:id="82"/>
+    <w:bookmarkStart w:id="83" w:name="Xdcb452c337cb38a77f57c4c85c3bc7a7f473fb0"/>
     <w:p>
       <w:pPr>
         <w:pStyle w:val="Heading3"/>
@@ -29690,9 +29808,9 @@
         </w:pict>
       </w:r>
     </w:p>
-    <w:bookmarkEnd w:id="80"/>
-    <w:bookmarkEnd w:id="81"/>
-    <w:bookmarkStart w:id="87" w:name="usability-trial-results"/>
+    <w:bookmarkEnd w:id="83"/>
+    <w:bookmarkEnd w:id="84"/>
+    <w:bookmarkStart w:id="90" w:name="usability-trial-results"/>
     <w:p>
       <w:pPr>
         <w:pStyle w:val="Heading2"/>
@@ -29725,7 +29843,7 @@
         <w:t xml:space="preserve">The trial is scheduled as part of the Sprint 5 review on 4/5 October 2026. This section sets out who will test, what they will do, what is already known from owner feedback and from the team’s own preliminary runs, and the table to fill. It is framed as the project owner’s roadmap because that is what the results are for.</w:t>
       </w:r>
     </w:p>
-    <w:bookmarkStart w:id="82" w:name="participants-and-method"/>
+    <w:bookmarkStart w:id="85" w:name="participants-and-method"/>
     <w:p>
       <w:pPr>
         <w:pStyle w:val="Heading3"/>
@@ -29978,8 +30096,8 @@
         <w:t xml:space="preserve">.</w:t>
       </w:r>
     </w:p>
-    <w:bookmarkEnd w:id="82"/>
-    <w:bookmarkStart w:id="83" w:name="X1e2fd88383e755b0de637aee195156b89c1ce1f"/>
+    <w:bookmarkEnd w:id="85"/>
+    <w:bookmarkStart w:id="86" w:name="X1e2fd88383e755b0de637aee195156b89c1ce1f"/>
     <w:p>
       <w:pPr>
         <w:pStyle w:val="Heading3"/>
@@ -30213,8 +30331,8 @@
         <w:t xml:space="preserve">Test: walk the six security evidence items.</w:t>
       </w:r>
     </w:p>
-    <w:bookmarkEnd w:id="83"/>
-    <w:bookmarkStart w:id="84" w:name="results-to-fill-at-the-review"/>
+    <w:bookmarkEnd w:id="86"/>
+    <w:bookmarkStart w:id="87" w:name="results-to-fill-at-the-review"/>
     <w:p>
       <w:pPr>
         <w:pStyle w:val="Heading3"/>
@@ -31614,8 +31732,8 @@
         </w:tc>
       </w:tr>
     </w:tbl>
-    <w:bookmarkEnd w:id="84"/>
-    <w:bookmarkStart w:id="85" w:name="X287556ff213a075cc8fd7080e3c9e6c505480ef"/>
+    <w:bookmarkEnd w:id="87"/>
+    <w:bookmarkStart w:id="88" w:name="X287556ff213a075cc8fd7080e3c9e6c505480ef"/>
     <w:p>
       <w:pPr>
         <w:pStyle w:val="Heading3"/>
@@ -31779,8 +31897,8 @@
         <w:t xml:space="preserve">Which relative-gap cutoff to ratify, now that the 3,000-student sensitivity table exists (§3.9 item 2), and whether the priority groups are the right way to present the result.</w:t>
       </w:r>
     </w:p>
-    <w:bookmarkEnd w:id="85"/>
-    <w:bookmarkStart w:id="86" w:name="X9aee30a62998ef6eea56a2dbe1dddce56da57e1"/>
+    <w:bookmarkEnd w:id="88"/>
+    <w:bookmarkStart w:id="89" w:name="X9aee30a62998ef6eea56a2dbe1dddce56da57e1"/>
     <w:p>
       <w:pPr>
         <w:pStyle w:val="Heading3"/>
@@ -31817,9 +31935,9 @@
         </w:pict>
       </w:r>
     </w:p>
-    <w:bookmarkEnd w:id="86"/>
-    <w:bookmarkEnd w:id="87"/>
-    <w:bookmarkStart w:id="93" w:name="future-work"/>
+    <w:bookmarkEnd w:id="89"/>
+    <w:bookmarkEnd w:id="90"/>
+    <w:bookmarkStart w:id="96" w:name="future-work"/>
     <w:p>
       <w:pPr>
         <w:pStyle w:val="Heading2"/>
@@ -31836,7 +31954,7 @@
         <w:t xml:space="preserve">This chapter records what was descoped, what was deferred, and the late suggestions, so the next team starts from decisions rather than from scratch. The pre-agreed descope order was quizzes → study strategies → learning plans, with the extraction → clustering → gap-detection spine non-negotiable. The spine was delivered.</w:t>
       </w:r>
     </w:p>
-    <w:bookmarkStart w:id="88" w:name="descoped"/>
+    <w:bookmarkStart w:id="91" w:name="descoped"/>
     <w:p>
       <w:pPr>
         <w:pStyle w:val="Heading3"/>
@@ -31978,8 +32096,8 @@
         <w:t xml:space="preserve">against planted-gap recall is still a two-hour task.</w:t>
       </w:r>
     </w:p>
-    <w:bookmarkEnd w:id="88"/>
-    <w:bookmarkStart w:id="89" w:name="deferred-with-the-reason"/>
+    <w:bookmarkEnd w:id="91"/>
+    <w:bookmarkStart w:id="92" w:name="deferred-with-the-reason"/>
     <w:p>
       <w:pPr>
         <w:pStyle w:val="Heading3"/>
@@ -32154,7 +32272,25 @@
         <w:t xml:space="preserve"> </w:t>
       </w:r>
       <w:r>
-        <w:t xml:space="preserve">Built on its own branch (§3.11): declared sequence, subject chain on the gap card, configurable band, basis label. What remains is the owner’s course map to put in</w:t>
+        <w:t xml:space="preserve">Built on its own branch (§3.11): declared sequence, subject chain on the gap card, configurable band, basis label. What remains, in order: filter</w:t>
+      </w:r>
+      <w:r>
+        <w:t xml:space="preserve"> </w:t>
+      </w:r>
+      <w:r>
+        <w:t xml:space="preserve">“</w:t>
+      </w:r>
+      <w:r>
+        <w:t xml:space="preserve">ahead</w:t>
+      </w:r>
+      <w:r>
+        <w:t xml:space="preserve">”</w:t>
+      </w:r>
+      <w:r>
+        <w:t xml:space="preserve"> </w:t>
+      </w:r>
+      <w:r>
+        <w:t xml:space="preserve">to the student’s own program (the Program column exists in the workbook and the catalogue; the loader drops it), which is what makes the chain readable on a large cohort (§3.11); the owner’s course map to put in</w:t>
       </w:r>
       <w:r>
         <w:t xml:space="preserve"> </w:t>
@@ -32169,7 +32305,7 @@
         <w:t xml:space="preserve"> </w:t>
       </w:r>
       <w:r>
-        <w:t xml:space="preserve">(FR-1.7, still a decision he holds), Moodle enrolments as the source of</w:t>
+        <w:t xml:space="preserve">(FR-1.7, still a decision he holds); Moodle enrolments as the source of</w:t>
       </w:r>
       <w:r>
         <w:t xml:space="preserve"> </w:t>
@@ -32187,7 +32323,7 @@
         <w:t xml:space="preserve"> </w:t>
       </w:r>
       <w:r>
-        <w:t xml:space="preserve">on the production path, and the gap co-occurrence graph the ticket’s epic once mentioned, which was never specified.</w:t>
+        <w:t xml:space="preserve">on the production path; and the gap co-occurrence graph the ticket’s epic once mentioned, which was never specified.</w:t>
       </w:r>
     </w:p>
     <w:p>
@@ -32261,8 +32397,8 @@
         <w:t xml:space="preserve">.</w:t>
       </w:r>
     </w:p>
-    <w:bookmarkEnd w:id="89"/>
-    <w:bookmarkStart w:id="90" w:name="Xf427bac91b6968ac6e593f247411bef1c9f7963"/>
+    <w:bookmarkEnd w:id="92"/>
+    <w:bookmarkStart w:id="93" w:name="Xf427bac91b6968ac6e593f247411bef1c9f7963"/>
     <w:p>
       <w:pPr>
         <w:pStyle w:val="Heading3"/>
@@ -32523,8 +32659,8 @@
         <w:t xml:space="preserve">A Moodle plugin exposing rubric fills as a web service (tender Option 3), which would remove the database credential from the production path entirely.</w:t>
       </w:r>
     </w:p>
-    <w:bookmarkEnd w:id="90"/>
-    <w:bookmarkStart w:id="91" w:name="production-outlook-from-the-tender"/>
+    <w:bookmarkEnd w:id="93"/>
+    <w:bookmarkStart w:id="94" w:name="production-outlook-from-the-tender"/>
     <w:p>
       <w:pPr>
         <w:pStyle w:val="Heading3"/>
@@ -32541,8 +32677,8 @@
         <w:t xml:space="preserve">Roughly $200 per month for a small managed instance; a maintenance allowance of about 40 hours per semester; LLM cost about $0.02 for 150 students × 3 subjects on the Anthropic path, so about $0.10 per 1,000 students per semester. The dominant cost of running LJA is people reviewing clusters and ratifying thresholds, not compute.</w:t>
       </w:r>
     </w:p>
-    <w:bookmarkEnd w:id="91"/>
-    <w:bookmarkStart w:id="92" w:name="decisions-the-project-owner-still-holds"/>
+    <w:bookmarkEnd w:id="94"/>
+    <w:bookmarkStart w:id="95" w:name="decisions-the-project-owner-still-holds"/>
     <w:p>
       <w:pPr>
         <w:pStyle w:val="Heading3"/>
@@ -32566,9 +32702,9 @@
         </w:pict>
       </w:r>
     </w:p>
-    <w:bookmarkEnd w:id="92"/>
-    <w:bookmarkEnd w:id="93"/>
-    <w:bookmarkStart w:id="94" w:name="appendix-a.-glossary"/>
+    <w:bookmarkEnd w:id="95"/>
+    <w:bookmarkEnd w:id="96"/>
+    <w:bookmarkStart w:id="97" w:name="appendix-a.-glossary"/>
     <w:p>
       <w:pPr>
         <w:pStyle w:val="Heading2"/>
@@ -33314,8 +33450,8 @@
         </w:tc>
       </w:tr>
     </w:tbl>
-    <w:bookmarkEnd w:id="94"/>
-    <w:bookmarkStart w:id="102" w:name="appendix-b.-metrics-reference"/>
+    <w:bookmarkEnd w:id="97"/>
+    <w:bookmarkStart w:id="105" w:name="appendix-b.-metrics-reference"/>
     <w:p>
       <w:pPr>
         <w:pStyle w:val="Heading2"/>
@@ -33505,7 +33641,7 @@
         <w:t xml:space="preserve">.</w:t>
       </w:r>
     </w:p>
-    <w:bookmarkStart w:id="95" w:name="b.1-summary"/>
+    <w:bookmarkStart w:id="98" w:name="b.1-summary"/>
     <w:p>
       <w:pPr>
         <w:pStyle w:val="Heading3"/>
@@ -34848,8 +34984,8 @@
         </w:tc>
       </w:tr>
     </w:tbl>
-    <w:bookmarkEnd w:id="95"/>
-    <w:bookmarkStart w:id="96" w:name="b.2-figures-supplied-in-the-workbook"/>
+    <w:bookmarkEnd w:id="98"/>
+    <w:bookmarkStart w:id="99" w:name="b.2-figures-supplied-in-the-workbook"/>
     <w:p>
       <w:pPr>
         <w:pStyle w:val="Heading3"/>
@@ -35350,8 +35486,8 @@
         <w:t xml:space="preserve">band is not the dashboard’s at-risk cohort, which is deliberately undefined (B.4).</w:t>
       </w:r>
     </w:p>
-    <w:bookmarkEnd w:id="96"/>
-    <w:bookmarkStart w:id="97" w:name="X9836b0525749b8ad958a8ed8698cc69b0381553"/>
+    <w:bookmarkEnd w:id="99"/>
+    <w:bookmarkStart w:id="100" w:name="X9836b0525749b8ad958a8ed8698cc69b0381553"/>
     <w:p>
       <w:pPr>
         <w:pStyle w:val="Heading3"/>
@@ -37177,8 +37313,8 @@
         <w:t xml:space="preserve">, which reports gap detection at cutoffs of −1.0, −1.5 and −2.0.</w:t>
       </w:r>
     </w:p>
-    <w:bookmarkEnd w:id="97"/>
-    <w:bookmarkStart w:id="98" w:name="X7393b5fb7aff42cf13eb130bf4662f4b3049d9b"/>
+    <w:bookmarkEnd w:id="100"/>
+    <w:bookmarkStart w:id="101" w:name="X7393b5fb7aff42cf13eb130bf4662f4b3049d9b"/>
     <w:p>
       <w:pPr>
         <w:pStyle w:val="Heading3"/>
@@ -38549,8 +38685,8 @@
         <w:t xml:space="preserve">(cohort chart). The number of (student, competency) rows in each classification, for the students in the cohort.</w:t>
       </w:r>
     </w:p>
-    <w:bookmarkEnd w:id="98"/>
-    <w:bookmarkStart w:id="99" w:name="b.5-outcome-quality-metrics"/>
+    <w:bookmarkEnd w:id="101"/>
+    <w:bookmarkStart w:id="102" w:name="b.5-outcome-quality-metrics"/>
     <w:p>
       <w:pPr>
         <w:pStyle w:val="Heading3"/>
@@ -39340,8 +39476,8 @@
         <w:t xml:space="preserve">: the same ±5-point band as B.4.</w:t>
       </w:r>
     </w:p>
-    <w:bookmarkEnd w:id="99"/>
-    <w:bookmarkStart w:id="100" w:name="X954c5dbeb8a80ac3dddf0c3ce2309c29100eeea"/>
+    <w:bookmarkEnd w:id="102"/>
+    <w:bookmarkStart w:id="103" w:name="X954c5dbeb8a80ac3dddf0c3ce2309c29100eeea"/>
     <w:p>
       <w:pPr>
         <w:pStyle w:val="Heading3"/>
@@ -39835,8 +39971,8 @@
         <w:t xml:space="preserve">Unplanted flags are not automatically false positives: every generated student has real variation between competencies, so a flag in their genuinely weakest competency is a correct detection of a gap nobody planted.</w:t>
       </w:r>
     </w:p>
-    <w:bookmarkEnd w:id="100"/>
-    <w:bookmarkStart w:id="101" w:name="X42a860e5d5d21b9b27139ed050e3d67e584c28d"/>
+    <w:bookmarkEnd w:id="103"/>
+    <w:bookmarkStart w:id="104" w:name="X42a860e5d5d21b9b27139ed050e3d67e584c28d"/>
     <w:p>
       <w:pPr>
         <w:pStyle w:val="Heading3"/>
@@ -40328,9 +40464,9 @@
         </w:tc>
       </w:tr>
     </w:tbl>
-    <w:bookmarkEnd w:id="101"/>
-    <w:bookmarkEnd w:id="102"/>
-    <w:bookmarkStart w:id="103" w:name="appendix-c.-source-documents"/>
+    <w:bookmarkEnd w:id="104"/>
+    <w:bookmarkEnd w:id="105"/>
+    <w:bookmarkStart w:id="106" w:name="appendix-c.-source-documents"/>
     <w:p>
       <w:pPr>
         <w:pStyle w:val="Heading2"/>
@@ -41351,8 +41487,8 @@
         </w:tc>
       </w:tr>
     </w:tbl>
-    <w:bookmarkEnd w:id="103"/>
-    <w:bookmarkStart w:id="104" w:name="appendix-d.-change-log"/>
+    <w:bookmarkEnd w:id="106"/>
+    <w:bookmarkStart w:id="107" w:name="appendix-d.-change-log"/>
     <w:p>
       <w:pPr>
         <w:pStyle w:val="Heading2"/>
@@ -41726,14 +41862,14 @@
               <w:jc w:val="left"/>
             </w:pPr>
             <w:r>
-              <w:t xml:space="preserve">IOLG-106 trajectory model: new §3.11, decision D19, story D12, configuration rows, repository map, debt items 7 and 8 resolved to configuration, §8.2 and Appendix B reconciled. Ships on the IOLG-106 branch.</w:t>
+              <w:t xml:space="preserve">IOLG-106 trajectory model: new §3.11 with Figure 5c and the unfiltered-ahead finding, decision D19, story D12, configuration rows, repository map, debt items 7 and 8 resolved to configuration, §8.2 and Appendix B reconciled. Ships on the IOLG-106 branch.</w:t>
             </w:r>
           </w:p>
         </w:tc>
       </w:tr>
     </w:tbl>
-    <w:bookmarkEnd w:id="104"/>
-    <w:bookmarkEnd w:id="105"/>
+    <w:bookmarkEnd w:id="107"/>
+    <w:bookmarkEnd w:id="108"/>
     <w:sectPr/>
   </w:body>
 </w:document>

--- a/docs/handover/system-maintenance-document.docx
+++ b/docs/handover/system-maintenance-document.docx
@@ -73,7 +73,7 @@
               <w:jc w:val="left"/>
             </w:pPr>
             <w:r>
-              <w:t xml:space="preserve">DRAFT 0.5 — for team review. Sections marked ⚠</w:t>
+              <w:t xml:space="preserve">DRAFT 0.6 — for team review. Sections marked ⚠</w:t>
             </w:r>
             <w:r>
               <w:t xml:space="preserve"> </w:t>
@@ -892,7 +892,33 @@
               <w:jc w:val="left"/>
             </w:pPr>
             <w:r>
-              <w:t xml:space="preserve">Built on the IOLG-106 branch (§3.11)</w:t>
+              <w:t xml:space="preserve">Working (IOLG-106, PR #53)</w:t>
+            </w:r>
+          </w:p>
+        </w:tc>
+      </w:tr>
+      <w:tr>
+        <w:tc>
+          <w:tcPr/>
+          <w:p>
+            <w:pPr>
+              <w:pStyle w:val="Compact"/>
+              <w:jc w:val="left"/>
+            </w:pPr>
+            <w:r>
+              <w:t xml:space="preserve">Generate or regenerate a plan or quiz from the student page, opt-in, with the command’s own progress</w:t>
+            </w:r>
+          </w:p>
+        </w:tc>
+        <w:tc>
+          <w:tcPr/>
+          <w:p>
+            <w:pPr>
+              <w:pStyle w:val="Compact"/>
+              <w:jc w:val="left"/>
+            </w:pPr>
+            <w:r>
+              <w:t xml:space="preserve">Built on the IOLG-137 branch (D20)</w:t>
             </w:r>
           </w:p>
         </w:tc>
@@ -7677,7 +7703,7 @@
           <w:bCs/>
           <w:b/>
         </w:rPr>
-        <w:t xml:space="preserve">D9. Dashboard is read-only and never calls the LLM.</w:t>
+        <w:t xml:space="preserve">D9. Dashboard is read-only and never calls the LLM on a page load.</w:t>
       </w:r>
       <w:r>
         <w:t xml:space="preserve"> </w:t>
@@ -7726,7 +7752,110 @@
         <w:t xml:space="preserve"> </w:t>
       </w:r>
       <w:r>
-        <w:t xml:space="preserve">Limitation: no auto-reload, no auth, Excel source only.</w:t>
+        <w:t xml:space="preserve">Limitation: no auto-reload, no auth, Excel source only. D20 adds the one deliberate exception.</w:t>
+      </w:r>
+    </w:p>
+    <w:p>
+      <w:pPr>
+        <w:pStyle w:val="BodyText"/>
+      </w:pPr>
+      <w:r>
+        <w:rPr>
+          <w:bCs/>
+          <w:b/>
+        </w:rPr>
+        <w:t xml:space="preserve">D20. Generation from the student page is a button, opt-in, and a subprocess of the same command</w:t>
+      </w:r>
+      <w:r>
+        <w:t xml:space="preserve"> </w:t>
+      </w:r>
+      <w:r>
+        <w:t xml:space="preserve">(IOLG-137). Where a plan or quiz is missing the page used to print the command to type; the project owner’s reviewer asked for a button. The button exists only when the dashboard is started with</w:t>
+      </w:r>
+      <w:r>
+        <w:t xml:space="preserve"> </w:t>
+      </w:r>
+      <w:r>
+        <w:rPr>
+          <w:rStyle w:val="VerbatimChar"/>
+        </w:rPr>
+        <w:t xml:space="preserve">--allow-generate</w:t>
+      </w:r>
+      <w:r>
+        <w:t xml:space="preserve"> </w:t>
+      </w:r>
+      <w:r>
+        <w:t xml:space="preserve">(or</w:t>
+      </w:r>
+      <w:r>
+        <w:t xml:space="preserve"> </w:t>
+      </w:r>
+      <w:r>
+        <w:rPr>
+          <w:rStyle w:val="VerbatimChar"/>
+        </w:rPr>
+        <w:t xml:space="preserve">LJA_DASHBOARD_GENERATE=1</w:t>
+      </w:r>
+      <w:r>
+        <w:t xml:space="preserve">), because the dashboard has no login and a control that spends LLM calls must be an operator’s choice; the Provenance page says whether it is on. A press is an explicit</w:t>
+      </w:r>
+      <w:r>
+        <w:t xml:space="preserve"> </w:t>
+      </w:r>
+      <w:r>
+        <w:rPr>
+          <w:rStyle w:val="VerbatimChar"/>
+        </w:rPr>
+        <w:t xml:space="preserve">POST</w:t>
+      </w:r>
+      <w:r>
+        <w:t xml:space="preserve">, never a page load, and it runs</w:t>
+      </w:r>
+      <w:r>
+        <w:t xml:space="preserve"> </w:t>
+      </w:r>
+      <w:r>
+        <w:rPr>
+          <w:rStyle w:val="VerbatimChar"/>
+        </w:rPr>
+        <w:t xml:space="preserve">python -m lja.plan</w:t>
+      </w:r>
+      <w:r>
+        <w:t xml:space="preserve"> </w:t>
+      </w:r>
+      <w:r>
+        <w:t xml:space="preserve">or</w:t>
+      </w:r>
+      <w:r>
+        <w:t xml:space="preserve"> </w:t>
+      </w:r>
+      <w:r>
+        <w:rPr>
+          <w:rStyle w:val="VerbatimChar"/>
+        </w:rPr>
+        <w:t xml:space="preserve">lja.quiz</w:t>
+      </w:r>
+      <w:r>
+        <w:t xml:space="preserve"> </w:t>
+      </w:r>
+      <w:r>
+        <w:t xml:space="preserve">for that one student with the workbook, cache and review file the dashboard was started from, into the directories it reads. There is no second code path to a model, so the gate, the grounding and the fail-closed rule are the CLI’s own. The page polls the job and shows the command’s output lines (each grounding attempt), then re-renders from the file; the CLI writes only after grounding passes, so a failed run leaves the previous file untouched. One job per student and artefact at a time.</w:t>
+      </w:r>
+      <w:r>
+        <w:t xml:space="preserve"> </w:t>
+      </w:r>
+      <w:r>
+        <w:rPr>
+          <w:iCs/>
+          <w:i/>
+        </w:rPr>
+        <w:t xml:space="preserve">Usability for staff; D9’s cost rule kept.</w:t>
+      </w:r>
+      <w:r>
+        <w:t xml:space="preserve"> </w:t>
+      </w:r>
+      <w:r>
+        <w:t xml:space="preserve">Limitation: no queue, no cancel, and anyone who can reach the port can press the button, which is why it is off by default and the dashboard binds to localhost.</w:t>
       </w:r>
     </w:p>
     <w:p>
@@ -8906,6 +9035,78 @@
                 <w:bCs/>
                 <w:b/>
               </w:rPr>
+              <w:t xml:space="preserve">Denial of service</w:t>
+            </w:r>
+            <w:r>
+              <w:t xml:space="preserve"> </w:t>
+            </w:r>
+            <w:r>
+              <w:t xml:space="preserve">or cost by pressing Generate</w:t>
+            </w:r>
+          </w:p>
+        </w:tc>
+        <w:tc>
+          <w:tcPr/>
+          <w:p>
+            <w:pPr>
+              <w:pStyle w:val="Compact"/>
+              <w:jc w:val="left"/>
+            </w:pPr>
+            <w:r>
+              <w:t xml:space="preserve">Student page (IOLG-137)</w:t>
+            </w:r>
+          </w:p>
+        </w:tc>
+        <w:tc>
+          <w:tcPr/>
+          <w:p>
+            <w:pPr>
+              <w:pStyle w:val="Compact"/>
+              <w:jc w:val="left"/>
+            </w:pPr>
+            <w:r>
+              <w:t xml:space="preserve">Off unless</w:t>
+            </w:r>
+            <w:r>
+              <w:t xml:space="preserve"> </w:t>
+            </w:r>
+            <w:r>
+              <w:rPr>
+                <w:rStyle w:val="VerbatimChar"/>
+              </w:rPr>
+              <w:t xml:space="preserve">--allow-generate</w:t>
+            </w:r>
+            <w:r>
+              <w:t xml:space="preserve">; one job per student and artefact; Provenance page states it is on; the CLI’s own gate and attempt limit</w:t>
+            </w:r>
+          </w:p>
+        </w:tc>
+        <w:tc>
+          <w:tcPr/>
+          <w:p>
+            <w:pPr>
+              <w:pStyle w:val="Compact"/>
+              <w:jc w:val="left"/>
+            </w:pPr>
+            <w:r>
+              <w:t xml:space="preserve">With it on, anyone reaching the port can start LLM calls. Keep it off on anything but localhost; add auth before exposing it.</w:t>
+            </w:r>
+          </w:p>
+        </w:tc>
+      </w:tr>
+      <w:tr>
+        <w:tc>
+          <w:tcPr/>
+          <w:p>
+            <w:pPr>
+              <w:pStyle w:val="Compact"/>
+              <w:jc w:val="left"/>
+            </w:pPr>
+            <w:r>
+              <w:rPr>
+                <w:bCs/>
+                <w:b/>
+              </w:rPr>
               <w:t xml:space="preserve">Tampering</w:t>
             </w:r>
             <w:r>
@@ -16224,6 +16425,65 @@
               <w:rPr>
                 <w:rStyle w:val="VerbatimChar"/>
               </w:rPr>
+              <w:t xml:space="preserve">LJA_DASHBOARD_GENERATE</w:t>
+            </w:r>
+          </w:p>
+        </w:tc>
+        <w:tc>
+          <w:tcPr/>
+          <w:p>
+            <w:pPr>
+              <w:pStyle w:val="Compact"/>
+              <w:jc w:val="left"/>
+            </w:pPr>
+            <w:r>
+              <w:t xml:space="preserve">unset (off)</w:t>
+            </w:r>
+          </w:p>
+        </w:tc>
+        <w:tc>
+          <w:tcPr/>
+          <w:p>
+            <w:pPr>
+              <w:pStyle w:val="Compact"/>
+              <w:jc w:val="left"/>
+            </w:pPr>
+            <w:r>
+              <w:rPr>
+                <w:rStyle w:val="VerbatimChar"/>
+              </w:rPr>
+              <w:t xml:space="preserve">1</w:t>
+            </w:r>
+            <w:r>
+              <w:t xml:space="preserve"> </w:t>
+            </w:r>
+            <w:r>
+              <w:t xml:space="preserve">shows Generate buttons on the student page (D20); same as</w:t>
+            </w:r>
+            <w:r>
+              <w:t xml:space="preserve"> </w:t>
+            </w:r>
+            <w:r>
+              <w:rPr>
+                <w:rStyle w:val="VerbatimChar"/>
+              </w:rPr>
+              <w:t xml:space="preserve">--allow-generate</w:t>
+            </w:r>
+          </w:p>
+        </w:tc>
+      </w:tr>
+      <w:tr>
+        <w:tc>
+          <w:tcPr/>
+          <w:p>
+            <w:pPr>
+              <w:pStyle w:val="Compact"/>
+              <w:jc w:val="left"/>
+            </w:pPr>
+            <w:r>
+              <w:rPr>
+                <w:rStyle w:val="VerbatimChar"/>
+              </w:rPr>
               <w:t xml:space="preserve">LJA_QUIZ_CATALOGUE</w:t>
             </w:r>
           </w:p>
@@ -17306,7 +17566,22 @@
               <w:t xml:space="preserve">--absolute-ceiling</w:t>
             </w:r>
             <w:r>
-              <w:t xml:space="preserve">;</w:t>
+              <w:t xml:space="preserve">,</w:t>
+            </w:r>
+            <w:r>
+              <w:t xml:space="preserve"> </w:t>
+            </w:r>
+            <w:r>
+              <w:rPr>
+                <w:rStyle w:val="VerbatimChar"/>
+              </w:rPr>
+              <w:t xml:space="preserve">--allow-generate</w:t>
+            </w:r>
+            <w:r>
+              <w:t xml:space="preserve"> </w:t>
+            </w:r>
+            <w:r>
+              <w:t xml:space="preserve">(D20);</w:t>
             </w:r>
             <w:r>
               <w:t xml:space="preserve"> </w:t>
@@ -17318,10 +17593,16 @@
               <w:t xml:space="preserve">LJA_DASHBOARD_PLANS_DIR</w:t>
             </w:r>
             <w:r>
-              <w:t xml:space="preserve"> </w:t>
-            </w:r>
-            <w:r>
-              <w:t xml:space="preserve">for plans</w:t>
+              <w:t xml:space="preserve">,</w:t>
+            </w:r>
+            <w:r>
+              <w:t xml:space="preserve"> </w:t>
+            </w:r>
+            <w:r>
+              <w:rPr>
+                <w:rStyle w:val="VerbatimChar"/>
+              </w:rPr>
+              <w:t xml:space="preserve">LJA_DASHBOARD_QUIZZES_DIR</w:t>
             </w:r>
           </w:p>
         </w:tc>
@@ -18670,7 +18951,7 @@
         <w:rPr>
           <w:rStyle w:val="VerbatimChar"/>
         </w:rPr>
-        <w:t xml:space="preserve">│   │   └── dashboard/           app.py (routes, 1,032) · run_info.py · stats.py · __main__.py · templates/ (21 files; _macros.html holds the tile and scrollbox macros)</w:t>
+        <w:t xml:space="preserve">│   │   └── dashboard/           app.py (routes) · run_info.py · generate.py (IOLG-137 jobs) · stats.py · __main__.py · templates/ (21 files; _macros.html holds the tile and scrollbox macros)</w:t>
       </w:r>
       <w:r>
         <w:br/>
@@ -18679,7 +18960,7 @@
         <w:rPr>
           <w:rStyle w:val="VerbatimChar"/>
         </w:rPr>
-        <w:t xml:space="preserve">│   │                            static/{style.css, sort.js, scrollbox.js, chartzoom.js}</w:t>
+        <w:t xml:space="preserve">│   │                            static/{style.css, sort.js, scrollbox.js, chartzoom.js, generate.js}</w:t>
       </w:r>
       <w:r>
         <w:br/>
@@ -20705,6 +20986,84 @@
           <w:bCs/>
           <w:b/>
         </w:rPr>
+        <w:t xml:space="preserve">Add a generated artefact to the Generate button.</w:t>
+      </w:r>
+      <w:r>
+        <w:t xml:space="preserve"> </w:t>
+      </w:r>
+      <w:r>
+        <w:t xml:space="preserve">One entry in</w:t>
+      </w:r>
+      <w:r>
+        <w:t xml:space="preserve"> </w:t>
+      </w:r>
+      <w:r>
+        <w:rPr>
+          <w:rStyle w:val="VerbatimChar"/>
+        </w:rPr>
+        <w:t xml:space="preserve">ARTEFACTS</w:t>
+      </w:r>
+      <w:r>
+        <w:t xml:space="preserve"> </w:t>
+      </w:r>
+      <w:r>
+        <w:t xml:space="preserve">in</w:t>
+      </w:r>
+      <w:r>
+        <w:t xml:space="preserve"> </w:t>
+      </w:r>
+      <w:r>
+        <w:rPr>
+          <w:rStyle w:val="VerbatimChar"/>
+        </w:rPr>
+        <w:t xml:space="preserve">dashboard/generate.py</w:t>
+      </w:r>
+      <w:r>
+        <w:t xml:space="preserve"> </w:t>
+      </w:r>
+      <w:r>
+        <w:t xml:space="preserve">(module, output file name, label) and a</w:t>
+      </w:r>
+      <w:r>
+        <w:t xml:space="preserve"> </w:t>
+      </w:r>
+      <w:r>
+        <w:rPr>
+          <w:rStyle w:val="VerbatimChar"/>
+        </w:rPr>
+        <w:t xml:space="preserve">generate_box</w:t>
+      </w:r>
+      <w:r>
+        <w:t xml:space="preserve"> </w:t>
+      </w:r>
+      <w:r>
+        <w:t xml:space="preserve">call in</w:t>
+      </w:r>
+      <w:r>
+        <w:t xml:space="preserve"> </w:t>
+      </w:r>
+      <w:r>
+        <w:rPr>
+          <w:rStyle w:val="VerbatimChar"/>
+        </w:rPr>
+        <w:t xml:space="preserve">student.html</w:t>
+      </w:r>
+      <w:r>
+        <w:t xml:space="preserve"> </w:t>
+      </w:r>
+      <w:r>
+        <w:t xml:space="preserve">beside the section that renders it; the job runner, routes and polling script are shared. Study strategies are the obvious candidate once the page shows them.</w:t>
+      </w:r>
+    </w:p>
+    <w:p>
+      <w:pPr>
+        <w:pStyle w:val="BodyText"/>
+      </w:pPr>
+      <w:r>
+        <w:rPr>
+          <w:bCs/>
+          <w:b/>
+        </w:rPr>
         <w:t xml:space="preserve">Add a dashboard view.</w:t>
       </w:r>
       <w:r>
@@ -21882,6 +22241,127 @@
             </w:r>
             <w:r>
               <w:t xml:space="preserve">to skip the call deliberately</w:t>
+            </w:r>
+          </w:p>
+        </w:tc>
+      </w:tr>
+      <w:tr>
+        <w:tc>
+          <w:tcPr/>
+          <w:p>
+            <w:pPr>
+              <w:pStyle w:val="Compact"/>
+              <w:jc w:val="left"/>
+            </w:pPr>
+            <w:r>
+              <w:t xml:space="preserve">No Generate button on the student page;</w:t>
+            </w:r>
+            <w:r>
+              <w:t xml:space="preserve"> </w:t>
+            </w:r>
+            <w:r>
+              <w:rPr>
+                <w:rStyle w:val="VerbatimChar"/>
+              </w:rPr>
+              <w:t xml:space="preserve">POST …/generate/plan</w:t>
+            </w:r>
+            <w:r>
+              <w:t xml:space="preserve"> </w:t>
+            </w:r>
+            <w:r>
+              <w:t xml:space="preserve">returns 403</w:t>
+            </w:r>
+          </w:p>
+        </w:tc>
+        <w:tc>
+          <w:tcPr/>
+          <w:p>
+            <w:pPr>
+              <w:pStyle w:val="Compact"/>
+              <w:jc w:val="left"/>
+            </w:pPr>
+            <w:r>
+              <w:t xml:space="preserve">Generation is off by default (D20)</w:t>
+            </w:r>
+          </w:p>
+        </w:tc>
+        <w:tc>
+          <w:tcPr/>
+          <w:p>
+            <w:pPr>
+              <w:pStyle w:val="Compact"/>
+              <w:jc w:val="left"/>
+            </w:pPr>
+            <w:r>
+              <w:t xml:space="preserve">Start with</w:t>
+            </w:r>
+            <w:r>
+              <w:t xml:space="preserve"> </w:t>
+            </w:r>
+            <w:r>
+              <w:rPr>
+                <w:rStyle w:val="VerbatimChar"/>
+              </w:rPr>
+              <w:t xml:space="preserve">--allow-generate</w:t>
+            </w:r>
+            <w:r>
+              <w:t xml:space="preserve">; the Provenance page confirms it is on</w:t>
+            </w:r>
+          </w:p>
+        </w:tc>
+      </w:tr>
+      <w:tr>
+        <w:tc>
+          <w:tcPr/>
+          <w:p>
+            <w:pPr>
+              <w:pStyle w:val="Compact"/>
+              <w:jc w:val="left"/>
+            </w:pPr>
+            <w:r>
+              <w:t xml:space="preserve">Generate shows</w:t>
+            </w:r>
+            <w:r>
+              <w:t xml:space="preserve"> </w:t>
+            </w:r>
+            <w:r>
+              <w:t xml:space="preserve">“</w:t>
+            </w:r>
+            <w:r>
+              <w:t xml:space="preserve">Failed</w:t>
+            </w:r>
+            <w:r>
+              <w:t xml:space="preserve">”</w:t>
+            </w:r>
+            <w:r>
+              <w:t xml:space="preserve"> </w:t>
+            </w:r>
+            <w:r>
+              <w:t xml:space="preserve">with the command’s output</w:t>
+            </w:r>
+          </w:p>
+        </w:tc>
+        <w:tc>
+          <w:tcPr/>
+          <w:p>
+            <w:pPr>
+              <w:pStyle w:val="Compact"/>
+              <w:jc w:val="left"/>
+            </w:pPr>
+            <w:r>
+              <w:t xml:space="preserve">The CLI exited non-zero: no model reachable, the gate blocked (exit 2), or no attempt grounded (exit 1)</w:t>
+            </w:r>
+          </w:p>
+        </w:tc>
+        <w:tc>
+          <w:tcPr/>
+          <w:p>
+            <w:pPr>
+              <w:pStyle w:val="Compact"/>
+              <w:jc w:val="left"/>
+            </w:pPr>
+            <w:r>
+              <w:t xml:space="preserve">Read the output lines; the previous file, if any, is untouched</w:t>
             </w:r>
           </w:p>
         </w:tc>
@@ -27803,6 +28283,90 @@
             </w:pPr>
             <w:r>
               <w:t xml:space="preserve">Yes</w:t>
+            </w:r>
+          </w:p>
+        </w:tc>
+      </w:tr>
+      <w:tr>
+        <w:tc>
+          <w:tcPr/>
+          <w:p>
+            <w:pPr>
+              <w:pStyle w:val="Compact"/>
+              <w:jc w:val="left"/>
+            </w:pPr>
+            <w:r>
+              <w:rPr>
+                <w:bCs/>
+                <w:b/>
+              </w:rPr>
+              <w:t xml:space="preserve">D13</w:t>
+            </w:r>
+            <w:r>
+              <w:t xml:space="preserve"> </w:t>
+            </w:r>
+            <w:r>
+              <w:t xml:space="preserve">Generate from the page</w:t>
+            </w:r>
+          </w:p>
+        </w:tc>
+        <w:tc>
+          <w:tcPr/>
+          <w:p>
+            <w:pPr>
+              <w:pStyle w:val="Compact"/>
+              <w:jc w:val="left"/>
+            </w:pPr>
+            <w:r>
+              <w:rPr>
+                <w:rStyle w:val="VerbatimChar"/>
+              </w:rPr>
+              <w:t xml:space="preserve">test_dashboard_generate.py</w:t>
+            </w:r>
+            <w:r>
+              <w:t xml:space="preserve"> </w:t>
+            </w:r>
+            <w:r>
+              <w:t xml:space="preserve">(8), fake runner: no button and the real workbook path when off, 403; button and labels; the command is the real CLI invocation with this run’s inputs; a job runs and the page then shows the plan and Regenerate; a failure keeps the old file; a second press is 409; unknown artefact or student is 404; Provenance states on/off</w:t>
+            </w:r>
+          </w:p>
+        </w:tc>
+        <w:tc>
+          <w:tcPr/>
+          <w:p>
+            <w:pPr>
+              <w:pStyle w:val="Compact"/>
+              <w:jc w:val="left"/>
+            </w:pPr>
+            <w:r>
+              <w:rPr>
+                <w:rStyle w:val="VerbatimChar"/>
+              </w:rPr>
+              <w:t xml:space="preserve">TestClient</w:t>
+            </w:r>
+          </w:p>
+        </w:tc>
+        <w:tc>
+          <w:tcPr/>
+          <w:p>
+            <w:pPr>
+              <w:pStyle w:val="Compact"/>
+              <w:jc w:val="left"/>
+            </w:pPr>
+            <w:r>
+              <w:t xml:space="preserve">—</w:t>
+            </w:r>
+          </w:p>
+        </w:tc>
+        <w:tc>
+          <w:tcPr/>
+          <w:p>
+            <w:pPr>
+              <w:pStyle w:val="Compact"/>
+              <w:jc w:val="left"/>
+            </w:pPr>
+            <w:r>
+              <w:t xml:space="preserve">Yes, on the branch</w:t>
             </w:r>
           </w:p>
         </w:tc>
@@ -41863,6 +42427,56 @@
             </w:pPr>
             <w:r>
               <w:t xml:space="preserve">IOLG-106 trajectory model: new §3.11 with Figure 5c and the unfiltered-ahead finding, decision D19, story D12, configuration rows, repository map, debt items 7 and 8 resolved to configuration, §8.2 and Appendix B reconciled. Ships on the IOLG-106 branch.</w:t>
+            </w:r>
+          </w:p>
+        </w:tc>
+      </w:tr>
+      <w:tr>
+        <w:tc>
+          <w:tcPr/>
+          <w:p>
+            <w:pPr>
+              <w:pStyle w:val="Compact"/>
+              <w:jc w:val="left"/>
+            </w:pPr>
+            <w:r>
+              <w:t xml:space="preserve">0.6</w:t>
+            </w:r>
+          </w:p>
+        </w:tc>
+        <w:tc>
+          <w:tcPr/>
+          <w:p>
+            <w:pPr>
+              <w:pStyle w:val="Compact"/>
+              <w:jc w:val="left"/>
+            </w:pPr>
+            <w:r>
+              <w:t xml:space="preserve">2 Oct 2026</w:t>
+            </w:r>
+          </w:p>
+        </w:tc>
+        <w:tc>
+          <w:tcPr/>
+          <w:p>
+            <w:pPr>
+              <w:pStyle w:val="Compact"/>
+              <w:jc w:val="left"/>
+            </w:pPr>
+            <w:r>
+              <w:t xml:space="preserve">Allan Campton (drafted with Claude Code)</w:t>
+            </w:r>
+          </w:p>
+        </w:tc>
+        <w:tc>
+          <w:tcPr/>
+          <w:p>
+            <w:pPr>
+              <w:pStyle w:val="Compact"/>
+              <w:jc w:val="left"/>
+            </w:pPr>
+            <w:r>
+              <w:t xml:space="preserve">IOLG-137: Generate and Regenerate buttons on the student page, opt-in. Decision D20, threat-model row, configuration and command rows, repository map, §5.5 recipe, troubleshooting rows, test row D13. IOLG-106 marked merged (PR #53). Ships on the IOLG-137 branch.</w:t>
             </w:r>
           </w:p>
         </w:tc>
